--- a/docs/FFT.docx
+++ b/docs/FFT.docx
@@ -20,13 +20,8 @@
       <w:r>
         <w:t xml:space="preserve"> </w:t>
       </w:r>
-      <w:proofErr w:type="spellStart"/>
-      <w:r>
-        <w:t>Sotheara</w:t>
-      </w:r>
-      <w:proofErr w:type="spellEnd"/>
-      <w:r>
-        <w:t xml:space="preserve"> </w:t>
+      <w:r>
+        <w:t xml:space="preserve">Sotheara </w:t>
       </w:r>
     </w:p>
     <w:p>
@@ -81,77 +76,40 @@
         </w:numPr>
       </w:pPr>
       <w:r>
-        <w:t>Overview</w:t>
+        <w:t>Introduction</w:t>
+      </w:r>
+      <w:r>
+        <w:t xml:space="preserve"> </w:t>
       </w:r>
     </w:p>
     <w:p>
       <w:r>
-        <w:t xml:space="preserve">Audio </w:t>
-      </w:r>
-      <w:proofErr w:type="spellStart"/>
-      <w:r>
-        <w:t>denoising</w:t>
-      </w:r>
-      <w:proofErr w:type="spellEnd"/>
-      <w:r>
-        <w:t xml:space="preserve"> is the process of removing unwanted noise or in</w:t>
-      </w:r>
-      <w:r>
-        <w:t>terference from an audio signal</w:t>
-      </w:r>
-      <w:r>
-        <w:t xml:space="preserve"> </w:t>
-      </w:r>
-      <w:r>
-        <w:t>to enhance its quality and clarity</w:t>
+        <w:rPr>
+          <w:rStyle w:val="citation-158"/>
+        </w:rPr>
+        <w:t>Audio denoising is the critical process of isolating and removing unwanted background interference (noise) from a primary audio signal to improve its clarity and fidelity</w:t>
       </w:r>
       <w:r>
         <w:t xml:space="preserve">. </w:t>
       </w:r>
       <w:r>
-        <w:t>T</w:t>
-      </w:r>
-      <w:bookmarkStart w:id="0" w:name="_GoBack"/>
-      <w:bookmarkEnd w:id="0"/>
-      <w:r>
-        <w:t>his involves identifying and isolating noise components, often characterized by irregular or high-frequency elements, and filtering them out while preserving the integrity of the original sound</w:t>
+        <w:rPr>
+          <w:rStyle w:val="citation-157"/>
+        </w:rPr>
+        <w:t>In the context of speech processing, this is essential for high-fidelity audio consumption and for preparing clean datasets for machine learning tasks</w:t>
+      </w:r>
+      <w:r>
+        <w:t xml:space="preserve">. </w:t>
+      </w:r>
+      <w:r>
+        <w:rPr>
+          <w:rStyle w:val="citation-156"/>
+        </w:rPr>
+        <w:t>This project explores the transition of sound from a physical wave to a digital representation and the use of the Fast Fourier Transform (FFT) to filter out non-stationary background noise, such as that from a coffee machine or traffic</w:t>
       </w:r>
       <w:r>
         <w:t>.</w:t>
       </w:r>
-    </w:p>
-    <w:p>
-      <w:r>
-        <w:t>The goal is to improve the listening experience and the accuracy of audio analysis and processing</w:t>
-      </w:r>
-      <w:r>
-        <w:t xml:space="preserve">. It’s Important to filter out noise for High Fidelity Audio not just for listening but also for dataset creation for certain machine learning tasks. </w:t>
-      </w:r>
-      <w:proofErr w:type="spellStart"/>
-      <w:r>
-        <w:t>Denoising</w:t>
-      </w:r>
-      <w:proofErr w:type="spellEnd"/>
-      <w:r>
-        <w:t xml:space="preserve"> would ideally be a part of Data Cleaning step of the pipeline</w:t>
-      </w:r>
-      <w:r>
-        <w:br/>
-      </w:r>
-      <w:r>
-        <w:tab/>
-      </w:r>
-      <w:r>
-        <w:t>Voice with background noise refers to audio recordings where the primary speech is obscured by unwanted ambient sounds, such as traffic, chatter, or AC hum</w:t>
-      </w:r>
-      <w:r>
-        <w:t>.</w:t>
-      </w:r>
-    </w:p>
-    <w:p>
-      <w:pPr>
-        <w:ind w:firstLine="0"/>
-      </w:pPr>
     </w:p>
     <w:p>
       <w:pPr>
@@ -167,7 +125,108 @@
         </w:numPr>
       </w:pPr>
       <w:r>
-        <w:t>Understand important properties in audio</w:t>
+        <w:t>Foundation</w:t>
+      </w:r>
+      <w:r>
+        <w:t xml:space="preserve"> </w:t>
+      </w:r>
+      <w:r>
+        <w:t>of Digital Signal Processing</w:t>
+      </w:r>
+    </w:p>
+    <w:p>
+      <w:pPr>
+        <w:pStyle w:val="ListParagraph"/>
+        <w:numPr>
+          <w:ilvl w:val="1"/>
+          <w:numId w:val="18"/>
+        </w:numPr>
+      </w:pPr>
+      <w:r>
+        <w:t>The Fourier Transform</w:t>
+      </w:r>
+    </w:p>
+    <w:p>
+      <w:pPr>
+        <w:ind w:left="720"/>
+      </w:pPr>
+      <w:r>
+        <w:t xml:space="preserve">The Fourier Transform (FT) acts as a mathematical "prism," allowing us to see the individual frequency components (colors) of a signal that are otherwise tangled in the time domain. </w:t>
+      </w:r>
+      <w:r>
+        <w:t>To understand FFT, imagine trying to have a conversation at a crowded party filled with talking and music. FFT acts as a magical pair of glasses that allows you to see each distinct sound as a specific color, enabling you to identify your friend's voice and filter out the distracting background elements</w:t>
+      </w:r>
+      <w:r>
+        <w:t xml:space="preserve">, </w:t>
+      </w:r>
+    </w:p>
+    <w:p>
+      <w:pPr>
+        <w:ind w:left="720"/>
+      </w:pPr>
+      <w:r>
+        <w:t>The Fast Fourier Transform (FFT) is the optimized algorithm used to compute this shift efficiently</w:t>
+      </w:r>
+      <w:r>
+        <w:t>.</w:t>
+      </w:r>
+    </w:p>
+    <w:p>
+      <w:pPr>
+        <w:pStyle w:val="ListParagraph"/>
+        <w:numPr>
+          <w:ilvl w:val="1"/>
+          <w:numId w:val="18"/>
+        </w:numPr>
+      </w:pPr>
+      <w:r>
+        <w:lastRenderedPageBreak/>
+        <w:t>Non-Stationarity and STFT</w:t>
+      </w:r>
+    </w:p>
+    <w:p>
+      <w:pPr>
+        <w:ind w:left="720"/>
+      </w:pPr>
+      <w:r>
+        <w:t xml:space="preserve">Human speech is non-stationary, meaning its frequency content (pitch and volume) changes every few milliseconds. Performing a single FFT on a whole recording would </w:t>
+      </w:r>
+      <w:r>
+        <w:t>mixes the constant noise and blends it evenly with human speech</w:t>
+      </w:r>
+      <w:r>
+        <w:t>. To solve this, we use the Short-Time Fourier Transform (STFT):</w:t>
+      </w:r>
+    </w:p>
+    <w:p>
+      <w:pPr>
+        <w:ind w:left="720"/>
+      </w:pPr>
+      <w:r>
+        <w:t xml:space="preserve">- </w:t>
+      </w:r>
+      <w:r>
+        <w:t>Windowing: The audio is divided into small frames (20–40ms). A Hann or Hamming window is applied to each frame to taper the edges, which prevents Spectral Leakage (energy "leaking" into nearby frequencies)</w:t>
+      </w:r>
+    </w:p>
+    <w:p>
+      <w:pPr>
+        <w:ind w:left="720"/>
+      </w:pPr>
+      <w:r>
+        <w:t xml:space="preserve">- </w:t>
+      </w:r>
+      <w:r>
+        <w:t>The Spectrogram: Stacking these indivi</w:t>
+      </w:r>
+      <w:r>
+        <w:t xml:space="preserve">dual FFTs creates a spectrogram - </w:t>
+      </w:r>
+      <w:r>
+        <w:t>a 3D map showing frequency, time, and magnitude (loudness)</w:t>
+      </w:r>
+      <w:r>
+        <w:t>.</w:t>
       </w:r>
     </w:p>
     <w:p>
@@ -179,123 +238,168 @@
         </w:numPr>
       </w:pPr>
       <w:r>
-        <w:t>Understanding FFT</w:t>
+        <w:t>Methodology</w:t>
+      </w:r>
+      <w:r>
+        <w:t xml:space="preserve"> and Implementation</w:t>
       </w:r>
     </w:p>
     <w:p>
       <w:r>
-        <w:t>Imagine you’re at a crowded party, and you’re trying to have a conversation with a friend. The room is filled with various sounds: people talking, music playing, glasses clinking. It’s hard to focus on your friend’s voice amid all the noise</w:t>
+        <w:t xml:space="preserve">a. </w:t>
+      </w:r>
+      <w:r>
+        <w:t>Basic Spectral Masking (The Threshold Approach)</w:t>
       </w:r>
     </w:p>
     <w:p>
-      <w:r>
-        <w:lastRenderedPageBreak/>
-        <w:t>Now, think of FFT (Fast Fourier Transform) as a magical pair of glasses that allows you to see each sound in the room as a distinct color. With these glasses, you can easily identify your friend’s voice (a specific color) among all the others. Once you see it, you can filter out the other distracting sounds (colors) and focus only on your friend’s voice.</w:t>
+      <w:pPr>
+        <w:ind w:left="720"/>
+      </w:pPr>
+      <w:r>
+        <w:t xml:space="preserve">- </w:t>
+      </w:r>
+      <w:r>
+        <w:t>Logic: We calculated the mean noise power of the first 0.1s and created a binary mask: if a frequency was louder than the noise, it stayed; otherwise, it was silenced.</w:t>
       </w:r>
     </w:p>
     <w:p>
-      <w:r>
-        <w:t>FFT (Fast Fourier Transform)</w:t>
-      </w:r>
-      <w:r>
-        <w:t xml:space="preserve"> </w:t>
-      </w:r>
-      <w:r>
-        <w:t>is a powerful tool that converts a signal from its original time domain into the frequency domain. By analyzing the frequency components of a signal, we can identify and remove unwanted noise, thereby enhancing the quality of the original sound</w:t>
-      </w:r>
-      <w:r>
-        <w:t>.</w:t>
+      <w:pPr>
+        <w:ind w:left="720"/>
+      </w:pPr>
+      <w:r>
+        <w:t xml:space="preserve">- </w:t>
+      </w:r>
+      <w:r>
+        <w:t>Result: This produced significant "Musical Noise" (robotic chirps) because the binary "on/off" nature of the mask created jagged edges in the frequency domain</w:t>
+      </w:r>
+      <w:r>
+        <w:br/>
       </w:r>
     </w:p>
     <w:p>
-      <w:pPr>
-        <w:ind w:firstLine="0"/>
-      </w:pPr>
-      <w:proofErr w:type="gramStart"/>
-      <w:r>
-        <w:rPr>
-          <w:rFonts w:hint="eastAsia"/>
-        </w:rPr>
-        <w:t>continuous</w:t>
-      </w:r>
-      <w:proofErr w:type="gramEnd"/>
-      <w:r>
-        <w:rPr>
-          <w:rFonts w:hint="eastAsia"/>
-        </w:rPr>
-        <w:t xml:space="preserve"> </w:t>
-      </w:r>
-      <w:r>
-        <w:rPr>
-          <w:rFonts w:hint="eastAsia"/>
-        </w:rPr>
-        <w:t>→</w:t>
-      </w:r>
-      <w:r>
-        <w:rPr>
-          <w:rFonts w:hint="eastAsia"/>
-        </w:rPr>
-        <w:t xml:space="preserve"> discrete </w:t>
-      </w:r>
-      <w:r>
-        <w:rPr>
-          <w:rFonts w:hint="eastAsia"/>
-        </w:rPr>
-        <w:t>→</w:t>
-      </w:r>
-      <w:r>
-        <w:rPr>
-          <w:rFonts w:hint="eastAsia"/>
-        </w:rPr>
-        <w:t xml:space="preserve"> FFT</w:t>
+      <w:r>
+        <w:t xml:space="preserve">b. </w:t>
+      </w:r>
+      <w:r>
+        <w:t>Spectral Subtraction with Temporal Smoothing</w:t>
       </w:r>
     </w:p>
     <w:p>
       <w:pPr>
-        <w:ind w:firstLine="0"/>
-      </w:pPr>
-      <w:r>
-        <w:t>Fundamental</w:t>
+        <w:ind w:left="1080" w:firstLine="360"/>
+      </w:pPr>
+      <w:r>
+        <w:t xml:space="preserve">- </w:t>
+      </w:r>
+      <w:r>
+        <w:t>Logic: We introduced a subtraction factor (α) and a spectral floor (β).</w:t>
       </w:r>
     </w:p>
     <w:p>
       <w:pPr>
-        <w:pStyle w:val="ListParagraph"/>
-        <w:numPr>
-          <w:ilvl w:val="0"/>
-          <w:numId w:val="20"/>
-        </w:numPr>
-      </w:pPr>
-      <w:r>
-        <w:t>The Sampling Theorem</w:t>
+        <w:ind w:left="1080" w:firstLine="360"/>
+      </w:pPr>
+      <w:r>
+        <w:t xml:space="preserve">- </w:t>
+      </w:r>
+      <w:r>
+        <w:t>Trade-off: The spectral floor ensured that background noise never dropped t</w:t>
+      </w:r>
+      <w:r>
+        <w:t xml:space="preserve">o </w:t>
+      </w:r>
+      <w:r>
+        <w:t>zero, making the audio sound more natural and less "dead."</w:t>
       </w:r>
     </w:p>
     <w:p>
       <w:pPr>
-        <w:pStyle w:val="ListParagraph"/>
-        <w:numPr>
-          <w:ilvl w:val="0"/>
-          <w:numId w:val="20"/>
-        </w:numPr>
+        <w:ind w:left="1080" w:firstLine="360"/>
       </w:pPr>
     </w:p>
     <w:p>
-      <w:pPr>
-        <w:pStyle w:val="ListParagraph"/>
-        <w:numPr>
-          <w:ilvl w:val="0"/>
-          <w:numId w:val="20"/>
-        </w:numPr>
-      </w:pPr>
-      <w:r>
-        <w:t>Visualize audio signal with FFT</w:t>
+      <w:r>
+        <w:t xml:space="preserve">c. </w:t>
+      </w:r>
+      <w:r>
+        <w:t>Method 3: Wiener-Style Filtering</w:t>
       </w:r>
     </w:p>
     <w:p>
       <w:pPr>
-        <w:ind w:firstLine="0"/>
-      </w:pPr>
+        <w:ind w:left="720"/>
+      </w:pPr>
+      <w:r>
+        <w:lastRenderedPageBreak/>
+        <w:t xml:space="preserve">- </w:t>
+      </w:r>
+      <w:r>
+        <w:t>Logic: Based on the statistical SNR of the signal. It calculates a "Gain" based on the ratio of signal power to noise power.</w:t>
+      </w:r>
     </w:p>
+    <w:p>
+      <w:pPr>
+        <w:pStyle w:val="ListParagraph"/>
+        <w:ind w:left="1440" w:firstLine="0"/>
+      </w:pPr>
+      <w:r>
+        <w:t xml:space="preserve">- </w:t>
+      </w:r>
+      <w:r>
+        <w:t>Result: This provided a smoother, more "mathematically optimal" reduction but still struggled with changing background sounds.</w:t>
+      </w:r>
+    </w:p>
+    <w:p>
+      <w:r>
+        <w:t xml:space="preserve">d. </w:t>
+      </w:r>
+      <w:r>
+        <w:t>Method 4: Adaptive Median-Based Denoising (Final Strategy)</w:t>
+      </w:r>
+    </w:p>
+    <w:p>
+      <w:pPr>
+        <w:ind w:left="720" w:firstLine="0"/>
+      </w:pPr>
+      <w:r>
+        <w:t>Instead of taking a single noise snapshot at the beginning, the algorithm uses a Sliding Median Filter.</w:t>
+      </w:r>
+    </w:p>
+    <w:p>
+      <w:pPr>
+        <w:ind w:left="720"/>
+      </w:pPr>
+      <w:r>
+        <w:t xml:space="preserve">- </w:t>
+      </w:r>
+      <w:r>
+        <w:t>The Sliding Window: It analyzes a 1.5-second window around every moment of the audio.</w:t>
+      </w:r>
+    </w:p>
+    <w:p>
+      <w:pPr>
+        <w:ind w:left="720"/>
+      </w:pPr>
+      <w:r>
+        <w:t xml:space="preserve">- </w:t>
+      </w:r>
+      <w:r>
+        <w:t>The Median Logic: Because speech is "bursty" (it has gaps between words), the median energy in a 1.5-second window represents the consistent background noise, even while someone is talking.</w:t>
+      </w:r>
+    </w:p>
+    <w:p>
+      <w:pPr>
+        <w:ind w:left="720"/>
+      </w:pPr>
+      <w:r>
+        <w:t xml:space="preserve">- </w:t>
+      </w:r>
+      <w:r>
+        <w:t>Dynamic Tracking: As the coffee machine gets louder, the median value rises, and the filter automatically subtracts more.</w:t>
+      </w:r>
+    </w:p>
+    <w:p/>
     <w:p>
       <w:pPr>
         <w:pStyle w:val="ListParagraph"/>
@@ -305,51 +409,61 @@
         </w:numPr>
       </w:pPr>
       <w:r>
-        <w:t>FFT-Based Noise Reduction</w:t>
+        <w:t>Engineering Trade-offs and Limitations</w:t>
       </w:r>
     </w:p>
     <w:p>
       <w:r>
-        <w:t>There are multiple different ways of noise reduction using FFT</w:t>
+        <w:t xml:space="preserve">a. </w:t>
+      </w:r>
+      <w:r>
+        <w:t xml:space="preserve">Musical Noise vs. Naturalness: If we subtract 100% of the noise, the resulting audio has "holes" that sound like robotic chirping (Musical Noise). To fix this, we implement a Spectral Floor </w:t>
+      </w:r>
+      <w:r>
+        <w:t xml:space="preserve">(beta) </w:t>
+      </w:r>
+      <w:r>
+        <w:t>of 0.15, which leaves 15% of the noise floor intact to keep the audio sounding natural</w:t>
+      </w:r>
+      <w:r>
+        <w:t>.</w:t>
       </w:r>
     </w:p>
     <w:p>
-      <w:pPr>
-        <w:pStyle w:val="ListParagraph"/>
-        <w:numPr>
-          <w:ilvl w:val="1"/>
-          <w:numId w:val="18"/>
-        </w:numPr>
-      </w:pPr>
-      <w:r>
-        <w:t>Spectral Subtraction</w:t>
+      <w:r>
+        <w:t xml:space="preserve">b. </w:t>
+      </w:r>
+      <w:r>
+        <w:t xml:space="preserve">Latency vs. Frequency Resolution: Using a larger FFT window (e.g., 2048) provides better frequency resolution, making it easier to target specific noises. However, it increases </w:t>
+      </w:r>
+      <w:r>
+        <w:lastRenderedPageBreak/>
+        <w:t>processing time (latency), which is a trade-off if this were used for real-time applications like a live phone call</w:t>
+      </w:r>
+      <w:r>
+        <w:t>.</w:t>
       </w:r>
     </w:p>
     <w:p>
-      <w:pPr>
-        <w:pStyle w:val="ListParagraph"/>
-        <w:numPr>
-          <w:ilvl w:val="1"/>
-          <w:numId w:val="18"/>
-        </w:numPr>
-      </w:pPr>
-      <w:r>
-        <w:t>Wiener Filtering</w:t>
-      </w:r>
-    </w:p>
-    <w:p>
-      <w:pPr>
-        <w:pStyle w:val="ListParagraph"/>
-        <w:numPr>
-          <w:ilvl w:val="1"/>
-          <w:numId w:val="18"/>
-        </w:numPr>
-      </w:pPr>
-      <w:r>
-        <w:t>Low-Pass/Band-Pass Filtering</w:t>
+      <w:r>
+        <w:t xml:space="preserve">c. </w:t>
+      </w:r>
+      <w:r>
+        <w:t>Speech Integrity: Aggressive denoising often removes high-frequency consonants (like "s" or "t"), which can make the speaker sound like they are "underwater" or unintelligible.</w:t>
       </w:r>
     </w:p>
     <w:p/>
+    <w:p>
+      <w:pPr>
+        <w:ind w:firstLine="0"/>
+      </w:pPr>
+      <w:r>
+        <w:t>[Visualization 2: Before &amp; After Spectrograms]</w:t>
+      </w:r>
+      <w:r>
+        <w:br/>
+      </w:r>
+    </w:p>
     <w:p>
       <w:pPr>
         <w:pStyle w:val="ListParagraph"/>
@@ -359,908 +473,21 @@
         </w:numPr>
       </w:pPr>
       <w:r>
-        <w:t>Short Time Transform</w:t>
-      </w:r>
-      <w:r>
-        <w:t xml:space="preserve"> (Windowing)</w:t>
+        <w:t>Conclusion</w:t>
       </w:r>
     </w:p>
     <w:p>
-      <w:pPr>
-        <w:pStyle w:val="ListParagraph"/>
-        <w:numPr>
-          <w:ilvl w:val="0"/>
-          <w:numId w:val="18"/>
-        </w:numPr>
-      </w:pPr>
-      <w:r>
-        <w:t>Engineering Trade-offs</w:t>
+      <w:r>
+        <w:t>By applying the FFT via the STFT pipeline, we successfully increased the Signal-to-Noise Ratio (SNR) of a speech recording. While FFT-based denoising is highly effective for stationary sounds, adaptive tracking is necessary for real-world environments with changing background noise. The project demonstrates that mathematical transformations like the FFT are not just theoretical, but essential tools for solving modern data science problems in audio processing.</w:t>
       </w:r>
     </w:p>
-    <w:p>
-      <w:pPr>
-        <w:pStyle w:val="ListParagraph"/>
-        <w:ind w:firstLine="0"/>
-      </w:pPr>
-      <w:r>
-        <w:t>Discuss trade off of using FFT in noise reduction</w:t>
-      </w:r>
-    </w:p>
-    <w:p>
-      <w:pPr>
-        <w:pStyle w:val="ListParagraph"/>
-        <w:numPr>
-          <w:ilvl w:val="1"/>
-          <w:numId w:val="18"/>
-        </w:numPr>
-      </w:pPr>
-      <w:r>
-        <w:t>Latency vs Quality</w:t>
-      </w:r>
-    </w:p>
-    <w:p>
-      <w:pPr>
-        <w:pStyle w:val="ListParagraph"/>
-        <w:numPr>
-          <w:ilvl w:val="1"/>
-          <w:numId w:val="18"/>
-        </w:numPr>
-      </w:pPr>
-      <w:r>
-        <w:lastRenderedPageBreak/>
-        <w:t xml:space="preserve">Artifacts: </w:t>
-      </w:r>
-      <w:r>
-        <w:t>Does your cleaning create "musical noise"</w:t>
-      </w:r>
-      <w:r>
-        <w:t xml:space="preserve"> (</w:t>
-      </w:r>
-      <w:r>
-        <w:t>random chirping sounds</w:t>
-      </w:r>
-      <w:r>
-        <w:t>)?</w:t>
-      </w:r>
-    </w:p>
-    <w:p>
-      <w:pPr>
-        <w:ind w:firstLine="0"/>
-      </w:pPr>
-    </w:p>
-    <w:p>
-      <w:pPr>
-        <w:pStyle w:val="NoSpacing"/>
-      </w:pPr>
-      <w:r>
-        <w:t>Table 1</w:t>
-      </w:r>
-    </w:p>
-    <w:sdt>
-      <w:sdtPr>
-        <w:alias w:val="Table title:"/>
-        <w:tag w:val="Table title:"/>
-        <w:id w:val="1411429294"/>
-        <w:placeholder>
-          <w:docPart w:val="E890305EAB2A46BE9C40B851AE21A0EA"/>
-        </w:placeholder>
-        <w:temporary/>
-        <w:showingPlcHdr/>
-        <w15:appearance w15:val="hidden"/>
-        <w:text/>
-      </w:sdtPr>
-      <w:sdtEndPr/>
-      <w:sdtContent>
-        <w:p>
-          <w:pPr>
-            <w:pStyle w:val="TableTitle"/>
-          </w:pPr>
-          <w:r>
-            <w:t>[This Table Title Uses a Style Named “Table Title”, Available on the Home Tab, in the Styles Gallery]</w:t>
-          </w:r>
-        </w:p>
-      </w:sdtContent>
-    </w:sdt>
-    <w:tbl>
-      <w:tblPr>
-        <w:tblStyle w:val="MLAresearchpapertable"/>
-        <w:tblW w:w="0" w:type="auto"/>
-        <w:tblLook w:val="04A0" w:firstRow="1" w:lastRow="0" w:firstColumn="1" w:lastColumn="0" w:noHBand="0" w:noVBand="1"/>
-        <w:tblDescription w:val="Sample table"/>
-      </w:tblPr>
-      <w:tblGrid>
-        <w:gridCol w:w="2337"/>
-        <w:gridCol w:w="2337"/>
-        <w:gridCol w:w="2338"/>
-        <w:gridCol w:w="2338"/>
-      </w:tblGrid>
-      <w:tr>
-        <w:trPr>
-          <w:cnfStyle w:val="100000000000" w:firstRow="1" w:lastRow="0" w:firstColumn="0" w:lastColumn="0" w:oddVBand="0" w:evenVBand="0" w:oddHBand="0" w:evenHBand="0" w:firstRowFirstColumn="0" w:firstRowLastColumn="0" w:lastRowFirstColumn="0" w:lastRowLastColumn="0"/>
-          <w:tblHeader/>
-        </w:trPr>
-        <w:tc>
-          <w:tcPr>
-            <w:tcW w:w="2337" w:type="dxa"/>
-            <w:vAlign w:val="bottom"/>
-          </w:tcPr>
-          <w:p>
-            <w:pPr>
-              <w:pStyle w:val="NoSpacing"/>
-              <w:spacing w:before="0"/>
-              <w:ind w:left="0" w:right="0"/>
-            </w:pPr>
-            <w:sdt>
-              <w:sdtPr>
-                <w:alias w:val="Column Heading:"/>
-                <w:tag w:val="Column Heading:"/>
-                <w:id w:val="-28580980"/>
-                <w:placeholder>
-                  <w:docPart w:val="FBC1E4A904BA4408AD062B24D56E6A49"/>
-                </w:placeholder>
-                <w:temporary/>
-                <w:showingPlcHdr/>
-                <w15:appearance w15:val="hidden"/>
-              </w:sdtPr>
-              <w:sdtEndPr/>
-              <w:sdtContent>
-                <w:r>
-                  <w:t>Column Heading</w:t>
-                </w:r>
-              </w:sdtContent>
-            </w:sdt>
-          </w:p>
-        </w:tc>
-        <w:tc>
-          <w:tcPr>
-            <w:tcW w:w="2337" w:type="dxa"/>
-            <w:vAlign w:val="bottom"/>
-          </w:tcPr>
-          <w:p>
-            <w:pPr>
-              <w:pStyle w:val="NoSpacing"/>
-            </w:pPr>
-            <w:sdt>
-              <w:sdtPr>
-                <w:alias w:val="Column Heading:"/>
-                <w:tag w:val="Column Heading:"/>
-                <w:id w:val="-1213258160"/>
-                <w:placeholder>
-                  <w:docPart w:val="5903A03CA07C4019A6EA6282E5E79991"/>
-                </w:placeholder>
-                <w:temporary/>
-                <w:showingPlcHdr/>
-                <w15:appearance w15:val="hidden"/>
-              </w:sdtPr>
-              <w:sdtEndPr/>
-              <w:sdtContent>
-                <w:r>
-                  <w:t>Column Heading</w:t>
-                </w:r>
-              </w:sdtContent>
-            </w:sdt>
-          </w:p>
-        </w:tc>
-        <w:tc>
-          <w:tcPr>
-            <w:tcW w:w="2338" w:type="dxa"/>
-            <w:vAlign w:val="bottom"/>
-          </w:tcPr>
-          <w:p>
-            <w:pPr>
-              <w:pStyle w:val="NoSpacing"/>
-            </w:pPr>
-            <w:sdt>
-              <w:sdtPr>
-                <w:alias w:val="Column Heading:"/>
-                <w:tag w:val="Column Heading:"/>
-                <w:id w:val="-1450397689"/>
-                <w:placeholder>
-                  <w:docPart w:val="EE2A76F045364506A454BE9B7EECD186"/>
-                </w:placeholder>
-                <w:temporary/>
-                <w:showingPlcHdr/>
-                <w15:appearance w15:val="hidden"/>
-              </w:sdtPr>
-              <w:sdtEndPr/>
-              <w:sdtContent>
-                <w:r>
-                  <w:t>Column Heading</w:t>
-                </w:r>
-              </w:sdtContent>
-            </w:sdt>
-          </w:p>
-        </w:tc>
-        <w:tc>
-          <w:tcPr>
-            <w:tcW w:w="2338" w:type="dxa"/>
-            <w:vAlign w:val="bottom"/>
-          </w:tcPr>
-          <w:p>
-            <w:pPr>
-              <w:pStyle w:val="NoSpacing"/>
-            </w:pPr>
-            <w:sdt>
-              <w:sdtPr>
-                <w:alias w:val="Column Heading:"/>
-                <w:tag w:val="Column Heading:"/>
-                <w:id w:val="-323586587"/>
-                <w:placeholder>
-                  <w:docPart w:val="4D73B16716DB4423B0FF9021B9C9D800"/>
-                </w:placeholder>
-                <w:temporary/>
-                <w:showingPlcHdr/>
-                <w15:appearance w15:val="hidden"/>
-              </w:sdtPr>
-              <w:sdtEndPr/>
-              <w:sdtContent>
-                <w:r>
-                  <w:t>Column Heading</w:t>
-                </w:r>
-              </w:sdtContent>
-            </w:sdt>
-          </w:p>
-        </w:tc>
-      </w:tr>
-      <w:tr>
-        <w:tc>
-          <w:tcPr>
-            <w:tcW w:w="2337" w:type="dxa"/>
-          </w:tcPr>
-          <w:p>
-            <w:pPr>
-              <w:pStyle w:val="NoSpacing"/>
-            </w:pPr>
-            <w:sdt>
-              <w:sdtPr>
-                <w:alias w:val="Row Heading:"/>
-                <w:tag w:val="Row Heading:"/>
-                <w:id w:val="2139300380"/>
-                <w:placeholder>
-                  <w:docPart w:val="F9F1EDB404E94AF0A833F2EAE94341DC"/>
-                </w:placeholder>
-                <w:temporary/>
-                <w:showingPlcHdr/>
-                <w15:appearance w15:val="hidden"/>
-              </w:sdtPr>
-              <w:sdtEndPr/>
-              <w:sdtContent>
-                <w:r>
-                  <w:t>Row Heading</w:t>
-                </w:r>
-              </w:sdtContent>
-            </w:sdt>
-          </w:p>
-        </w:tc>
-        <w:tc>
-          <w:tcPr>
-            <w:tcW w:w="2337" w:type="dxa"/>
-          </w:tcPr>
-          <w:p>
-            <w:pPr>
-              <w:pStyle w:val="NoSpacing"/>
-            </w:pPr>
-            <w:sdt>
-              <w:sdtPr>
-                <w:alias w:val="Table data:"/>
-                <w:tag w:val="Table data:"/>
-                <w:id w:val="-135492683"/>
-                <w:placeholder>
-                  <w:docPart w:val="469D9538046045838297957FC3A8A3CD"/>
-                </w:placeholder>
-                <w:temporary/>
-                <w:showingPlcHdr/>
-                <w15:appearance w15:val="hidden"/>
-              </w:sdtPr>
-              <w:sdtEndPr/>
-              <w:sdtContent>
-                <w:r>
-                  <w:t>Table data</w:t>
-                </w:r>
-              </w:sdtContent>
-            </w:sdt>
-          </w:p>
-        </w:tc>
-        <w:tc>
-          <w:tcPr>
-            <w:tcW w:w="2338" w:type="dxa"/>
-          </w:tcPr>
-          <w:p>
-            <w:pPr>
-              <w:pStyle w:val="NoSpacing"/>
-            </w:pPr>
-            <w:sdt>
-              <w:sdtPr>
-                <w:alias w:val="Table data:"/>
-                <w:tag w:val="Table data:"/>
-                <w:id w:val="96527095"/>
-                <w:placeholder>
-                  <w:docPart w:val="11E50B99BAFA46D3BBE16EE96230CAFC"/>
-                </w:placeholder>
-                <w:temporary/>
-                <w:showingPlcHdr/>
-                <w15:appearance w15:val="hidden"/>
-              </w:sdtPr>
-              <w:sdtEndPr/>
-              <w:sdtContent>
-                <w:r>
-                  <w:t>Table data</w:t>
-                </w:r>
-              </w:sdtContent>
-            </w:sdt>
-          </w:p>
-        </w:tc>
-        <w:tc>
-          <w:tcPr>
-            <w:tcW w:w="2338" w:type="dxa"/>
-          </w:tcPr>
-          <w:p>
-            <w:pPr>
-              <w:pStyle w:val="NoSpacing"/>
-            </w:pPr>
-            <w:sdt>
-              <w:sdtPr>
-                <w:alias w:val="Table data:"/>
-                <w:tag w:val="Table data:"/>
-                <w:id w:val="-171264753"/>
-                <w:placeholder>
-                  <w:docPart w:val="123695B2918C4FDFBB13F679ED1F52C9"/>
-                </w:placeholder>
-                <w:temporary/>
-                <w:showingPlcHdr/>
-                <w15:appearance w15:val="hidden"/>
-              </w:sdtPr>
-              <w:sdtEndPr/>
-              <w:sdtContent>
-                <w:r>
-                  <w:t>Table data</w:t>
-                </w:r>
-              </w:sdtContent>
-            </w:sdt>
-          </w:p>
-        </w:tc>
-      </w:tr>
-      <w:tr>
-        <w:tc>
-          <w:tcPr>
-            <w:tcW w:w="2337" w:type="dxa"/>
-          </w:tcPr>
-          <w:p>
-            <w:pPr>
-              <w:pStyle w:val="NoSpacing"/>
-            </w:pPr>
-            <w:sdt>
-              <w:sdtPr>
-                <w:alias w:val="Row Heading:"/>
-                <w:tag w:val="Row Heading:"/>
-                <w:id w:val="752705245"/>
-                <w:placeholder>
-                  <w:docPart w:val="8CF09EF474354CFF93416E15A9890FC5"/>
-                </w:placeholder>
-                <w:temporary/>
-                <w:showingPlcHdr/>
-                <w15:appearance w15:val="hidden"/>
-              </w:sdtPr>
-              <w:sdtEndPr/>
-              <w:sdtContent>
-                <w:r>
-                  <w:t>Row Heading</w:t>
-                </w:r>
-              </w:sdtContent>
-            </w:sdt>
-          </w:p>
-        </w:tc>
-        <w:tc>
-          <w:tcPr>
-            <w:tcW w:w="2337" w:type="dxa"/>
-          </w:tcPr>
-          <w:p>
-            <w:pPr>
-              <w:pStyle w:val="NoSpacing"/>
-            </w:pPr>
-            <w:sdt>
-              <w:sdtPr>
-                <w:alias w:val="Table data:"/>
-                <w:tag w:val="Table data:"/>
-                <w:id w:val="994833576"/>
-                <w:placeholder>
-                  <w:docPart w:val="1A177131239046C29800CB7202EBE720"/>
-                </w:placeholder>
-                <w:temporary/>
-                <w:showingPlcHdr/>
-                <w15:appearance w15:val="hidden"/>
-              </w:sdtPr>
-              <w:sdtEndPr/>
-              <w:sdtContent>
-                <w:r>
-                  <w:t>Table data</w:t>
-                </w:r>
-              </w:sdtContent>
-            </w:sdt>
-          </w:p>
-        </w:tc>
-        <w:tc>
-          <w:tcPr>
-            <w:tcW w:w="2338" w:type="dxa"/>
-          </w:tcPr>
-          <w:p>
-            <w:pPr>
-              <w:pStyle w:val="NoSpacing"/>
-            </w:pPr>
-            <w:sdt>
-              <w:sdtPr>
-                <w:alias w:val="Table data:"/>
-                <w:tag w:val="Table data:"/>
-                <w:id w:val="-1838061126"/>
-                <w:placeholder>
-                  <w:docPart w:val="70C8A38634484A0DA8FDACE521A07B21"/>
-                </w:placeholder>
-                <w:temporary/>
-                <w:showingPlcHdr/>
-                <w15:appearance w15:val="hidden"/>
-              </w:sdtPr>
-              <w:sdtEndPr/>
-              <w:sdtContent>
-                <w:r>
-                  <w:t>Table data</w:t>
-                </w:r>
-              </w:sdtContent>
-            </w:sdt>
-          </w:p>
-        </w:tc>
-        <w:tc>
-          <w:tcPr>
-            <w:tcW w:w="2338" w:type="dxa"/>
-          </w:tcPr>
-          <w:p>
-            <w:pPr>
-              <w:pStyle w:val="NoSpacing"/>
-            </w:pPr>
-            <w:sdt>
-              <w:sdtPr>
-                <w:alias w:val="Table data:"/>
-                <w:tag w:val="Table data:"/>
-                <w:id w:val="-1127077544"/>
-                <w:placeholder>
-                  <w:docPart w:val="834064FAD6BB4B6DBE672C9D17020455"/>
-                </w:placeholder>
-                <w:temporary/>
-                <w:showingPlcHdr/>
-                <w15:appearance w15:val="hidden"/>
-              </w:sdtPr>
-              <w:sdtEndPr/>
-              <w:sdtContent>
-                <w:r>
-                  <w:t>Table data</w:t>
-                </w:r>
-              </w:sdtContent>
-            </w:sdt>
-          </w:p>
-        </w:tc>
-      </w:tr>
-      <w:tr>
-        <w:tc>
-          <w:tcPr>
-            <w:tcW w:w="2337" w:type="dxa"/>
-          </w:tcPr>
-          <w:p>
-            <w:pPr>
-              <w:pStyle w:val="NoSpacing"/>
-            </w:pPr>
-            <w:sdt>
-              <w:sdtPr>
-                <w:alias w:val="Row Heading:"/>
-                <w:tag w:val="Row Heading:"/>
-                <w:id w:val="-1487088477"/>
-                <w:placeholder>
-                  <w:docPart w:val="0C9FCB1C276146B097515D610D9D54F8"/>
-                </w:placeholder>
-                <w:temporary/>
-                <w:showingPlcHdr/>
-                <w15:appearance w15:val="hidden"/>
-              </w:sdtPr>
-              <w:sdtEndPr/>
-              <w:sdtContent>
-                <w:r>
-                  <w:t>Row Heading</w:t>
-                </w:r>
-              </w:sdtContent>
-            </w:sdt>
-          </w:p>
-        </w:tc>
-        <w:tc>
-          <w:tcPr>
-            <w:tcW w:w="2337" w:type="dxa"/>
-          </w:tcPr>
-          <w:p>
-            <w:pPr>
-              <w:pStyle w:val="NoSpacing"/>
-            </w:pPr>
-            <w:sdt>
-              <w:sdtPr>
-                <w:alias w:val="Table data:"/>
-                <w:tag w:val="Table data:"/>
-                <w:id w:val="55435237"/>
-                <w:placeholder>
-                  <w:docPart w:val="7663775346124E1CA937D958EC0DDD3D"/>
-                </w:placeholder>
-                <w:temporary/>
-                <w:showingPlcHdr/>
-                <w15:appearance w15:val="hidden"/>
-              </w:sdtPr>
-              <w:sdtEndPr/>
-              <w:sdtContent>
-                <w:r>
-                  <w:t>Table data</w:t>
-                </w:r>
-              </w:sdtContent>
-            </w:sdt>
-          </w:p>
-        </w:tc>
-        <w:tc>
-          <w:tcPr>
-            <w:tcW w:w="2338" w:type="dxa"/>
-          </w:tcPr>
-          <w:p>
-            <w:pPr>
-              <w:pStyle w:val="NoSpacing"/>
-            </w:pPr>
-            <w:sdt>
-              <w:sdtPr>
-                <w:alias w:val="Table data:"/>
-                <w:tag w:val="Table data:"/>
-                <w:id w:val="-879937927"/>
-                <w:placeholder>
-                  <w:docPart w:val="32994AF024384FAFB19C58EB05831A0C"/>
-                </w:placeholder>
-                <w:temporary/>
-                <w:showingPlcHdr/>
-                <w15:appearance w15:val="hidden"/>
-              </w:sdtPr>
-              <w:sdtEndPr/>
-              <w:sdtContent>
-                <w:r>
-                  <w:t>Table data</w:t>
-                </w:r>
-              </w:sdtContent>
-            </w:sdt>
-          </w:p>
-        </w:tc>
-        <w:tc>
-          <w:tcPr>
-            <w:tcW w:w="2338" w:type="dxa"/>
-          </w:tcPr>
-          <w:p>
-            <w:pPr>
-              <w:pStyle w:val="NoSpacing"/>
-            </w:pPr>
-            <w:sdt>
-              <w:sdtPr>
-                <w:alias w:val="Table data:"/>
-                <w:tag w:val="Table data:"/>
-                <w:id w:val="468704389"/>
-                <w:placeholder>
-                  <w:docPart w:val="F021EF37743942BBB28C1DCE5F18EF75"/>
-                </w:placeholder>
-                <w:temporary/>
-                <w:showingPlcHdr/>
-                <w15:appearance w15:val="hidden"/>
-              </w:sdtPr>
-              <w:sdtEndPr/>
-              <w:sdtContent>
-                <w:r>
-                  <w:t>Table data</w:t>
-                </w:r>
-              </w:sdtContent>
-            </w:sdt>
-          </w:p>
-        </w:tc>
-      </w:tr>
-    </w:tbl>
-    <w:p>
-      <w:pPr>
-        <w:pStyle w:val="TableSource"/>
-      </w:pPr>
-      <w:r>
-        <w:t xml:space="preserve">Source: </w:t>
-      </w:r>
-      <w:sdt>
-        <w:sdtPr>
-          <w:alias w:val="Table source:"/>
-          <w:tag w:val="Table source:"/>
-          <w:id w:val="781998742"/>
-          <w:placeholder>
-            <w:docPart w:val="A559557D5F634539A355B3C26A136193"/>
-          </w:placeholder>
-          <w:temporary/>
-          <w:showingPlcHdr/>
-          <w15:appearance w15:val="hidden"/>
-          <w:text/>
-        </w:sdtPr>
-        <w:sdtEndPr/>
-        <w:sdtContent>
-          <w:r>
-            <w:t>[This source text uses a style named “Table Source”, available on the Home tab, in the Styles gallery.]</w:t>
-          </w:r>
-        </w:sdtContent>
-      </w:sdt>
-    </w:p>
-    <w:p>
-      <w:pPr>
-        <w:pStyle w:val="TableNote"/>
-      </w:pPr>
-      <w:sdt>
-        <w:sdtPr>
-          <w:alias w:val="Note text:"/>
-          <w:tag w:val="Note text:"/>
-          <w:id w:val="210009340"/>
-          <w:placeholder>
-            <w:docPart w:val="6380E3C1E6CE469DB4EE25B2E69FE6EE"/>
-          </w:placeholder>
-          <w:temporary/>
-          <w:showingPlcHdr/>
-          <w15:appearance w15:val="hidden"/>
-          <w:text/>
-        </w:sdtPr>
-        <w:sdtEndPr/>
-        <w:sdtContent>
-          <w:r>
-            <w:t>[This note text uses a style named “Table Note”, available on the Home tab, in the Styles gallery. Table notes use a lowercase letter instead of Arabic numerals to differentiate them from the notes to body content.]</w:t>
-          </w:r>
-        </w:sdtContent>
-      </w:sdt>
-    </w:p>
-    <w:p>
-      <w:pPr>
-        <w:pStyle w:val="NoSpacing"/>
-      </w:pPr>
-      <w:r>
-        <w:rPr>
-          <w:noProof/>
-          <w:lang w:eastAsia="zh-CN" w:bidi="km-KH"/>
-        </w:rPr>
-        <w:lastRenderedPageBreak/>
-        <w:drawing>
-          <wp:inline distT="0" distB="0" distL="0" distR="0" wp14:anchorId="13436C70" wp14:editId="1CA3B6D1">
-            <wp:extent cx="5943600" cy="2581275"/>
-            <wp:effectExtent l="0" t="0" r="0" b="9525"/>
-            <wp:docPr id="1" name="Chart 1" descr="Clustered column chart showing the values of 3 series for 4 categories"/>
-            <wp:cNvGraphicFramePr/>
-            <a:graphic xmlns:a="http://schemas.openxmlformats.org/drawingml/2006/main">
-              <a:graphicData uri="http://schemas.openxmlformats.org/drawingml/2006/chart">
-                <c:chart xmlns:c="http://schemas.openxmlformats.org/drawingml/2006/chart" xmlns:r="http://schemas.openxmlformats.org/officeDocument/2006/relationships" r:id="rId9"/>
-              </a:graphicData>
-            </a:graphic>
-          </wp:inline>
-        </w:drawing>
-      </w:r>
-    </w:p>
-    <w:p>
-      <w:pPr>
-        <w:pStyle w:val="NoSpacing"/>
-      </w:pPr>
-      <w:r>
-        <w:t xml:space="preserve">Fig. 1. </w:t>
-      </w:r>
-      <w:sdt>
-        <w:sdtPr>
-          <w:alias w:val="Figure text:"/>
-          <w:tag w:val="Figure text:"/>
-          <w:id w:val="1704364104"/>
-          <w:placeholder>
-            <w:docPart w:val="AE9F3315264C473D9C5782DBC79E97D9"/>
-          </w:placeholder>
-          <w:temporary/>
-          <w:showingPlcHdr/>
-          <w15:appearance w15:val="hidden"/>
-          <w:text/>
-        </w:sdtPr>
-        <w:sdtEndPr/>
-        <w:sdtContent>
-          <w:r>
-            <w:t>[This figure caption uses the No Indent style, available on the Home tab, in the Styles gallery. Label figures with the abbreviated “Fig.” and a figure number.]</w:t>
-          </w:r>
-        </w:sdtContent>
-      </w:sdt>
-    </w:p>
-    <w:p>
-      <w:sdt>
-        <w:sdtPr>
-          <w:alias w:val="Works Cited list:"/>
-          <w:tag w:val="Works Cited list:"/>
-          <w:id w:val="1741598655"/>
-          <w:placeholder>
-            <w:docPart w:val="FA35E08ACE7C4B4C99B0F2D283B4E693"/>
-          </w:placeholder>
-          <w:temporary/>
-          <w:showingPlcHdr/>
-          <w15:appearance w15:val="hidden"/>
-          <w:text/>
-        </w:sdtPr>
-        <w:sdtEndPr/>
-        <w:sdtContent>
-          <w:r>
-            <w:t xml:space="preserve">[The sample </w:t>
-          </w:r>
-          <w:r>
-            <w:rPr>
-              <w:rStyle w:val="Emphasis"/>
-            </w:rPr>
-            <w:t>Works Cited</w:t>
-          </w:r>
-          <w:r>
-            <w:t xml:space="preserve"> list that follows was created using the Bibliography feature available on the References tab. This feature offers the option to specify MLA style, so that your references are automatically formatted correctly. You can also use this feature to add in-text citations, such as the one shown at the end of this paragraph. To add page numbers to a citation after you insert it, right-click the citation and then click Edit Citation. Note also that MLA rules for citations and references are extensive. So it’s a good idea to refer to </w:t>
-          </w:r>
-          <w:r>
-            <w:rPr>
-              <w:rStyle w:val="Emphasis"/>
-            </w:rPr>
-            <w:t>MLA 7th Edition</w:t>
-          </w:r>
-          <w:r>
-            <w:t xml:space="preserve"> for further information.]</w:t>
-          </w:r>
-        </w:sdtContent>
-      </w:sdt>
-      <w:r>
-        <w:t xml:space="preserve"> </w:t>
-      </w:r>
-      <w:sdt>
-        <w:sdtPr>
-          <w:alias w:val="AuthorLastName Pages:"/>
-          <w:tag w:val="AuthorLastName Pages:"/>
-          <w:id w:val="-1541197876"/>
-          <w:placeholder>
-            <w:docPart w:val="993F75CEE7574FD6B62A456637785F46"/>
-          </w:placeholder>
-          <w:temporary/>
-          <w:showingPlcHdr/>
-          <w15:appearance w15:val="hidden"/>
-        </w:sdtPr>
-        <w:sdtEndPr/>
-        <w:sdtContent>
-          <w:r>
-            <w:rPr>
-              <w:noProof/>
-            </w:rPr>
-            <w:t>(AuthorLastName Pages)</w:t>
-          </w:r>
-        </w:sdtContent>
-      </w:sdt>
-    </w:p>
-    <w:p>
-      <w:sdt>
-        <w:sdtPr>
-          <w:alias w:val="Additional text:"/>
-          <w:tag w:val="Additional text:"/>
-          <w:id w:val="709383549"/>
-          <w:placeholder>
-            <w:docPart w:val="1F6E2A9EC73441C5AEBA3EC7D658376F"/>
-          </w:placeholder>
-          <w:temporary/>
-          <w:showingPlcHdr/>
-          <w15:appearance w15:val="hidden"/>
-          <w:text/>
-        </w:sdtPr>
-        <w:sdtEndPr/>
-        <w:sdtContent>
-          <w:r>
-            <w:t xml:space="preserve">[To use this template when creating the outline for your paper, on the Home tab, in the Styles gallery, click No Indent. Then, on the same tab, in the Paragraph group, click the Multilevel List icon and then click the MLA Outline style that appears under List Styles. The first six levels of this list style correspond to the outline levels defined in </w:t>
-          </w:r>
-          <w:r>
-            <w:rPr>
-              <w:rStyle w:val="Emphasis"/>
-            </w:rPr>
-            <w:t>MLA 7th Edition</w:t>
-          </w:r>
-          <w:r>
-            <w:t>.]</w:t>
-          </w:r>
-        </w:sdtContent>
-      </w:sdt>
-    </w:p>
-    <w:p>
-      <w:r>
-        <w:t xml:space="preserve">For additional guidance on formatting your research paper, consult </w:t>
-      </w:r>
-      <w:r>
-        <w:rPr>
-          <w:rStyle w:val="Emphasis"/>
-        </w:rPr>
-        <w:t>MLA 7th Edition</w:t>
-      </w:r>
-      <w:r>
-        <w:t xml:space="preserve"> as well as your instructor.</w:t>
-      </w:r>
-    </w:p>
-    <w:sdt>
-      <w:sdtPr>
-        <w:id w:val="-1426488804"/>
-        <w:docPartObj>
-          <w:docPartGallery w:val="Bibliographies"/>
-          <w:docPartUnique/>
-        </w:docPartObj>
-      </w:sdtPr>
-      <w:sdtEndPr>
-        <w:rPr>
-          <w:b/>
-          <w:bCs/>
-        </w:rPr>
-      </w:sdtEndPr>
-      <w:sdtContent>
-        <w:p>
-          <w:r>
-            <w:t>Reference:</w:t>
-          </w:r>
-        </w:p>
-        <w:p>
-          <w:pPr>
-            <w:pStyle w:val="ListParagraph"/>
-            <w:numPr>
-              <w:ilvl w:val="0"/>
-              <w:numId w:val="19"/>
-            </w:numPr>
-          </w:pPr>
-          <w:r>
-            <w:lastRenderedPageBreak/>
-            <w:t xml:space="preserve">Medium blog - </w:t>
-          </w:r>
-          <w:hyperlink r:id="rId10" w:history="1">
-            <w:r>
-              <w:rPr>
-                <w:rStyle w:val="Hyperlink"/>
-              </w:rPr>
-              <w:t xml:space="preserve">Enhancing Sound Quality: </w:t>
-            </w:r>
-            <w:proofErr w:type="spellStart"/>
-            <w:r>
-              <w:rPr>
-                <w:rStyle w:val="Hyperlink"/>
-              </w:rPr>
-              <w:t>Denoising</w:t>
-            </w:r>
-            <w:proofErr w:type="spellEnd"/>
-            <w:r>
-              <w:rPr>
-                <w:rStyle w:val="Hyperlink"/>
-              </w:rPr>
-              <w:t xml:space="preserve"> Audio with FFT Using Python” | by </w:t>
-            </w:r>
-            <w:proofErr w:type="spellStart"/>
-            <w:r>
-              <w:rPr>
-                <w:rStyle w:val="Hyperlink"/>
-              </w:rPr>
-              <w:t>Prerak</w:t>
-            </w:r>
-            <w:proofErr w:type="spellEnd"/>
-            <w:r>
-              <w:rPr>
-                <w:rStyle w:val="Hyperlink"/>
-              </w:rPr>
-              <w:t xml:space="preserve"> Joshi | Medium</w:t>
-            </w:r>
-          </w:hyperlink>
-        </w:p>
-        <w:p>
-          <w:pPr>
-            <w:pStyle w:val="ListParagraph"/>
-            <w:numPr>
-              <w:ilvl w:val="0"/>
-              <w:numId w:val="19"/>
-            </w:numPr>
-          </w:pPr>
-        </w:p>
-        <w:p>
-          <w:pPr>
-            <w:ind w:firstLine="0"/>
-          </w:pPr>
-        </w:p>
-      </w:sdtContent>
-    </w:sdt>
     <w:sectPr>
-      <w:headerReference w:type="default" r:id="rId11"/>
-      <w:headerReference w:type="first" r:id="rId12"/>
+      <w:headerReference w:type="even" r:id="rId9"/>
+      <w:headerReference w:type="default" r:id="rId10"/>
+      <w:footerReference w:type="even" r:id="rId11"/>
+      <w:footerReference w:type="default" r:id="rId12"/>
+      <w:headerReference w:type="first" r:id="rId13"/>
+      <w:footerReference w:type="first" r:id="rId14"/>
       <w:pgSz w:w="12240" w:h="15840"/>
       <w:pgMar w:top="1440" w:right="1440" w:bottom="1440" w:left="1440" w:header="720" w:footer="720" w:gutter="0"/>
       <w:cols w:space="720"/>
@@ -1296,6 +523,36 @@
 </w:endnotes>
 </file>
 
+<file path=word/footer1.xml><?xml version="1.0" encoding="utf-8"?>
+<w:ftr xmlns:wpc="http://schemas.microsoft.com/office/word/2010/wordprocessingCanvas" xmlns:cx="http://schemas.microsoft.com/office/drawing/2014/chartex" xmlns:cx1="http://schemas.microsoft.com/office/drawing/2015/9/8/chartex" xmlns:mc="http://schemas.openxmlformats.org/markup-compatibility/2006" xmlns:o="urn:schemas-microsoft-com:office:office" xmlns:r="http://schemas.openxmlformats.org/officeDocument/2006/relationships" xmlns:m="http://schemas.openxmlformats.org/officeDocument/2006/math" xmlns:v="urn:schemas-microsoft-com:vml" xmlns:wp14="http://schemas.microsoft.com/office/word/2010/wordprocessingDrawing" xmlns:wp="http://schemas.openxmlformats.org/drawingml/2006/wordprocessingDrawing" xmlns:w10="urn:schemas-microsoft-com:office:word" xmlns:w="http://schemas.openxmlformats.org/wordprocessingml/2006/main" xmlns:w14="http://schemas.microsoft.com/office/word/2010/wordml" xmlns:w15="http://schemas.microsoft.com/office/word/2012/wordml" xmlns:w16se="http://schemas.microsoft.com/office/word/2015/wordml/symex" xmlns:wpg="http://schemas.microsoft.com/office/word/2010/wordprocessingGroup" xmlns:wpi="http://schemas.microsoft.com/office/word/2010/wordprocessingInk" xmlns:wne="http://schemas.microsoft.com/office/word/2006/wordml" xmlns:wps="http://schemas.microsoft.com/office/word/2010/wordprocessingShape" mc:Ignorable="w14 w15 w16se wp14">
+  <w:p>
+    <w:pPr>
+      <w:pStyle w:val="Footer"/>
+    </w:pPr>
+  </w:p>
+</w:ftr>
+</file>
+
+<file path=word/footer2.xml><?xml version="1.0" encoding="utf-8"?>
+<w:ftr xmlns:wpc="http://schemas.microsoft.com/office/word/2010/wordprocessingCanvas" xmlns:cx="http://schemas.microsoft.com/office/drawing/2014/chartex" xmlns:cx1="http://schemas.microsoft.com/office/drawing/2015/9/8/chartex" xmlns:mc="http://schemas.openxmlformats.org/markup-compatibility/2006" xmlns:o="urn:schemas-microsoft-com:office:office" xmlns:r="http://schemas.openxmlformats.org/officeDocument/2006/relationships" xmlns:m="http://schemas.openxmlformats.org/officeDocument/2006/math" xmlns:v="urn:schemas-microsoft-com:vml" xmlns:wp14="http://schemas.microsoft.com/office/word/2010/wordprocessingDrawing" xmlns:wp="http://schemas.openxmlformats.org/drawingml/2006/wordprocessingDrawing" xmlns:w10="urn:schemas-microsoft-com:office:word" xmlns:w="http://schemas.openxmlformats.org/wordprocessingml/2006/main" xmlns:w14="http://schemas.microsoft.com/office/word/2010/wordml" xmlns:w15="http://schemas.microsoft.com/office/word/2012/wordml" xmlns:w16se="http://schemas.microsoft.com/office/word/2015/wordml/symex" xmlns:wpg="http://schemas.microsoft.com/office/word/2010/wordprocessingGroup" xmlns:wpi="http://schemas.microsoft.com/office/word/2010/wordprocessingInk" xmlns:wne="http://schemas.microsoft.com/office/word/2006/wordml" xmlns:wps="http://schemas.microsoft.com/office/word/2010/wordprocessingShape" mc:Ignorable="w14 w15 w16se wp14">
+  <w:p>
+    <w:pPr>
+      <w:pStyle w:val="Footer"/>
+    </w:pPr>
+  </w:p>
+</w:ftr>
+</file>
+
+<file path=word/footer3.xml><?xml version="1.0" encoding="utf-8"?>
+<w:ftr xmlns:wpc="http://schemas.microsoft.com/office/word/2010/wordprocessingCanvas" xmlns:cx="http://schemas.microsoft.com/office/drawing/2014/chartex" xmlns:cx1="http://schemas.microsoft.com/office/drawing/2015/9/8/chartex" xmlns:mc="http://schemas.openxmlformats.org/markup-compatibility/2006" xmlns:o="urn:schemas-microsoft-com:office:office" xmlns:r="http://schemas.openxmlformats.org/officeDocument/2006/relationships" xmlns:m="http://schemas.openxmlformats.org/officeDocument/2006/math" xmlns:v="urn:schemas-microsoft-com:vml" xmlns:wp14="http://schemas.microsoft.com/office/word/2010/wordprocessingDrawing" xmlns:wp="http://schemas.openxmlformats.org/drawingml/2006/wordprocessingDrawing" xmlns:w10="urn:schemas-microsoft-com:office:word" xmlns:w="http://schemas.openxmlformats.org/wordprocessingml/2006/main" xmlns:w14="http://schemas.microsoft.com/office/word/2010/wordml" xmlns:w15="http://schemas.microsoft.com/office/word/2012/wordml" xmlns:w16se="http://schemas.microsoft.com/office/word/2015/wordml/symex" xmlns:wpg="http://schemas.microsoft.com/office/word/2010/wordprocessingGroup" xmlns:wpi="http://schemas.microsoft.com/office/word/2010/wordprocessingInk" xmlns:wne="http://schemas.microsoft.com/office/word/2006/wordml" xmlns:wps="http://schemas.microsoft.com/office/word/2010/wordprocessingShape" mc:Ignorable="w14 w15 w16se wp14">
+  <w:p>
+    <w:pPr>
+      <w:pStyle w:val="Footer"/>
+    </w:pPr>
+  </w:p>
+</w:ftr>
+</file>
+
 <file path=word/footnotes.xml><?xml version="1.0" encoding="utf-8"?>
 <w:footnotes xmlns:wpc="http://schemas.microsoft.com/office/word/2010/wordprocessingCanvas" xmlns:cx="http://schemas.microsoft.com/office/drawing/2014/chartex" xmlns:cx1="http://schemas.microsoft.com/office/drawing/2015/9/8/chartex" xmlns:mc="http://schemas.openxmlformats.org/markup-compatibility/2006" xmlns:o="urn:schemas-microsoft-com:office:office" xmlns:r="http://schemas.openxmlformats.org/officeDocument/2006/relationships" xmlns:m="http://schemas.openxmlformats.org/officeDocument/2006/math" xmlns:v="urn:schemas-microsoft-com:vml" xmlns:wp14="http://schemas.microsoft.com/office/word/2010/wordprocessingDrawing" xmlns:wp="http://schemas.openxmlformats.org/drawingml/2006/wordprocessingDrawing" xmlns:w10="urn:schemas-microsoft-com:office:word" xmlns:w="http://schemas.openxmlformats.org/wordprocessingml/2006/main" xmlns:w14="http://schemas.microsoft.com/office/word/2010/wordml" xmlns:w15="http://schemas.microsoft.com/office/word/2012/wordml" xmlns:w16se="http://schemas.microsoft.com/office/word/2015/wordml/symex" xmlns:wpg="http://schemas.microsoft.com/office/word/2010/wordprocessingGroup" xmlns:wpi="http://schemas.microsoft.com/office/word/2010/wordprocessingInk" xmlns:wne="http://schemas.microsoft.com/office/word/2006/wordml" xmlns:wps="http://schemas.microsoft.com/office/word/2010/wordprocessingShape" mc:Ignorable="w14 w15 w16se wp14">
   <w:footnote w:type="separator" w:id="-1">
@@ -1327,6 +584,16 @@
     <w:pPr>
       <w:pStyle w:val="Header"/>
     </w:pPr>
+  </w:p>
+</w:hdr>
+</file>
+
+<file path=word/header2.xml><?xml version="1.0" encoding="utf-8"?>
+<w:hdr xmlns:wpc="http://schemas.microsoft.com/office/word/2010/wordprocessingCanvas" xmlns:cx="http://schemas.microsoft.com/office/drawing/2014/chartex" xmlns:cx1="http://schemas.microsoft.com/office/drawing/2015/9/8/chartex" xmlns:mc="http://schemas.openxmlformats.org/markup-compatibility/2006" xmlns:o="urn:schemas-microsoft-com:office:office" xmlns:r="http://schemas.openxmlformats.org/officeDocument/2006/relationships" xmlns:m="http://schemas.openxmlformats.org/officeDocument/2006/math" xmlns:v="urn:schemas-microsoft-com:vml" xmlns:wp14="http://schemas.microsoft.com/office/word/2010/wordprocessingDrawing" xmlns:wp="http://schemas.openxmlformats.org/drawingml/2006/wordprocessingDrawing" xmlns:w10="urn:schemas-microsoft-com:office:word" xmlns:w="http://schemas.openxmlformats.org/wordprocessingml/2006/main" xmlns:w14="http://schemas.microsoft.com/office/word/2010/wordml" xmlns:w15="http://schemas.microsoft.com/office/word/2012/wordml" xmlns:w16se="http://schemas.microsoft.com/office/word/2015/wordml/symex" xmlns:wpg="http://schemas.microsoft.com/office/word/2010/wordprocessingGroup" xmlns:wpi="http://schemas.microsoft.com/office/word/2010/wordprocessingInk" xmlns:wne="http://schemas.microsoft.com/office/word/2006/wordml" xmlns:wps="http://schemas.microsoft.com/office/word/2010/wordprocessingShape" mc:Ignorable="w14 w15 w16se wp14">
+  <w:p>
+    <w:pPr>
+      <w:pStyle w:val="Header"/>
+    </w:pPr>
     <w:sdt>
       <w:sdtPr>
         <w:alias w:val="Last Name:"/>
@@ -1335,7 +602,6 @@
         <w:placeholder>
           <w:docPart w:val="123695B2918C4FDFBB13F679ED1F52C9"/>
         </w:placeholder>
-        <w:showingPlcHdr/>
         <w:dataBinding w:prefixMappings="xmlns:ns0='http://schemas.microsoft.com/office/2006/coverPageProps' " w:xpath="/ns0:CoverPageProperties[1]/ns0:Abstract[1]" w:storeItemID="{55AF091B-3C7A-41E3-B477-F2FDAA23CFDA}"/>
         <w15:appearance w15:val="hidden"/>
         <w:text/>
@@ -1343,7 +609,7 @@
       <w:sdtEndPr/>
       <w:sdtContent>
         <w:r>
-          <w:t>Table data</w:t>
+          <w:t>Page</w:t>
         </w:r>
       </w:sdtContent>
     </w:sdt>
@@ -1363,7 +629,7 @@
       <w:rPr>
         <w:noProof/>
       </w:rPr>
-      <w:t>2</w:t>
+      <w:t>4</w:t>
     </w:r>
     <w:r>
       <w:rPr>
@@ -1375,7 +641,7 @@
 </w:hdr>
 </file>
 
-<file path=word/header2.xml><?xml version="1.0" encoding="utf-8"?>
+<file path=word/header3.xml><?xml version="1.0" encoding="utf-8"?>
 <w:hdr xmlns:wpc="http://schemas.microsoft.com/office/word/2010/wordprocessingCanvas" xmlns:cx="http://schemas.microsoft.com/office/drawing/2014/chartex" xmlns:cx1="http://schemas.microsoft.com/office/drawing/2015/9/8/chartex" xmlns:mc="http://schemas.openxmlformats.org/markup-compatibility/2006" xmlns:o="urn:schemas-microsoft-com:office:office" xmlns:r="http://schemas.openxmlformats.org/officeDocument/2006/relationships" xmlns:m="http://schemas.openxmlformats.org/officeDocument/2006/math" xmlns:v="urn:schemas-microsoft-com:vml" xmlns:wp14="http://schemas.microsoft.com/office/word/2010/wordprocessingDrawing" xmlns:wp="http://schemas.openxmlformats.org/drawingml/2006/wordprocessingDrawing" xmlns:w10="urn:schemas-microsoft-com:office:word" xmlns:w="http://schemas.openxmlformats.org/wordprocessingml/2006/main" xmlns:w14="http://schemas.microsoft.com/office/word/2010/wordml" xmlns:w15="http://schemas.microsoft.com/office/word/2012/wordml" xmlns:w16se="http://schemas.microsoft.com/office/word/2015/wordml/symex" xmlns:wpg="http://schemas.microsoft.com/office/word/2010/wordprocessingGroup" xmlns:wpi="http://schemas.microsoft.com/office/word/2010/wordprocessingInk" xmlns:wne="http://schemas.microsoft.com/office/word/2006/wordml" xmlns:wps="http://schemas.microsoft.com/office/word/2010/wordprocessingShape" mc:Ignorable="w14 w15 w16se wp14">
   <w:p>
     <w:pPr>
@@ -1389,7 +655,6 @@
         <w:placeholder>
           <w:docPart w:val="11E50B99BAFA46D3BBE16EE96230CAFC"/>
         </w:placeholder>
-        <w:showingPlcHdr/>
         <w:dataBinding w:prefixMappings="xmlns:ns0='http://schemas.microsoft.com/office/2006/coverPageProps' " w:xpath="/ns0:CoverPageProperties[1]/ns0:Abstract[1]" w:storeItemID="{55AF091B-3C7A-41E3-B477-F2FDAA23CFDA}"/>
         <w15:appearance w15:val="hidden"/>
         <w:text/>
@@ -1397,7 +662,7 @@
       <w:sdtEndPr/>
       <w:sdtContent>
         <w:r>
-          <w:t>Table data</w:t>
+          <w:t>Page</w:t>
         </w:r>
       </w:sdtContent>
     </w:sdt>
@@ -1627,6 +892,119 @@
     </w:lvl>
   </w:abstractNum>
   <w:abstractNum w:abstractNumId="10" w15:restartNumberingAfterBreak="0">
+    <w:nsid w:val="11580769"/>
+    <w:multiLevelType w:val="hybridMultilevel"/>
+    <w:tmpl w:val="6C961AE0"/>
+    <w:lvl w:ilvl="0" w:tplc="7122A7BC">
+      <w:start w:val="1"/>
+      <w:numFmt w:val="bullet"/>
+      <w:lvlText w:val="-"/>
+      <w:lvlJc w:val="left"/>
+      <w:pPr>
+        <w:ind w:left="1080" w:hanging="360"/>
+      </w:pPr>
+      <w:rPr>
+        <w:rFonts w:ascii="Times New Roman" w:eastAsiaTheme="minorEastAsia" w:hAnsi="Times New Roman" w:cs="Times New Roman" w:hint="default"/>
+      </w:rPr>
+    </w:lvl>
+    <w:lvl w:ilvl="1" w:tplc="04090003" w:tentative="1">
+      <w:start w:val="1"/>
+      <w:numFmt w:val="bullet"/>
+      <w:lvlText w:val="o"/>
+      <w:lvlJc w:val="left"/>
+      <w:pPr>
+        <w:ind w:left="1800" w:hanging="360"/>
+      </w:pPr>
+      <w:rPr>
+        <w:rFonts w:ascii="Courier New" w:hAnsi="Courier New" w:cs="Courier New" w:hint="default"/>
+      </w:rPr>
+    </w:lvl>
+    <w:lvl w:ilvl="2" w:tplc="04090005" w:tentative="1">
+      <w:start w:val="1"/>
+      <w:numFmt w:val="bullet"/>
+      <w:lvlText w:val=""/>
+      <w:lvlJc w:val="left"/>
+      <w:pPr>
+        <w:ind w:left="2520" w:hanging="360"/>
+      </w:pPr>
+      <w:rPr>
+        <w:rFonts w:ascii="Wingdings" w:hAnsi="Wingdings" w:hint="default"/>
+      </w:rPr>
+    </w:lvl>
+    <w:lvl w:ilvl="3" w:tplc="04090001" w:tentative="1">
+      <w:start w:val="1"/>
+      <w:numFmt w:val="bullet"/>
+      <w:lvlText w:val=""/>
+      <w:lvlJc w:val="left"/>
+      <w:pPr>
+        <w:ind w:left="3240" w:hanging="360"/>
+      </w:pPr>
+      <w:rPr>
+        <w:rFonts w:ascii="Symbol" w:hAnsi="Symbol" w:hint="default"/>
+      </w:rPr>
+    </w:lvl>
+    <w:lvl w:ilvl="4" w:tplc="04090003" w:tentative="1">
+      <w:start w:val="1"/>
+      <w:numFmt w:val="bullet"/>
+      <w:lvlText w:val="o"/>
+      <w:lvlJc w:val="left"/>
+      <w:pPr>
+        <w:ind w:left="3960" w:hanging="360"/>
+      </w:pPr>
+      <w:rPr>
+        <w:rFonts w:ascii="Courier New" w:hAnsi="Courier New" w:cs="Courier New" w:hint="default"/>
+      </w:rPr>
+    </w:lvl>
+    <w:lvl w:ilvl="5" w:tplc="04090005" w:tentative="1">
+      <w:start w:val="1"/>
+      <w:numFmt w:val="bullet"/>
+      <w:lvlText w:val=""/>
+      <w:lvlJc w:val="left"/>
+      <w:pPr>
+        <w:ind w:left="4680" w:hanging="360"/>
+      </w:pPr>
+      <w:rPr>
+        <w:rFonts w:ascii="Wingdings" w:hAnsi="Wingdings" w:hint="default"/>
+      </w:rPr>
+    </w:lvl>
+    <w:lvl w:ilvl="6" w:tplc="04090001" w:tentative="1">
+      <w:start w:val="1"/>
+      <w:numFmt w:val="bullet"/>
+      <w:lvlText w:val=""/>
+      <w:lvlJc w:val="left"/>
+      <w:pPr>
+        <w:ind w:left="5400" w:hanging="360"/>
+      </w:pPr>
+      <w:rPr>
+        <w:rFonts w:ascii="Symbol" w:hAnsi="Symbol" w:hint="default"/>
+      </w:rPr>
+    </w:lvl>
+    <w:lvl w:ilvl="7" w:tplc="04090003" w:tentative="1">
+      <w:start w:val="1"/>
+      <w:numFmt w:val="bullet"/>
+      <w:lvlText w:val="o"/>
+      <w:lvlJc w:val="left"/>
+      <w:pPr>
+        <w:ind w:left="6120" w:hanging="360"/>
+      </w:pPr>
+      <w:rPr>
+        <w:rFonts w:ascii="Courier New" w:hAnsi="Courier New" w:cs="Courier New" w:hint="default"/>
+      </w:rPr>
+    </w:lvl>
+    <w:lvl w:ilvl="8" w:tplc="04090005" w:tentative="1">
+      <w:start w:val="1"/>
+      <w:numFmt w:val="bullet"/>
+      <w:lvlText w:val=""/>
+      <w:lvlJc w:val="left"/>
+      <w:pPr>
+        <w:ind w:left="6840" w:hanging="360"/>
+      </w:pPr>
+      <w:rPr>
+        <w:rFonts w:ascii="Wingdings" w:hAnsi="Wingdings" w:hint="default"/>
+      </w:rPr>
+    </w:lvl>
+  </w:abstractNum>
+  <w:abstractNum w:abstractNumId="11" w15:restartNumberingAfterBreak="0">
     <w:nsid w:val="187A3A29"/>
     <w:multiLevelType w:val="multilevel"/>
     <w:tmpl w:val="0409001D"/>
@@ -1712,7 +1090,119 @@
       </w:pPr>
     </w:lvl>
   </w:abstractNum>
-  <w:abstractNum w:abstractNumId="11" w15:restartNumberingAfterBreak="0">
+  <w:abstractNum w:abstractNumId="12" w15:restartNumberingAfterBreak="0">
+    <w:nsid w:val="20EF3872"/>
+    <w:multiLevelType w:val="hybridMultilevel"/>
+    <w:tmpl w:val="7D4EAF2A"/>
+    <w:lvl w:ilvl="0" w:tplc="3E3048B4">
+      <w:numFmt w:val="bullet"/>
+      <w:lvlText w:val="-"/>
+      <w:lvlJc w:val="left"/>
+      <w:pPr>
+        <w:ind w:left="1080" w:hanging="360"/>
+      </w:pPr>
+      <w:rPr>
+        <w:rFonts w:ascii="Times New Roman" w:eastAsiaTheme="minorEastAsia" w:hAnsi="Times New Roman" w:cs="Times New Roman" w:hint="default"/>
+      </w:rPr>
+    </w:lvl>
+    <w:lvl w:ilvl="1" w:tplc="04090003" w:tentative="1">
+      <w:start w:val="1"/>
+      <w:numFmt w:val="bullet"/>
+      <w:lvlText w:val="o"/>
+      <w:lvlJc w:val="left"/>
+      <w:pPr>
+        <w:ind w:left="1800" w:hanging="360"/>
+      </w:pPr>
+      <w:rPr>
+        <w:rFonts w:ascii="Courier New" w:hAnsi="Courier New" w:cs="Courier New" w:hint="default"/>
+      </w:rPr>
+    </w:lvl>
+    <w:lvl w:ilvl="2" w:tplc="04090005" w:tentative="1">
+      <w:start w:val="1"/>
+      <w:numFmt w:val="bullet"/>
+      <w:lvlText w:val=""/>
+      <w:lvlJc w:val="left"/>
+      <w:pPr>
+        <w:ind w:left="2520" w:hanging="360"/>
+      </w:pPr>
+      <w:rPr>
+        <w:rFonts w:ascii="Wingdings" w:hAnsi="Wingdings" w:hint="default"/>
+      </w:rPr>
+    </w:lvl>
+    <w:lvl w:ilvl="3" w:tplc="04090001" w:tentative="1">
+      <w:start w:val="1"/>
+      <w:numFmt w:val="bullet"/>
+      <w:lvlText w:val=""/>
+      <w:lvlJc w:val="left"/>
+      <w:pPr>
+        <w:ind w:left="3240" w:hanging="360"/>
+      </w:pPr>
+      <w:rPr>
+        <w:rFonts w:ascii="Symbol" w:hAnsi="Symbol" w:hint="default"/>
+      </w:rPr>
+    </w:lvl>
+    <w:lvl w:ilvl="4" w:tplc="04090003" w:tentative="1">
+      <w:start w:val="1"/>
+      <w:numFmt w:val="bullet"/>
+      <w:lvlText w:val="o"/>
+      <w:lvlJc w:val="left"/>
+      <w:pPr>
+        <w:ind w:left="3960" w:hanging="360"/>
+      </w:pPr>
+      <w:rPr>
+        <w:rFonts w:ascii="Courier New" w:hAnsi="Courier New" w:cs="Courier New" w:hint="default"/>
+      </w:rPr>
+    </w:lvl>
+    <w:lvl w:ilvl="5" w:tplc="04090005" w:tentative="1">
+      <w:start w:val="1"/>
+      <w:numFmt w:val="bullet"/>
+      <w:lvlText w:val=""/>
+      <w:lvlJc w:val="left"/>
+      <w:pPr>
+        <w:ind w:left="4680" w:hanging="360"/>
+      </w:pPr>
+      <w:rPr>
+        <w:rFonts w:ascii="Wingdings" w:hAnsi="Wingdings" w:hint="default"/>
+      </w:rPr>
+    </w:lvl>
+    <w:lvl w:ilvl="6" w:tplc="04090001" w:tentative="1">
+      <w:start w:val="1"/>
+      <w:numFmt w:val="bullet"/>
+      <w:lvlText w:val=""/>
+      <w:lvlJc w:val="left"/>
+      <w:pPr>
+        <w:ind w:left="5400" w:hanging="360"/>
+      </w:pPr>
+      <w:rPr>
+        <w:rFonts w:ascii="Symbol" w:hAnsi="Symbol" w:hint="default"/>
+      </w:rPr>
+    </w:lvl>
+    <w:lvl w:ilvl="7" w:tplc="04090003" w:tentative="1">
+      <w:start w:val="1"/>
+      <w:numFmt w:val="bullet"/>
+      <w:lvlText w:val="o"/>
+      <w:lvlJc w:val="left"/>
+      <w:pPr>
+        <w:ind w:left="6120" w:hanging="360"/>
+      </w:pPr>
+      <w:rPr>
+        <w:rFonts w:ascii="Courier New" w:hAnsi="Courier New" w:cs="Courier New" w:hint="default"/>
+      </w:rPr>
+    </w:lvl>
+    <w:lvl w:ilvl="8" w:tplc="04090005" w:tentative="1">
+      <w:start w:val="1"/>
+      <w:numFmt w:val="bullet"/>
+      <w:lvlText w:val=""/>
+      <w:lvlJc w:val="left"/>
+      <w:pPr>
+        <w:ind w:left="6840" w:hanging="360"/>
+      </w:pPr>
+      <w:rPr>
+        <w:rFonts w:ascii="Wingdings" w:hAnsi="Wingdings" w:hint="default"/>
+      </w:rPr>
+    </w:lvl>
+  </w:abstractNum>
+  <w:abstractNum w:abstractNumId="13" w15:restartNumberingAfterBreak="0">
     <w:nsid w:val="21C54CD4"/>
     <w:multiLevelType w:val="hybridMultilevel"/>
     <w:tmpl w:val="9D1EF890"/>
@@ -1801,7 +1291,7 @@
       </w:pPr>
     </w:lvl>
   </w:abstractNum>
-  <w:abstractNum w:abstractNumId="12" w15:restartNumberingAfterBreak="0">
+  <w:abstractNum w:abstractNumId="14" w15:restartNumberingAfterBreak="0">
     <w:nsid w:val="229E3C4C"/>
     <w:multiLevelType w:val="hybridMultilevel"/>
     <w:tmpl w:val="6256DC96"/>
@@ -1892,7 +1382,7 @@
       </w:pPr>
     </w:lvl>
   </w:abstractNum>
-  <w:abstractNum w:abstractNumId="13" w15:restartNumberingAfterBreak="0">
+  <w:abstractNum w:abstractNumId="15" w15:restartNumberingAfterBreak="0">
     <w:nsid w:val="2D500B64"/>
     <w:multiLevelType w:val="multilevel"/>
     <w:tmpl w:val="EA0C65F4"/>
@@ -1979,7 +1469,206 @@
       </w:pPr>
     </w:lvl>
   </w:abstractNum>
-  <w:abstractNum w:abstractNumId="14" w15:restartNumberingAfterBreak="0">
+  <w:abstractNum w:abstractNumId="16" w15:restartNumberingAfterBreak="0">
+    <w:nsid w:val="32E068BC"/>
+    <w:multiLevelType w:val="hybridMultilevel"/>
+    <w:tmpl w:val="5BDA379E"/>
+    <w:lvl w:ilvl="0" w:tplc="04090017">
+      <w:start w:val="1"/>
+      <w:numFmt w:val="lowerLetter"/>
+      <w:lvlText w:val="%1)"/>
+      <w:lvlJc w:val="left"/>
+      <w:pPr>
+        <w:ind w:left="1620" w:hanging="180"/>
+      </w:pPr>
+    </w:lvl>
+    <w:lvl w:ilvl="1" w:tplc="04090019" w:tentative="1">
+      <w:start w:val="1"/>
+      <w:numFmt w:val="lowerLetter"/>
+      <w:lvlText w:val="%2."/>
+      <w:lvlJc w:val="left"/>
+      <w:pPr>
+        <w:ind w:left="2340" w:hanging="360"/>
+      </w:pPr>
+    </w:lvl>
+    <w:lvl w:ilvl="2" w:tplc="0409001B" w:tentative="1">
+      <w:start w:val="1"/>
+      <w:numFmt w:val="lowerRoman"/>
+      <w:lvlText w:val="%3."/>
+      <w:lvlJc w:val="right"/>
+      <w:pPr>
+        <w:ind w:left="3060" w:hanging="180"/>
+      </w:pPr>
+    </w:lvl>
+    <w:lvl w:ilvl="3" w:tplc="0409000F" w:tentative="1">
+      <w:start w:val="1"/>
+      <w:numFmt w:val="decimal"/>
+      <w:lvlText w:val="%4."/>
+      <w:lvlJc w:val="left"/>
+      <w:pPr>
+        <w:ind w:left="3780" w:hanging="360"/>
+      </w:pPr>
+    </w:lvl>
+    <w:lvl w:ilvl="4" w:tplc="04090019" w:tentative="1">
+      <w:start w:val="1"/>
+      <w:numFmt w:val="lowerLetter"/>
+      <w:lvlText w:val="%5."/>
+      <w:lvlJc w:val="left"/>
+      <w:pPr>
+        <w:ind w:left="4500" w:hanging="360"/>
+      </w:pPr>
+    </w:lvl>
+    <w:lvl w:ilvl="5" w:tplc="0409001B" w:tentative="1">
+      <w:start w:val="1"/>
+      <w:numFmt w:val="lowerRoman"/>
+      <w:lvlText w:val="%6."/>
+      <w:lvlJc w:val="right"/>
+      <w:pPr>
+        <w:ind w:left="5220" w:hanging="180"/>
+      </w:pPr>
+    </w:lvl>
+    <w:lvl w:ilvl="6" w:tplc="0409000F" w:tentative="1">
+      <w:start w:val="1"/>
+      <w:numFmt w:val="decimal"/>
+      <w:lvlText w:val="%7."/>
+      <w:lvlJc w:val="left"/>
+      <w:pPr>
+        <w:ind w:left="5940" w:hanging="360"/>
+      </w:pPr>
+    </w:lvl>
+    <w:lvl w:ilvl="7" w:tplc="04090019" w:tentative="1">
+      <w:start w:val="1"/>
+      <w:numFmt w:val="lowerLetter"/>
+      <w:lvlText w:val="%8."/>
+      <w:lvlJc w:val="left"/>
+      <w:pPr>
+        <w:ind w:left="6660" w:hanging="360"/>
+      </w:pPr>
+    </w:lvl>
+    <w:lvl w:ilvl="8" w:tplc="0409001B" w:tentative="1">
+      <w:start w:val="1"/>
+      <w:numFmt w:val="lowerRoman"/>
+      <w:lvlText w:val="%9."/>
+      <w:lvlJc w:val="right"/>
+      <w:pPr>
+        <w:ind w:left="7380" w:hanging="180"/>
+      </w:pPr>
+    </w:lvl>
+  </w:abstractNum>
+  <w:abstractNum w:abstractNumId="17" w15:restartNumberingAfterBreak="0">
+    <w:nsid w:val="387D52E1"/>
+    <w:multiLevelType w:val="hybridMultilevel"/>
+    <w:tmpl w:val="6F9898B0"/>
+    <w:lvl w:ilvl="0" w:tplc="04090001">
+      <w:start w:val="1"/>
+      <w:numFmt w:val="bullet"/>
+      <w:lvlText w:val=""/>
+      <w:lvlJc w:val="left"/>
+      <w:pPr>
+        <w:ind w:left="1440" w:hanging="360"/>
+      </w:pPr>
+      <w:rPr>
+        <w:rFonts w:ascii="Symbol" w:hAnsi="Symbol" w:hint="default"/>
+      </w:rPr>
+    </w:lvl>
+    <w:lvl w:ilvl="1" w:tplc="04090003" w:tentative="1">
+      <w:start w:val="1"/>
+      <w:numFmt w:val="bullet"/>
+      <w:lvlText w:val="o"/>
+      <w:lvlJc w:val="left"/>
+      <w:pPr>
+        <w:ind w:left="2160" w:hanging="360"/>
+      </w:pPr>
+      <w:rPr>
+        <w:rFonts w:ascii="Courier New" w:hAnsi="Courier New" w:cs="Courier New" w:hint="default"/>
+      </w:rPr>
+    </w:lvl>
+    <w:lvl w:ilvl="2" w:tplc="04090005" w:tentative="1">
+      <w:start w:val="1"/>
+      <w:numFmt w:val="bullet"/>
+      <w:lvlText w:val=""/>
+      <w:lvlJc w:val="left"/>
+      <w:pPr>
+        <w:ind w:left="2880" w:hanging="360"/>
+      </w:pPr>
+      <w:rPr>
+        <w:rFonts w:ascii="Wingdings" w:hAnsi="Wingdings" w:hint="default"/>
+      </w:rPr>
+    </w:lvl>
+    <w:lvl w:ilvl="3" w:tplc="04090001" w:tentative="1">
+      <w:start w:val="1"/>
+      <w:numFmt w:val="bullet"/>
+      <w:lvlText w:val=""/>
+      <w:lvlJc w:val="left"/>
+      <w:pPr>
+        <w:ind w:left="3600" w:hanging="360"/>
+      </w:pPr>
+      <w:rPr>
+        <w:rFonts w:ascii="Symbol" w:hAnsi="Symbol" w:hint="default"/>
+      </w:rPr>
+    </w:lvl>
+    <w:lvl w:ilvl="4" w:tplc="04090003" w:tentative="1">
+      <w:start w:val="1"/>
+      <w:numFmt w:val="bullet"/>
+      <w:lvlText w:val="o"/>
+      <w:lvlJc w:val="left"/>
+      <w:pPr>
+        <w:ind w:left="4320" w:hanging="360"/>
+      </w:pPr>
+      <w:rPr>
+        <w:rFonts w:ascii="Courier New" w:hAnsi="Courier New" w:cs="Courier New" w:hint="default"/>
+      </w:rPr>
+    </w:lvl>
+    <w:lvl w:ilvl="5" w:tplc="04090005" w:tentative="1">
+      <w:start w:val="1"/>
+      <w:numFmt w:val="bullet"/>
+      <w:lvlText w:val=""/>
+      <w:lvlJc w:val="left"/>
+      <w:pPr>
+        <w:ind w:left="5040" w:hanging="360"/>
+      </w:pPr>
+      <w:rPr>
+        <w:rFonts w:ascii="Wingdings" w:hAnsi="Wingdings" w:hint="default"/>
+      </w:rPr>
+    </w:lvl>
+    <w:lvl w:ilvl="6" w:tplc="04090001" w:tentative="1">
+      <w:start w:val="1"/>
+      <w:numFmt w:val="bullet"/>
+      <w:lvlText w:val=""/>
+      <w:lvlJc w:val="left"/>
+      <w:pPr>
+        <w:ind w:left="5760" w:hanging="360"/>
+      </w:pPr>
+      <w:rPr>
+        <w:rFonts w:ascii="Symbol" w:hAnsi="Symbol" w:hint="default"/>
+      </w:rPr>
+    </w:lvl>
+    <w:lvl w:ilvl="7" w:tplc="04090003" w:tentative="1">
+      <w:start w:val="1"/>
+      <w:numFmt w:val="bullet"/>
+      <w:lvlText w:val="o"/>
+      <w:lvlJc w:val="left"/>
+      <w:pPr>
+        <w:ind w:left="6480" w:hanging="360"/>
+      </w:pPr>
+      <w:rPr>
+        <w:rFonts w:ascii="Courier New" w:hAnsi="Courier New" w:cs="Courier New" w:hint="default"/>
+      </w:rPr>
+    </w:lvl>
+    <w:lvl w:ilvl="8" w:tplc="04090005" w:tentative="1">
+      <w:start w:val="1"/>
+      <w:numFmt w:val="bullet"/>
+      <w:lvlText w:val=""/>
+      <w:lvlJc w:val="left"/>
+      <w:pPr>
+        <w:ind w:left="7200" w:hanging="360"/>
+      </w:pPr>
+      <w:rPr>
+        <w:rFonts w:ascii="Wingdings" w:hAnsi="Wingdings" w:hint="default"/>
+      </w:rPr>
+    </w:lvl>
+  </w:abstractNum>
+  <w:abstractNum w:abstractNumId="18" w15:restartNumberingAfterBreak="0">
     <w:nsid w:val="3F1543E0"/>
     <w:multiLevelType w:val="hybridMultilevel"/>
     <w:tmpl w:val="75549EFC"/>
@@ -2092,7 +1781,7 @@
       </w:rPr>
     </w:lvl>
   </w:abstractNum>
-  <w:abstractNum w:abstractNumId="15" w15:restartNumberingAfterBreak="0">
+  <w:abstractNum w:abstractNumId="19" w15:restartNumberingAfterBreak="0">
     <w:nsid w:val="4328125C"/>
     <w:multiLevelType w:val="hybridMultilevel"/>
     <w:tmpl w:val="B972CBE2"/>
@@ -2205,7 +1894,295 @@
       </w:rPr>
     </w:lvl>
   </w:abstractNum>
-  <w:abstractNum w:abstractNumId="16" w15:restartNumberingAfterBreak="0">
+  <w:abstractNum w:abstractNumId="20" w15:restartNumberingAfterBreak="0">
+    <w:nsid w:val="473D42DF"/>
+    <w:multiLevelType w:val="hybridMultilevel"/>
+    <w:tmpl w:val="9C923746"/>
+    <w:lvl w:ilvl="0" w:tplc="9BBCE70E">
+      <w:start w:val="2"/>
+      <w:numFmt w:val="lowerLetter"/>
+      <w:lvlText w:val="%1."/>
+      <w:lvlJc w:val="left"/>
+      <w:pPr>
+        <w:ind w:left="1080" w:hanging="360"/>
+      </w:pPr>
+      <w:rPr>
+        <w:rFonts w:hint="default"/>
+      </w:rPr>
+    </w:lvl>
+    <w:lvl w:ilvl="1" w:tplc="04090019" w:tentative="1">
+      <w:start w:val="1"/>
+      <w:numFmt w:val="lowerLetter"/>
+      <w:lvlText w:val="%2."/>
+      <w:lvlJc w:val="left"/>
+      <w:pPr>
+        <w:ind w:left="1800" w:hanging="360"/>
+      </w:pPr>
+    </w:lvl>
+    <w:lvl w:ilvl="2" w:tplc="0409001B" w:tentative="1">
+      <w:start w:val="1"/>
+      <w:numFmt w:val="lowerRoman"/>
+      <w:lvlText w:val="%3."/>
+      <w:lvlJc w:val="right"/>
+      <w:pPr>
+        <w:ind w:left="2520" w:hanging="180"/>
+      </w:pPr>
+    </w:lvl>
+    <w:lvl w:ilvl="3" w:tplc="0409000F" w:tentative="1">
+      <w:start w:val="1"/>
+      <w:numFmt w:val="decimal"/>
+      <w:lvlText w:val="%4."/>
+      <w:lvlJc w:val="left"/>
+      <w:pPr>
+        <w:ind w:left="3240" w:hanging="360"/>
+      </w:pPr>
+    </w:lvl>
+    <w:lvl w:ilvl="4" w:tplc="04090019" w:tentative="1">
+      <w:start w:val="1"/>
+      <w:numFmt w:val="lowerLetter"/>
+      <w:lvlText w:val="%5."/>
+      <w:lvlJc w:val="left"/>
+      <w:pPr>
+        <w:ind w:left="3960" w:hanging="360"/>
+      </w:pPr>
+    </w:lvl>
+    <w:lvl w:ilvl="5" w:tplc="0409001B" w:tentative="1">
+      <w:start w:val="1"/>
+      <w:numFmt w:val="lowerRoman"/>
+      <w:lvlText w:val="%6."/>
+      <w:lvlJc w:val="right"/>
+      <w:pPr>
+        <w:ind w:left="4680" w:hanging="180"/>
+      </w:pPr>
+    </w:lvl>
+    <w:lvl w:ilvl="6" w:tplc="0409000F" w:tentative="1">
+      <w:start w:val="1"/>
+      <w:numFmt w:val="decimal"/>
+      <w:lvlText w:val="%7."/>
+      <w:lvlJc w:val="left"/>
+      <w:pPr>
+        <w:ind w:left="5400" w:hanging="360"/>
+      </w:pPr>
+    </w:lvl>
+    <w:lvl w:ilvl="7" w:tplc="04090019" w:tentative="1">
+      <w:start w:val="1"/>
+      <w:numFmt w:val="lowerLetter"/>
+      <w:lvlText w:val="%8."/>
+      <w:lvlJc w:val="left"/>
+      <w:pPr>
+        <w:ind w:left="6120" w:hanging="360"/>
+      </w:pPr>
+    </w:lvl>
+    <w:lvl w:ilvl="8" w:tplc="0409001B" w:tentative="1">
+      <w:start w:val="1"/>
+      <w:numFmt w:val="lowerRoman"/>
+      <w:lvlText w:val="%9."/>
+      <w:lvlJc w:val="right"/>
+      <w:pPr>
+        <w:ind w:left="6840" w:hanging="180"/>
+      </w:pPr>
+    </w:lvl>
+  </w:abstractNum>
+  <w:abstractNum w:abstractNumId="21" w15:restartNumberingAfterBreak="0">
+    <w:nsid w:val="485B053A"/>
+    <w:multiLevelType w:val="hybridMultilevel"/>
+    <w:tmpl w:val="460242DE"/>
+    <w:lvl w:ilvl="0" w:tplc="04090019">
+      <w:start w:val="1"/>
+      <w:numFmt w:val="lowerLetter"/>
+      <w:lvlText w:val="%1."/>
+      <w:lvlJc w:val="left"/>
+      <w:pPr>
+        <w:ind w:left="1080" w:hanging="360"/>
+      </w:pPr>
+    </w:lvl>
+    <w:lvl w:ilvl="1" w:tplc="04090019">
+      <w:start w:val="1"/>
+      <w:numFmt w:val="lowerLetter"/>
+      <w:lvlText w:val="%2."/>
+      <w:lvlJc w:val="left"/>
+      <w:pPr>
+        <w:ind w:left="1800" w:hanging="360"/>
+      </w:pPr>
+    </w:lvl>
+    <w:lvl w:ilvl="2" w:tplc="0409001B" w:tentative="1">
+      <w:start w:val="1"/>
+      <w:numFmt w:val="lowerRoman"/>
+      <w:lvlText w:val="%3."/>
+      <w:lvlJc w:val="right"/>
+      <w:pPr>
+        <w:ind w:left="2520" w:hanging="180"/>
+      </w:pPr>
+    </w:lvl>
+    <w:lvl w:ilvl="3" w:tplc="0409000F" w:tentative="1">
+      <w:start w:val="1"/>
+      <w:numFmt w:val="decimal"/>
+      <w:lvlText w:val="%4."/>
+      <w:lvlJc w:val="left"/>
+      <w:pPr>
+        <w:ind w:left="3240" w:hanging="360"/>
+      </w:pPr>
+    </w:lvl>
+    <w:lvl w:ilvl="4" w:tplc="04090019" w:tentative="1">
+      <w:start w:val="1"/>
+      <w:numFmt w:val="lowerLetter"/>
+      <w:lvlText w:val="%5."/>
+      <w:lvlJc w:val="left"/>
+      <w:pPr>
+        <w:ind w:left="3960" w:hanging="360"/>
+      </w:pPr>
+    </w:lvl>
+    <w:lvl w:ilvl="5" w:tplc="0409001B" w:tentative="1">
+      <w:start w:val="1"/>
+      <w:numFmt w:val="lowerRoman"/>
+      <w:lvlText w:val="%6."/>
+      <w:lvlJc w:val="right"/>
+      <w:pPr>
+        <w:ind w:left="4680" w:hanging="180"/>
+      </w:pPr>
+    </w:lvl>
+    <w:lvl w:ilvl="6" w:tplc="0409000F" w:tentative="1">
+      <w:start w:val="1"/>
+      <w:numFmt w:val="decimal"/>
+      <w:lvlText w:val="%7."/>
+      <w:lvlJc w:val="left"/>
+      <w:pPr>
+        <w:ind w:left="5400" w:hanging="360"/>
+      </w:pPr>
+    </w:lvl>
+    <w:lvl w:ilvl="7" w:tplc="04090019" w:tentative="1">
+      <w:start w:val="1"/>
+      <w:numFmt w:val="lowerLetter"/>
+      <w:lvlText w:val="%8."/>
+      <w:lvlJc w:val="left"/>
+      <w:pPr>
+        <w:ind w:left="6120" w:hanging="360"/>
+      </w:pPr>
+    </w:lvl>
+    <w:lvl w:ilvl="8" w:tplc="0409001B" w:tentative="1">
+      <w:start w:val="1"/>
+      <w:numFmt w:val="lowerRoman"/>
+      <w:lvlText w:val="%9."/>
+      <w:lvlJc w:val="right"/>
+      <w:pPr>
+        <w:ind w:left="6840" w:hanging="180"/>
+      </w:pPr>
+    </w:lvl>
+  </w:abstractNum>
+  <w:abstractNum w:abstractNumId="22" w15:restartNumberingAfterBreak="0">
+    <w:nsid w:val="497838B6"/>
+    <w:multiLevelType w:val="hybridMultilevel"/>
+    <w:tmpl w:val="DBFA871E"/>
+    <w:lvl w:ilvl="0" w:tplc="04090001">
+      <w:start w:val="1"/>
+      <w:numFmt w:val="bullet"/>
+      <w:lvlText w:val=""/>
+      <w:lvlJc w:val="left"/>
+      <w:pPr>
+        <w:ind w:left="1080" w:hanging="360"/>
+      </w:pPr>
+      <w:rPr>
+        <w:rFonts w:ascii="Symbol" w:hAnsi="Symbol" w:hint="default"/>
+      </w:rPr>
+    </w:lvl>
+    <w:lvl w:ilvl="1" w:tplc="04090003" w:tentative="1">
+      <w:start w:val="1"/>
+      <w:numFmt w:val="bullet"/>
+      <w:lvlText w:val="o"/>
+      <w:lvlJc w:val="left"/>
+      <w:pPr>
+        <w:ind w:left="1800" w:hanging="360"/>
+      </w:pPr>
+      <w:rPr>
+        <w:rFonts w:ascii="Courier New" w:hAnsi="Courier New" w:cs="Courier New" w:hint="default"/>
+      </w:rPr>
+    </w:lvl>
+    <w:lvl w:ilvl="2" w:tplc="04090005" w:tentative="1">
+      <w:start w:val="1"/>
+      <w:numFmt w:val="bullet"/>
+      <w:lvlText w:val=""/>
+      <w:lvlJc w:val="left"/>
+      <w:pPr>
+        <w:ind w:left="2520" w:hanging="360"/>
+      </w:pPr>
+      <w:rPr>
+        <w:rFonts w:ascii="Wingdings" w:hAnsi="Wingdings" w:hint="default"/>
+      </w:rPr>
+    </w:lvl>
+    <w:lvl w:ilvl="3" w:tplc="04090001" w:tentative="1">
+      <w:start w:val="1"/>
+      <w:numFmt w:val="bullet"/>
+      <w:lvlText w:val=""/>
+      <w:lvlJc w:val="left"/>
+      <w:pPr>
+        <w:ind w:left="3240" w:hanging="360"/>
+      </w:pPr>
+      <w:rPr>
+        <w:rFonts w:ascii="Symbol" w:hAnsi="Symbol" w:hint="default"/>
+      </w:rPr>
+    </w:lvl>
+    <w:lvl w:ilvl="4" w:tplc="04090003" w:tentative="1">
+      <w:start w:val="1"/>
+      <w:numFmt w:val="bullet"/>
+      <w:lvlText w:val="o"/>
+      <w:lvlJc w:val="left"/>
+      <w:pPr>
+        <w:ind w:left="3960" w:hanging="360"/>
+      </w:pPr>
+      <w:rPr>
+        <w:rFonts w:ascii="Courier New" w:hAnsi="Courier New" w:cs="Courier New" w:hint="default"/>
+      </w:rPr>
+    </w:lvl>
+    <w:lvl w:ilvl="5" w:tplc="04090005" w:tentative="1">
+      <w:start w:val="1"/>
+      <w:numFmt w:val="bullet"/>
+      <w:lvlText w:val=""/>
+      <w:lvlJc w:val="left"/>
+      <w:pPr>
+        <w:ind w:left="4680" w:hanging="360"/>
+      </w:pPr>
+      <w:rPr>
+        <w:rFonts w:ascii="Wingdings" w:hAnsi="Wingdings" w:hint="default"/>
+      </w:rPr>
+    </w:lvl>
+    <w:lvl w:ilvl="6" w:tplc="04090001" w:tentative="1">
+      <w:start w:val="1"/>
+      <w:numFmt w:val="bullet"/>
+      <w:lvlText w:val=""/>
+      <w:lvlJc w:val="left"/>
+      <w:pPr>
+        <w:ind w:left="5400" w:hanging="360"/>
+      </w:pPr>
+      <w:rPr>
+        <w:rFonts w:ascii="Symbol" w:hAnsi="Symbol" w:hint="default"/>
+      </w:rPr>
+    </w:lvl>
+    <w:lvl w:ilvl="7" w:tplc="04090003" w:tentative="1">
+      <w:start w:val="1"/>
+      <w:numFmt w:val="bullet"/>
+      <w:lvlText w:val="o"/>
+      <w:lvlJc w:val="left"/>
+      <w:pPr>
+        <w:ind w:left="6120" w:hanging="360"/>
+      </w:pPr>
+      <w:rPr>
+        <w:rFonts w:ascii="Courier New" w:hAnsi="Courier New" w:cs="Courier New" w:hint="default"/>
+      </w:rPr>
+    </w:lvl>
+    <w:lvl w:ilvl="8" w:tplc="04090005" w:tentative="1">
+      <w:start w:val="1"/>
+      <w:numFmt w:val="bullet"/>
+      <w:lvlText w:val=""/>
+      <w:lvlJc w:val="left"/>
+      <w:pPr>
+        <w:ind w:left="6840" w:hanging="360"/>
+      </w:pPr>
+      <w:rPr>
+        <w:rFonts w:ascii="Wingdings" w:hAnsi="Wingdings" w:hint="default"/>
+      </w:rPr>
+    </w:lvl>
+  </w:abstractNum>
+  <w:abstractNum w:abstractNumId="23" w15:restartNumberingAfterBreak="0">
     <w:nsid w:val="539E1BA8"/>
     <w:multiLevelType w:val="multilevel"/>
     <w:tmpl w:val="0409001F"/>
@@ -2291,7 +2268,7 @@
       </w:pPr>
     </w:lvl>
   </w:abstractNum>
-  <w:abstractNum w:abstractNumId="17" w15:restartNumberingAfterBreak="0">
+  <w:abstractNum w:abstractNumId="24" w15:restartNumberingAfterBreak="0">
     <w:nsid w:val="59BC4956"/>
     <w:multiLevelType w:val="multilevel"/>
     <w:tmpl w:val="4572ABF8"/>
@@ -2405,13 +2382,13 @@
       </w:rPr>
     </w:lvl>
   </w:abstractNum>
-  <w:abstractNum w:abstractNumId="18" w15:restartNumberingAfterBreak="0">
+  <w:abstractNum w:abstractNumId="25" w15:restartNumberingAfterBreak="0">
     <w:nsid w:val="5B1B5787"/>
     <w:multiLevelType w:val="multilevel"/>
     <w:tmpl w:val="4572ABF8"/>
     <w:numStyleLink w:val="MLAOutline"/>
   </w:abstractNum>
-  <w:abstractNum w:abstractNumId="19" w15:restartNumberingAfterBreak="0">
+  <w:abstractNum w:abstractNumId="26" w15:restartNumberingAfterBreak="0">
     <w:nsid w:val="5CE34C09"/>
     <w:multiLevelType w:val="multilevel"/>
     <w:tmpl w:val="04090023"/>
@@ -2498,7 +2475,120 @@
       </w:pPr>
     </w:lvl>
   </w:abstractNum>
-  <w:abstractNum w:abstractNumId="20" w15:restartNumberingAfterBreak="0">
+  <w:abstractNum w:abstractNumId="27" w15:restartNumberingAfterBreak="0">
+    <w:nsid w:val="5FA04D07"/>
+    <w:multiLevelType w:val="hybridMultilevel"/>
+    <w:tmpl w:val="3ABCACAC"/>
+    <w:lvl w:ilvl="0" w:tplc="92BA79BA">
+      <w:start w:val="1"/>
+      <w:numFmt w:val="bullet"/>
+      <w:lvlText w:val="-"/>
+      <w:lvlJc w:val="left"/>
+      <w:pPr>
+        <w:ind w:left="1080" w:hanging="360"/>
+      </w:pPr>
+      <w:rPr>
+        <w:rFonts w:ascii="Times New Roman" w:eastAsiaTheme="minorEastAsia" w:hAnsi="Times New Roman" w:cs="Times New Roman" w:hint="default"/>
+      </w:rPr>
+    </w:lvl>
+    <w:lvl w:ilvl="1" w:tplc="04090003" w:tentative="1">
+      <w:start w:val="1"/>
+      <w:numFmt w:val="bullet"/>
+      <w:lvlText w:val="o"/>
+      <w:lvlJc w:val="left"/>
+      <w:pPr>
+        <w:ind w:left="1800" w:hanging="360"/>
+      </w:pPr>
+      <w:rPr>
+        <w:rFonts w:ascii="Courier New" w:hAnsi="Courier New" w:cs="Courier New" w:hint="default"/>
+      </w:rPr>
+    </w:lvl>
+    <w:lvl w:ilvl="2" w:tplc="04090005" w:tentative="1">
+      <w:start w:val="1"/>
+      <w:numFmt w:val="bullet"/>
+      <w:lvlText w:val=""/>
+      <w:lvlJc w:val="left"/>
+      <w:pPr>
+        <w:ind w:left="2520" w:hanging="360"/>
+      </w:pPr>
+      <w:rPr>
+        <w:rFonts w:ascii="Wingdings" w:hAnsi="Wingdings" w:hint="default"/>
+      </w:rPr>
+    </w:lvl>
+    <w:lvl w:ilvl="3" w:tplc="04090001" w:tentative="1">
+      <w:start w:val="1"/>
+      <w:numFmt w:val="bullet"/>
+      <w:lvlText w:val=""/>
+      <w:lvlJc w:val="left"/>
+      <w:pPr>
+        <w:ind w:left="3240" w:hanging="360"/>
+      </w:pPr>
+      <w:rPr>
+        <w:rFonts w:ascii="Symbol" w:hAnsi="Symbol" w:hint="default"/>
+      </w:rPr>
+    </w:lvl>
+    <w:lvl w:ilvl="4" w:tplc="04090003" w:tentative="1">
+      <w:start w:val="1"/>
+      <w:numFmt w:val="bullet"/>
+      <w:lvlText w:val="o"/>
+      <w:lvlJc w:val="left"/>
+      <w:pPr>
+        <w:ind w:left="3960" w:hanging="360"/>
+      </w:pPr>
+      <w:rPr>
+        <w:rFonts w:ascii="Courier New" w:hAnsi="Courier New" w:cs="Courier New" w:hint="default"/>
+      </w:rPr>
+    </w:lvl>
+    <w:lvl w:ilvl="5" w:tplc="04090005" w:tentative="1">
+      <w:start w:val="1"/>
+      <w:numFmt w:val="bullet"/>
+      <w:lvlText w:val=""/>
+      <w:lvlJc w:val="left"/>
+      <w:pPr>
+        <w:ind w:left="4680" w:hanging="360"/>
+      </w:pPr>
+      <w:rPr>
+        <w:rFonts w:ascii="Wingdings" w:hAnsi="Wingdings" w:hint="default"/>
+      </w:rPr>
+    </w:lvl>
+    <w:lvl w:ilvl="6" w:tplc="04090001" w:tentative="1">
+      <w:start w:val="1"/>
+      <w:numFmt w:val="bullet"/>
+      <w:lvlText w:val=""/>
+      <w:lvlJc w:val="left"/>
+      <w:pPr>
+        <w:ind w:left="5400" w:hanging="360"/>
+      </w:pPr>
+      <w:rPr>
+        <w:rFonts w:ascii="Symbol" w:hAnsi="Symbol" w:hint="default"/>
+      </w:rPr>
+    </w:lvl>
+    <w:lvl w:ilvl="7" w:tplc="04090003" w:tentative="1">
+      <w:start w:val="1"/>
+      <w:numFmt w:val="bullet"/>
+      <w:lvlText w:val="o"/>
+      <w:lvlJc w:val="left"/>
+      <w:pPr>
+        <w:ind w:left="6120" w:hanging="360"/>
+      </w:pPr>
+      <w:rPr>
+        <w:rFonts w:ascii="Courier New" w:hAnsi="Courier New" w:cs="Courier New" w:hint="default"/>
+      </w:rPr>
+    </w:lvl>
+    <w:lvl w:ilvl="8" w:tplc="04090005" w:tentative="1">
+      <w:start w:val="1"/>
+      <w:numFmt w:val="bullet"/>
+      <w:lvlText w:val=""/>
+      <w:lvlJc w:val="left"/>
+      <w:pPr>
+        <w:ind w:left="6840" w:hanging="360"/>
+      </w:pPr>
+      <w:rPr>
+        <w:rFonts w:ascii="Wingdings" w:hAnsi="Wingdings" w:hint="default"/>
+      </w:rPr>
+    </w:lvl>
+  </w:abstractNum>
+  <w:abstractNum w:abstractNumId="28" w15:restartNumberingAfterBreak="0">
     <w:nsid w:val="61C03E6D"/>
     <w:multiLevelType w:val="hybridMultilevel"/>
     <w:tmpl w:val="A62C63EA"/>
@@ -2611,10 +2701,123 @@
       </w:rPr>
     </w:lvl>
   </w:abstractNum>
-  <w:abstractNum w:abstractNumId="21" w15:restartNumberingAfterBreak="0">
+  <w:abstractNum w:abstractNumId="29" w15:restartNumberingAfterBreak="0">
+    <w:nsid w:val="61F54743"/>
+    <w:multiLevelType w:val="hybridMultilevel"/>
+    <w:tmpl w:val="40FC8E30"/>
+    <w:lvl w:ilvl="0" w:tplc="92BA79BA">
+      <w:start w:val="1"/>
+      <w:numFmt w:val="bullet"/>
+      <w:lvlText w:val="-"/>
+      <w:lvlJc w:val="left"/>
+      <w:pPr>
+        <w:ind w:left="1080" w:hanging="360"/>
+      </w:pPr>
+      <w:rPr>
+        <w:rFonts w:ascii="Times New Roman" w:eastAsiaTheme="minorEastAsia" w:hAnsi="Times New Roman" w:cs="Times New Roman" w:hint="default"/>
+      </w:rPr>
+    </w:lvl>
+    <w:lvl w:ilvl="1" w:tplc="04090003" w:tentative="1">
+      <w:start w:val="1"/>
+      <w:numFmt w:val="bullet"/>
+      <w:lvlText w:val="o"/>
+      <w:lvlJc w:val="left"/>
+      <w:pPr>
+        <w:ind w:left="1440" w:hanging="360"/>
+      </w:pPr>
+      <w:rPr>
+        <w:rFonts w:ascii="Courier New" w:hAnsi="Courier New" w:cs="Courier New" w:hint="default"/>
+      </w:rPr>
+    </w:lvl>
+    <w:lvl w:ilvl="2" w:tplc="04090005" w:tentative="1">
+      <w:start w:val="1"/>
+      <w:numFmt w:val="bullet"/>
+      <w:lvlText w:val=""/>
+      <w:lvlJc w:val="left"/>
+      <w:pPr>
+        <w:ind w:left="2160" w:hanging="360"/>
+      </w:pPr>
+      <w:rPr>
+        <w:rFonts w:ascii="Wingdings" w:hAnsi="Wingdings" w:hint="default"/>
+      </w:rPr>
+    </w:lvl>
+    <w:lvl w:ilvl="3" w:tplc="04090001" w:tentative="1">
+      <w:start w:val="1"/>
+      <w:numFmt w:val="bullet"/>
+      <w:lvlText w:val=""/>
+      <w:lvlJc w:val="left"/>
+      <w:pPr>
+        <w:ind w:left="2880" w:hanging="360"/>
+      </w:pPr>
+      <w:rPr>
+        <w:rFonts w:ascii="Symbol" w:hAnsi="Symbol" w:hint="default"/>
+      </w:rPr>
+    </w:lvl>
+    <w:lvl w:ilvl="4" w:tplc="04090003" w:tentative="1">
+      <w:start w:val="1"/>
+      <w:numFmt w:val="bullet"/>
+      <w:lvlText w:val="o"/>
+      <w:lvlJc w:val="left"/>
+      <w:pPr>
+        <w:ind w:left="3600" w:hanging="360"/>
+      </w:pPr>
+      <w:rPr>
+        <w:rFonts w:ascii="Courier New" w:hAnsi="Courier New" w:cs="Courier New" w:hint="default"/>
+      </w:rPr>
+    </w:lvl>
+    <w:lvl w:ilvl="5" w:tplc="04090005" w:tentative="1">
+      <w:start w:val="1"/>
+      <w:numFmt w:val="bullet"/>
+      <w:lvlText w:val=""/>
+      <w:lvlJc w:val="left"/>
+      <w:pPr>
+        <w:ind w:left="4320" w:hanging="360"/>
+      </w:pPr>
+      <w:rPr>
+        <w:rFonts w:ascii="Wingdings" w:hAnsi="Wingdings" w:hint="default"/>
+      </w:rPr>
+    </w:lvl>
+    <w:lvl w:ilvl="6" w:tplc="04090001" w:tentative="1">
+      <w:start w:val="1"/>
+      <w:numFmt w:val="bullet"/>
+      <w:lvlText w:val=""/>
+      <w:lvlJc w:val="left"/>
+      <w:pPr>
+        <w:ind w:left="5040" w:hanging="360"/>
+      </w:pPr>
+      <w:rPr>
+        <w:rFonts w:ascii="Symbol" w:hAnsi="Symbol" w:hint="default"/>
+      </w:rPr>
+    </w:lvl>
+    <w:lvl w:ilvl="7" w:tplc="04090003" w:tentative="1">
+      <w:start w:val="1"/>
+      <w:numFmt w:val="bullet"/>
+      <w:lvlText w:val="o"/>
+      <w:lvlJc w:val="left"/>
+      <w:pPr>
+        <w:ind w:left="5760" w:hanging="360"/>
+      </w:pPr>
+      <w:rPr>
+        <w:rFonts w:ascii="Courier New" w:hAnsi="Courier New" w:cs="Courier New" w:hint="default"/>
+      </w:rPr>
+    </w:lvl>
+    <w:lvl w:ilvl="8" w:tplc="04090005" w:tentative="1">
+      <w:start w:val="1"/>
+      <w:numFmt w:val="bullet"/>
+      <w:lvlText w:val=""/>
+      <w:lvlJc w:val="left"/>
+      <w:pPr>
+        <w:ind w:left="6480" w:hanging="360"/>
+      </w:pPr>
+      <w:rPr>
+        <w:rFonts w:ascii="Wingdings" w:hAnsi="Wingdings" w:hint="default"/>
+      </w:rPr>
+    </w:lvl>
+  </w:abstractNum>
+  <w:abstractNum w:abstractNumId="30" w15:restartNumberingAfterBreak="0">
     <w:nsid w:val="71E40D33"/>
     <w:multiLevelType w:val="hybridMultilevel"/>
-    <w:tmpl w:val="2E109F36"/>
+    <w:tmpl w:val="8DBE12DA"/>
     <w:lvl w:ilvl="0" w:tplc="04090013">
       <w:start w:val="1"/>
       <w:numFmt w:val="upperRoman"/>
@@ -2633,7 +2836,7 @@
         <w:ind w:left="1440" w:hanging="360"/>
       </w:pPr>
     </w:lvl>
-    <w:lvl w:ilvl="2" w:tplc="0409001B" w:tentative="1">
+    <w:lvl w:ilvl="2" w:tplc="0409001B">
       <w:start w:val="1"/>
       <w:numFmt w:val="lowerRoman"/>
       <w:lvlText w:val="%3."/>
@@ -2642,7 +2845,7 @@
         <w:ind w:left="2160" w:hanging="180"/>
       </w:pPr>
     </w:lvl>
-    <w:lvl w:ilvl="3" w:tplc="0409000F" w:tentative="1">
+    <w:lvl w:ilvl="3" w:tplc="0409000F">
       <w:start w:val="1"/>
       <w:numFmt w:val="decimal"/>
       <w:lvlText w:val="%4."/>
@@ -2650,15 +2853,21 @@
       <w:pPr>
         <w:ind w:left="2880" w:hanging="360"/>
       </w:pPr>
-    </w:lvl>
-    <w:lvl w:ilvl="4" w:tplc="04090019" w:tentative="1">
-      <w:start w:val="1"/>
-      <w:numFmt w:val="lowerLetter"/>
-      <w:lvlText w:val="%5."/>
+      <w:rPr>
+        <w:rFonts w:hint="default"/>
+      </w:rPr>
+    </w:lvl>
+    <w:lvl w:ilvl="4" w:tplc="683E9792">
+      <w:start w:val="2"/>
+      <w:numFmt w:val="bullet"/>
+      <w:lvlText w:val="-"/>
       <w:lvlJc w:val="left"/>
       <w:pPr>
         <w:ind w:left="3600" w:hanging="360"/>
       </w:pPr>
+      <w:rPr>
+        <w:rFonts w:ascii="Times New Roman" w:eastAsiaTheme="minorEastAsia" w:hAnsi="Times New Roman" w:cs="Times New Roman" w:hint="default"/>
+      </w:rPr>
     </w:lvl>
     <w:lvl w:ilvl="5" w:tplc="0409001B" w:tentative="1">
       <w:start w:val="1"/>
@@ -2728,39 +2937,66 @@
     <w:abstractNumId w:val="0"/>
   </w:num>
   <w:num w:numId="11">
+    <w:abstractNumId w:val="14"/>
+  </w:num>
+  <w:num w:numId="12">
+    <w:abstractNumId w:val="24"/>
+  </w:num>
+  <w:num w:numId="13">
+    <w:abstractNumId w:val="25"/>
+  </w:num>
+  <w:num w:numId="14">
+    <w:abstractNumId w:val="23"/>
+  </w:num>
+  <w:num w:numId="15">
+    <w:abstractNumId w:val="11"/>
+  </w:num>
+  <w:num w:numId="16">
+    <w:abstractNumId w:val="15"/>
+  </w:num>
+  <w:num w:numId="17">
+    <w:abstractNumId w:val="26"/>
+  </w:num>
+  <w:num w:numId="18">
+    <w:abstractNumId w:val="30"/>
+  </w:num>
+  <w:num w:numId="19">
+    <w:abstractNumId w:val="18"/>
+  </w:num>
+  <w:num w:numId="20">
+    <w:abstractNumId w:val="13"/>
+  </w:num>
+  <w:num w:numId="21">
+    <w:abstractNumId w:val="19"/>
+  </w:num>
+  <w:num w:numId="22">
+    <w:abstractNumId w:val="28"/>
+  </w:num>
+  <w:num w:numId="23">
+    <w:abstractNumId w:val="10"/>
+  </w:num>
+  <w:num w:numId="24">
+    <w:abstractNumId w:val="17"/>
+  </w:num>
+  <w:num w:numId="25">
+    <w:abstractNumId w:val="22"/>
+  </w:num>
+  <w:num w:numId="26">
     <w:abstractNumId w:val="12"/>
   </w:num>
-  <w:num w:numId="12">
-    <w:abstractNumId w:val="17"/>
+  <w:num w:numId="27">
+    <w:abstractNumId w:val="27"/>
   </w:num>
-  <w:num w:numId="13">
-    <w:abstractNumId w:val="18"/>
+  <w:num w:numId="28">
+    <w:abstractNumId w:val="29"/>
   </w:num>
-  <w:num w:numId="14">
+  <w:num w:numId="29">
     <w:abstractNumId w:val="16"/>
   </w:num>
-  <w:num w:numId="15">
-    <w:abstractNumId w:val="10"/>
-  </w:num>
-  <w:num w:numId="16">
-    <w:abstractNumId w:val="13"/>
-  </w:num>
-  <w:num w:numId="17">
-    <w:abstractNumId w:val="19"/>
-  </w:num>
-  <w:num w:numId="18">
+  <w:num w:numId="30">
     <w:abstractNumId w:val="21"/>
   </w:num>
-  <w:num w:numId="19">
-    <w:abstractNumId w:val="14"/>
-  </w:num>
-  <w:num w:numId="20">
-    <w:abstractNumId w:val="11"/>
-  </w:num>
-  <w:num w:numId="21">
-    <w:abstractNumId w:val="15"/>
-  </w:num>
-  <w:num w:numId="22">
+  <w:num w:numId="31">
     <w:abstractNumId w:val="20"/>
   </w:num>
 </w:numbering>
@@ -5083,1195 +5319,27 @@
       <w:u w:val="single"/>
     </w:rPr>
   </w:style>
+  <w:style w:type="character" w:customStyle="1" w:styleId="citation-158">
+    <w:name w:val="citation-158"/>
+    <w:basedOn w:val="DefaultParagraphFont"/>
+    <w:rsid w:val="00D33B6C"/>
+  </w:style>
+  <w:style w:type="character" w:customStyle="1" w:styleId="citation-157">
+    <w:name w:val="citation-157"/>
+    <w:basedOn w:val="DefaultParagraphFont"/>
+    <w:rsid w:val="00D33B6C"/>
+  </w:style>
+  <w:style w:type="character" w:customStyle="1" w:styleId="citation-156">
+    <w:name w:val="citation-156"/>
+    <w:basedOn w:val="DefaultParagraphFont"/>
+    <w:rsid w:val="00D33B6C"/>
+  </w:style>
 </w:styles>
-</file>
-
-<file path=word/charts/chart1.xml><?xml version="1.0" encoding="utf-8"?>
-<c:chartSpace xmlns:c="http://schemas.openxmlformats.org/drawingml/2006/chart" xmlns:a="http://schemas.openxmlformats.org/drawingml/2006/main" xmlns:r="http://schemas.openxmlformats.org/officeDocument/2006/relationships" xmlns:c16r2="http://schemas.microsoft.com/office/drawing/2015/06/chart">
-  <c:date1904 val="0"/>
-  <c:lang val="en-US"/>
-  <c:roundedCorners val="0"/>
-  <mc:AlternateContent xmlns:mc="http://schemas.openxmlformats.org/markup-compatibility/2006">
-    <mc:Choice xmlns:c14="http://schemas.microsoft.com/office/drawing/2007/8/2/chart" Requires="c14">
-      <c14:style val="102"/>
-    </mc:Choice>
-    <mc:Fallback>
-      <c:style val="2"/>
-    </mc:Fallback>
-  </mc:AlternateContent>
-  <c:chart>
-    <c:title>
-      <c:overlay val="0"/>
-      <c:spPr>
-        <a:noFill/>
-        <a:ln>
-          <a:noFill/>
-        </a:ln>
-        <a:effectLst/>
-      </c:spPr>
-      <c:txPr>
-        <a:bodyPr rot="0" spcFirstLastPara="1" vertOverflow="ellipsis" vert="horz" wrap="square" anchor="ctr" anchorCtr="1"/>
-        <a:lstStyle/>
-        <a:p>
-          <a:pPr>
-            <a:defRPr sz="1400" b="0" i="0" u="none" strike="noStrike" kern="1200" spc="0" baseline="0">
-              <a:solidFill>
-                <a:schemeClr val="tx1">
-                  <a:lumMod val="65000"/>
-                  <a:lumOff val="35000"/>
-                </a:schemeClr>
-              </a:solidFill>
-              <a:latin typeface="+mn-lt"/>
-              <a:ea typeface="+mn-ea"/>
-              <a:cs typeface="+mn-cs"/>
-            </a:defRPr>
-          </a:pPr>
-          <a:endParaRPr lang="en-US"/>
-        </a:p>
-      </c:txPr>
-    </c:title>
-    <c:autoTitleDeleted val="0"/>
-    <c:plotArea>
-      <c:layout/>
-      <c:barChart>
-        <c:barDir val="col"/>
-        <c:grouping val="clustered"/>
-        <c:varyColors val="0"/>
-        <c:ser>
-          <c:idx val="0"/>
-          <c:order val="0"/>
-          <c:tx>
-            <c:strRef>
-              <c:f>Sheet1!$B$1</c:f>
-              <c:strCache>
-                <c:ptCount val="1"/>
-                <c:pt idx="0">
-                  <c:v>Series 1</c:v>
-                </c:pt>
-              </c:strCache>
-            </c:strRef>
-          </c:tx>
-          <c:spPr>
-            <a:solidFill>
-              <a:schemeClr val="accent1"/>
-            </a:solidFill>
-            <a:ln>
-              <a:noFill/>
-            </a:ln>
-            <a:effectLst/>
-          </c:spPr>
-          <c:invertIfNegative val="0"/>
-          <c:cat>
-            <c:strRef>
-              <c:f>Sheet1!$A$2:$A$5</c:f>
-              <c:strCache>
-                <c:ptCount val="4"/>
-                <c:pt idx="0">
-                  <c:v>Category 1</c:v>
-                </c:pt>
-                <c:pt idx="1">
-                  <c:v>Category 2</c:v>
-                </c:pt>
-                <c:pt idx="2">
-                  <c:v>Category 3</c:v>
-                </c:pt>
-                <c:pt idx="3">
-                  <c:v>Category 4</c:v>
-                </c:pt>
-              </c:strCache>
-            </c:strRef>
-          </c:cat>
-          <c:val>
-            <c:numRef>
-              <c:f>Sheet1!$B$2:$B$5</c:f>
-              <c:numCache>
-                <c:formatCode>General</c:formatCode>
-                <c:ptCount val="4"/>
-                <c:pt idx="0">
-                  <c:v>4.3</c:v>
-                </c:pt>
-                <c:pt idx="1">
-                  <c:v>2.5</c:v>
-                </c:pt>
-                <c:pt idx="2">
-                  <c:v>3.5</c:v>
-                </c:pt>
-                <c:pt idx="3">
-                  <c:v>4.5</c:v>
-                </c:pt>
-              </c:numCache>
-            </c:numRef>
-          </c:val>
-          <c:extLst>
-            <c:ext xmlns:c16="http://schemas.microsoft.com/office/drawing/2014/chart" uri="{C3380CC4-5D6E-409C-BE32-E72D297353CC}">
-              <c16:uniqueId val="{00000000-D817-4AE7-A1B6-89ABF39F4695}"/>
-            </c:ext>
-          </c:extLst>
-        </c:ser>
-        <c:ser>
-          <c:idx val="1"/>
-          <c:order val="1"/>
-          <c:tx>
-            <c:strRef>
-              <c:f>Sheet1!$C$1</c:f>
-              <c:strCache>
-                <c:ptCount val="1"/>
-                <c:pt idx="0">
-                  <c:v>Series 2</c:v>
-                </c:pt>
-              </c:strCache>
-            </c:strRef>
-          </c:tx>
-          <c:spPr>
-            <a:solidFill>
-              <a:schemeClr val="accent2"/>
-            </a:solidFill>
-            <a:ln>
-              <a:noFill/>
-            </a:ln>
-            <a:effectLst/>
-          </c:spPr>
-          <c:invertIfNegative val="0"/>
-          <c:cat>
-            <c:strRef>
-              <c:f>Sheet1!$A$2:$A$5</c:f>
-              <c:strCache>
-                <c:ptCount val="4"/>
-                <c:pt idx="0">
-                  <c:v>Category 1</c:v>
-                </c:pt>
-                <c:pt idx="1">
-                  <c:v>Category 2</c:v>
-                </c:pt>
-                <c:pt idx="2">
-                  <c:v>Category 3</c:v>
-                </c:pt>
-                <c:pt idx="3">
-                  <c:v>Category 4</c:v>
-                </c:pt>
-              </c:strCache>
-            </c:strRef>
-          </c:cat>
-          <c:val>
-            <c:numRef>
-              <c:f>Sheet1!$C$2:$C$5</c:f>
-              <c:numCache>
-                <c:formatCode>General</c:formatCode>
-                <c:ptCount val="4"/>
-                <c:pt idx="0">
-                  <c:v>2.4</c:v>
-                </c:pt>
-                <c:pt idx="1">
-                  <c:v>4.4000000000000004</c:v>
-                </c:pt>
-                <c:pt idx="2">
-                  <c:v>1.8</c:v>
-                </c:pt>
-                <c:pt idx="3">
-                  <c:v>2.8</c:v>
-                </c:pt>
-              </c:numCache>
-            </c:numRef>
-          </c:val>
-          <c:extLst>
-            <c:ext xmlns:c16="http://schemas.microsoft.com/office/drawing/2014/chart" uri="{C3380CC4-5D6E-409C-BE32-E72D297353CC}">
-              <c16:uniqueId val="{00000001-D817-4AE7-A1B6-89ABF39F4695}"/>
-            </c:ext>
-          </c:extLst>
-        </c:ser>
-        <c:ser>
-          <c:idx val="2"/>
-          <c:order val="2"/>
-          <c:tx>
-            <c:strRef>
-              <c:f>Sheet1!$D$1</c:f>
-              <c:strCache>
-                <c:ptCount val="1"/>
-                <c:pt idx="0">
-                  <c:v>Series 3</c:v>
-                </c:pt>
-              </c:strCache>
-            </c:strRef>
-          </c:tx>
-          <c:spPr>
-            <a:solidFill>
-              <a:schemeClr val="accent3"/>
-            </a:solidFill>
-            <a:ln>
-              <a:noFill/>
-            </a:ln>
-            <a:effectLst/>
-          </c:spPr>
-          <c:invertIfNegative val="0"/>
-          <c:cat>
-            <c:strRef>
-              <c:f>Sheet1!$A$2:$A$5</c:f>
-              <c:strCache>
-                <c:ptCount val="4"/>
-                <c:pt idx="0">
-                  <c:v>Category 1</c:v>
-                </c:pt>
-                <c:pt idx="1">
-                  <c:v>Category 2</c:v>
-                </c:pt>
-                <c:pt idx="2">
-                  <c:v>Category 3</c:v>
-                </c:pt>
-                <c:pt idx="3">
-                  <c:v>Category 4</c:v>
-                </c:pt>
-              </c:strCache>
-            </c:strRef>
-          </c:cat>
-          <c:val>
-            <c:numRef>
-              <c:f>Sheet1!$D$2:$D$5</c:f>
-              <c:numCache>
-                <c:formatCode>General</c:formatCode>
-                <c:ptCount val="4"/>
-                <c:pt idx="0">
-                  <c:v>2</c:v>
-                </c:pt>
-                <c:pt idx="1">
-                  <c:v>2</c:v>
-                </c:pt>
-                <c:pt idx="2">
-                  <c:v>3</c:v>
-                </c:pt>
-                <c:pt idx="3">
-                  <c:v>5</c:v>
-                </c:pt>
-              </c:numCache>
-            </c:numRef>
-          </c:val>
-          <c:extLst>
-            <c:ext xmlns:c16="http://schemas.microsoft.com/office/drawing/2014/chart" uri="{C3380CC4-5D6E-409C-BE32-E72D297353CC}">
-              <c16:uniqueId val="{00000002-D817-4AE7-A1B6-89ABF39F4695}"/>
-            </c:ext>
-          </c:extLst>
-        </c:ser>
-        <c:dLbls>
-          <c:showLegendKey val="0"/>
-          <c:showVal val="0"/>
-          <c:showCatName val="0"/>
-          <c:showSerName val="0"/>
-          <c:showPercent val="0"/>
-          <c:showBubbleSize val="0"/>
-        </c:dLbls>
-        <c:gapWidth val="219"/>
-        <c:overlap val="-27"/>
-        <c:axId val="166362224"/>
-        <c:axId val="166362616"/>
-      </c:barChart>
-      <c:catAx>
-        <c:axId val="166362224"/>
-        <c:scaling>
-          <c:orientation val="minMax"/>
-        </c:scaling>
-        <c:delete val="0"/>
-        <c:axPos val="b"/>
-        <c:numFmt formatCode="General" sourceLinked="1"/>
-        <c:majorTickMark val="none"/>
-        <c:minorTickMark val="none"/>
-        <c:tickLblPos val="nextTo"/>
-        <c:spPr>
-          <a:noFill/>
-          <a:ln w="9525" cap="flat" cmpd="sng" algn="ctr">
-            <a:solidFill>
-              <a:schemeClr val="tx1">
-                <a:lumMod val="15000"/>
-                <a:lumOff val="85000"/>
-              </a:schemeClr>
-            </a:solidFill>
-            <a:round/>
-          </a:ln>
-          <a:effectLst/>
-        </c:spPr>
-        <c:txPr>
-          <a:bodyPr rot="-60000000" spcFirstLastPara="1" vertOverflow="ellipsis" vert="horz" wrap="square" anchor="ctr" anchorCtr="1"/>
-          <a:lstStyle/>
-          <a:p>
-            <a:pPr>
-              <a:defRPr sz="900" b="0" i="0" u="none" strike="noStrike" kern="1200" baseline="0">
-                <a:solidFill>
-                  <a:schemeClr val="tx1">
-                    <a:lumMod val="65000"/>
-                    <a:lumOff val="35000"/>
-                  </a:schemeClr>
-                </a:solidFill>
-                <a:latin typeface="+mn-lt"/>
-                <a:ea typeface="+mn-ea"/>
-                <a:cs typeface="+mn-cs"/>
-              </a:defRPr>
-            </a:pPr>
-            <a:endParaRPr lang="en-US"/>
-          </a:p>
-        </c:txPr>
-        <c:crossAx val="166362616"/>
-        <c:crosses val="autoZero"/>
-        <c:auto val="1"/>
-        <c:lblAlgn val="ctr"/>
-        <c:lblOffset val="100"/>
-        <c:noMultiLvlLbl val="0"/>
-      </c:catAx>
-      <c:valAx>
-        <c:axId val="166362616"/>
-        <c:scaling>
-          <c:orientation val="minMax"/>
-        </c:scaling>
-        <c:delete val="0"/>
-        <c:axPos val="l"/>
-        <c:majorGridlines>
-          <c:spPr>
-            <a:ln w="9525" cap="flat" cmpd="sng" algn="ctr">
-              <a:solidFill>
-                <a:schemeClr val="tx1">
-                  <a:lumMod val="15000"/>
-                  <a:lumOff val="85000"/>
-                </a:schemeClr>
-              </a:solidFill>
-              <a:round/>
-            </a:ln>
-            <a:effectLst/>
-          </c:spPr>
-        </c:majorGridlines>
-        <c:numFmt formatCode="General" sourceLinked="1"/>
-        <c:majorTickMark val="none"/>
-        <c:minorTickMark val="none"/>
-        <c:tickLblPos val="nextTo"/>
-        <c:spPr>
-          <a:noFill/>
-          <a:ln>
-            <a:noFill/>
-          </a:ln>
-          <a:effectLst/>
-        </c:spPr>
-        <c:txPr>
-          <a:bodyPr rot="-60000000" spcFirstLastPara="1" vertOverflow="ellipsis" vert="horz" wrap="square" anchor="ctr" anchorCtr="1"/>
-          <a:lstStyle/>
-          <a:p>
-            <a:pPr>
-              <a:defRPr sz="900" b="0" i="0" u="none" strike="noStrike" kern="1200" baseline="0">
-                <a:solidFill>
-                  <a:schemeClr val="tx1">
-                    <a:lumMod val="65000"/>
-                    <a:lumOff val="35000"/>
-                  </a:schemeClr>
-                </a:solidFill>
-                <a:latin typeface="+mn-lt"/>
-                <a:ea typeface="+mn-ea"/>
-                <a:cs typeface="+mn-cs"/>
-              </a:defRPr>
-            </a:pPr>
-            <a:endParaRPr lang="en-US"/>
-          </a:p>
-        </c:txPr>
-        <c:crossAx val="166362224"/>
-        <c:crosses val="autoZero"/>
-        <c:crossBetween val="between"/>
-      </c:valAx>
-      <c:spPr>
-        <a:noFill/>
-        <a:ln>
-          <a:noFill/>
-        </a:ln>
-        <a:effectLst/>
-      </c:spPr>
-    </c:plotArea>
-    <c:legend>
-      <c:legendPos val="b"/>
-      <c:overlay val="0"/>
-      <c:spPr>
-        <a:noFill/>
-        <a:ln>
-          <a:noFill/>
-        </a:ln>
-        <a:effectLst/>
-      </c:spPr>
-      <c:txPr>
-        <a:bodyPr rot="0" spcFirstLastPara="1" vertOverflow="ellipsis" vert="horz" wrap="square" anchor="ctr" anchorCtr="1"/>
-        <a:lstStyle/>
-        <a:p>
-          <a:pPr>
-            <a:defRPr sz="900" b="0" i="0" u="none" strike="noStrike" kern="1200" baseline="0">
-              <a:solidFill>
-                <a:schemeClr val="tx1">
-                  <a:lumMod val="65000"/>
-                  <a:lumOff val="35000"/>
-                </a:schemeClr>
-              </a:solidFill>
-              <a:latin typeface="+mn-lt"/>
-              <a:ea typeface="+mn-ea"/>
-              <a:cs typeface="+mn-cs"/>
-            </a:defRPr>
-          </a:pPr>
-          <a:endParaRPr lang="en-US"/>
-        </a:p>
-      </c:txPr>
-    </c:legend>
-    <c:plotVisOnly val="1"/>
-    <c:dispBlanksAs val="gap"/>
-    <c:showDLblsOverMax val="0"/>
-  </c:chart>
-  <c:spPr>
-    <a:solidFill>
-      <a:schemeClr val="bg1"/>
-    </a:solidFill>
-    <a:ln w="9525" cap="flat" cmpd="sng" algn="ctr">
-      <a:solidFill>
-        <a:schemeClr val="tx1">
-          <a:lumMod val="15000"/>
-          <a:lumOff val="85000"/>
-        </a:schemeClr>
-      </a:solidFill>
-      <a:round/>
-    </a:ln>
-    <a:effectLst/>
-  </c:spPr>
-  <c:txPr>
-    <a:bodyPr/>
-    <a:lstStyle/>
-    <a:p>
-      <a:pPr>
-        <a:defRPr/>
-      </a:pPr>
-      <a:endParaRPr lang="en-US"/>
-    </a:p>
-  </c:txPr>
-  <c:externalData r:id="rId3">
-    <c:autoUpdate val="0"/>
-  </c:externalData>
-</c:chartSpace>
-</file>
-
-<file path=word/charts/colors1.xml><?xml version="1.0" encoding="utf-8"?>
-<cs:colorStyle xmlns:cs="http://schemas.microsoft.com/office/drawing/2012/chartStyle" xmlns:a="http://schemas.openxmlformats.org/drawingml/2006/main" meth="cycle" id="10">
-  <a:schemeClr val="accent1"/>
-  <a:schemeClr val="accent2"/>
-  <a:schemeClr val="accent3"/>
-  <a:schemeClr val="accent4"/>
-  <a:schemeClr val="accent5"/>
-  <a:schemeClr val="accent6"/>
-  <cs:variation/>
-  <cs:variation>
-    <a:lumMod val="60000"/>
-  </cs:variation>
-  <cs:variation>
-    <a:lumMod val="80000"/>
-    <a:lumOff val="20000"/>
-  </cs:variation>
-  <cs:variation>
-    <a:lumMod val="80000"/>
-  </cs:variation>
-  <cs:variation>
-    <a:lumMod val="60000"/>
-    <a:lumOff val="40000"/>
-  </cs:variation>
-  <cs:variation>
-    <a:lumMod val="50000"/>
-  </cs:variation>
-  <cs:variation>
-    <a:lumMod val="70000"/>
-    <a:lumOff val="30000"/>
-  </cs:variation>
-  <cs:variation>
-    <a:lumMod val="70000"/>
-  </cs:variation>
-  <cs:variation>
-    <a:lumMod val="50000"/>
-    <a:lumOff val="50000"/>
-  </cs:variation>
-</cs:colorStyle>
-</file>
-
-<file path=word/charts/style1.xml><?xml version="1.0" encoding="utf-8"?>
-<cs:chartStyle xmlns:cs="http://schemas.microsoft.com/office/drawing/2012/chartStyle" xmlns:a="http://schemas.openxmlformats.org/drawingml/2006/main" id="201">
-  <cs:axisTitle>
-    <cs:lnRef idx="0"/>
-    <cs:fillRef idx="0"/>
-    <cs:effectRef idx="0"/>
-    <cs:fontRef idx="minor">
-      <a:schemeClr val="tx1">
-        <a:lumMod val="65000"/>
-        <a:lumOff val="35000"/>
-      </a:schemeClr>
-    </cs:fontRef>
-    <cs:defRPr sz="1000" kern="1200"/>
-  </cs:axisTitle>
-  <cs:categoryAxis>
-    <cs:lnRef idx="0"/>
-    <cs:fillRef idx="0"/>
-    <cs:effectRef idx="0"/>
-    <cs:fontRef idx="minor">
-      <a:schemeClr val="tx1">
-        <a:lumMod val="65000"/>
-        <a:lumOff val="35000"/>
-      </a:schemeClr>
-    </cs:fontRef>
-    <cs:spPr>
-      <a:ln w="9525" cap="flat" cmpd="sng" algn="ctr">
-        <a:solidFill>
-          <a:schemeClr val="tx1">
-            <a:lumMod val="15000"/>
-            <a:lumOff val="85000"/>
-          </a:schemeClr>
-        </a:solidFill>
-        <a:round/>
-      </a:ln>
-    </cs:spPr>
-    <cs:defRPr sz="900" kern="1200"/>
-  </cs:categoryAxis>
-  <cs:chartArea mods="allowNoFillOverride allowNoLineOverride">
-    <cs:lnRef idx="0"/>
-    <cs:fillRef idx="0"/>
-    <cs:effectRef idx="0"/>
-    <cs:fontRef idx="minor">
-      <a:schemeClr val="tx1"/>
-    </cs:fontRef>
-    <cs:spPr>
-      <a:solidFill>
-        <a:schemeClr val="bg1"/>
-      </a:solidFill>
-      <a:ln w="9525" cap="flat" cmpd="sng" algn="ctr">
-        <a:solidFill>
-          <a:schemeClr val="tx1">
-            <a:lumMod val="15000"/>
-            <a:lumOff val="85000"/>
-          </a:schemeClr>
-        </a:solidFill>
-        <a:round/>
-      </a:ln>
-    </cs:spPr>
-    <cs:defRPr sz="1000" kern="1200"/>
-  </cs:chartArea>
-  <cs:dataLabel>
-    <cs:lnRef idx="0"/>
-    <cs:fillRef idx="0"/>
-    <cs:effectRef idx="0"/>
-    <cs:fontRef idx="minor">
-      <a:schemeClr val="tx1">
-        <a:lumMod val="75000"/>
-        <a:lumOff val="25000"/>
-      </a:schemeClr>
-    </cs:fontRef>
-    <cs:defRPr sz="900" kern="1200"/>
-  </cs:dataLabel>
-  <cs:dataLabelCallout>
-    <cs:lnRef idx="0"/>
-    <cs:fillRef idx="0"/>
-    <cs:effectRef idx="0"/>
-    <cs:fontRef idx="minor">
-      <a:schemeClr val="dk1">
-        <a:lumMod val="65000"/>
-        <a:lumOff val="35000"/>
-      </a:schemeClr>
-    </cs:fontRef>
-    <cs:spPr>
-      <a:solidFill>
-        <a:schemeClr val="lt1"/>
-      </a:solidFill>
-      <a:ln>
-        <a:solidFill>
-          <a:schemeClr val="dk1">
-            <a:lumMod val="25000"/>
-            <a:lumOff val="75000"/>
-          </a:schemeClr>
-        </a:solidFill>
-      </a:ln>
-    </cs:spPr>
-    <cs:defRPr sz="900" kern="1200"/>
-    <cs:bodyPr rot="0" spcFirstLastPara="1" vertOverflow="clip" horzOverflow="clip" vert="horz" wrap="square" lIns="36576" tIns="18288" rIns="36576" bIns="18288" anchor="ctr" anchorCtr="1">
-      <a:spAutoFit/>
-    </cs:bodyPr>
-  </cs:dataLabelCallout>
-  <cs:dataPoint>
-    <cs:lnRef idx="0"/>
-    <cs:fillRef idx="1">
-      <cs:styleClr val="auto"/>
-    </cs:fillRef>
-    <cs:effectRef idx="0"/>
-    <cs:fontRef idx="minor">
-      <a:schemeClr val="tx1"/>
-    </cs:fontRef>
-  </cs:dataPoint>
-  <cs:dataPoint3D>
-    <cs:lnRef idx="0"/>
-    <cs:fillRef idx="1">
-      <cs:styleClr val="auto"/>
-    </cs:fillRef>
-    <cs:effectRef idx="0"/>
-    <cs:fontRef idx="minor">
-      <a:schemeClr val="tx1"/>
-    </cs:fontRef>
-  </cs:dataPoint3D>
-  <cs:dataPointLine>
-    <cs:lnRef idx="0">
-      <cs:styleClr val="auto"/>
-    </cs:lnRef>
-    <cs:fillRef idx="1"/>
-    <cs:effectRef idx="0"/>
-    <cs:fontRef idx="minor">
-      <a:schemeClr val="tx1"/>
-    </cs:fontRef>
-    <cs:spPr>
-      <a:ln w="28575" cap="rnd">
-        <a:solidFill>
-          <a:schemeClr val="phClr"/>
-        </a:solidFill>
-        <a:round/>
-      </a:ln>
-    </cs:spPr>
-  </cs:dataPointLine>
-  <cs:dataPointMarker>
-    <cs:lnRef idx="0">
-      <cs:styleClr val="auto"/>
-    </cs:lnRef>
-    <cs:fillRef idx="1">
-      <cs:styleClr val="auto"/>
-    </cs:fillRef>
-    <cs:effectRef idx="0"/>
-    <cs:fontRef idx="minor">
-      <a:schemeClr val="tx1"/>
-    </cs:fontRef>
-    <cs:spPr>
-      <a:ln w="9525">
-        <a:solidFill>
-          <a:schemeClr val="phClr"/>
-        </a:solidFill>
-      </a:ln>
-    </cs:spPr>
-  </cs:dataPointMarker>
-  <cs:dataPointMarkerLayout symbol="circle" size="5"/>
-  <cs:dataPointWireframe>
-    <cs:lnRef idx="0">
-      <cs:styleClr val="auto"/>
-    </cs:lnRef>
-    <cs:fillRef idx="1"/>
-    <cs:effectRef idx="0"/>
-    <cs:fontRef idx="minor">
-      <a:schemeClr val="tx1"/>
-    </cs:fontRef>
-    <cs:spPr>
-      <a:ln w="9525" cap="rnd">
-        <a:solidFill>
-          <a:schemeClr val="phClr"/>
-        </a:solidFill>
-        <a:round/>
-      </a:ln>
-    </cs:spPr>
-  </cs:dataPointWireframe>
-  <cs:dataTable>
-    <cs:lnRef idx="0"/>
-    <cs:fillRef idx="0"/>
-    <cs:effectRef idx="0"/>
-    <cs:fontRef idx="minor">
-      <a:schemeClr val="tx1">
-        <a:lumMod val="65000"/>
-        <a:lumOff val="35000"/>
-      </a:schemeClr>
-    </cs:fontRef>
-    <cs:spPr>
-      <a:noFill/>
-      <a:ln w="9525" cap="flat" cmpd="sng" algn="ctr">
-        <a:solidFill>
-          <a:schemeClr val="tx1">
-            <a:lumMod val="15000"/>
-            <a:lumOff val="85000"/>
-          </a:schemeClr>
-        </a:solidFill>
-        <a:round/>
-      </a:ln>
-    </cs:spPr>
-    <cs:defRPr sz="900" kern="1200"/>
-  </cs:dataTable>
-  <cs:downBar>
-    <cs:lnRef idx="0"/>
-    <cs:fillRef idx="0"/>
-    <cs:effectRef idx="0"/>
-    <cs:fontRef idx="minor">
-      <a:schemeClr val="dk1"/>
-    </cs:fontRef>
-    <cs:spPr>
-      <a:solidFill>
-        <a:schemeClr val="dk1">
-          <a:lumMod val="65000"/>
-          <a:lumOff val="35000"/>
-        </a:schemeClr>
-      </a:solidFill>
-      <a:ln w="9525">
-        <a:solidFill>
-          <a:schemeClr val="tx1">
-            <a:lumMod val="65000"/>
-            <a:lumOff val="35000"/>
-          </a:schemeClr>
-        </a:solidFill>
-      </a:ln>
-    </cs:spPr>
-  </cs:downBar>
-  <cs:dropLine>
-    <cs:lnRef idx="0"/>
-    <cs:fillRef idx="0"/>
-    <cs:effectRef idx="0"/>
-    <cs:fontRef idx="minor">
-      <a:schemeClr val="tx1"/>
-    </cs:fontRef>
-    <cs:spPr>
-      <a:ln w="9525" cap="flat" cmpd="sng" algn="ctr">
-        <a:solidFill>
-          <a:schemeClr val="tx1">
-            <a:lumMod val="35000"/>
-            <a:lumOff val="65000"/>
-          </a:schemeClr>
-        </a:solidFill>
-        <a:round/>
-      </a:ln>
-    </cs:spPr>
-  </cs:dropLine>
-  <cs:errorBar>
-    <cs:lnRef idx="0"/>
-    <cs:fillRef idx="0"/>
-    <cs:effectRef idx="0"/>
-    <cs:fontRef idx="minor">
-      <a:schemeClr val="tx1"/>
-    </cs:fontRef>
-    <cs:spPr>
-      <a:ln w="9525" cap="flat" cmpd="sng" algn="ctr">
-        <a:solidFill>
-          <a:schemeClr val="tx1">
-            <a:lumMod val="65000"/>
-            <a:lumOff val="35000"/>
-          </a:schemeClr>
-        </a:solidFill>
-        <a:round/>
-      </a:ln>
-    </cs:spPr>
-  </cs:errorBar>
-  <cs:floor>
-    <cs:lnRef idx="0"/>
-    <cs:fillRef idx="0"/>
-    <cs:effectRef idx="0"/>
-    <cs:fontRef idx="minor">
-      <a:schemeClr val="tx1"/>
-    </cs:fontRef>
-    <cs:spPr>
-      <a:noFill/>
-      <a:ln>
-        <a:noFill/>
-      </a:ln>
-    </cs:spPr>
-  </cs:floor>
-  <cs:gridlineMajor>
-    <cs:lnRef idx="0"/>
-    <cs:fillRef idx="0"/>
-    <cs:effectRef idx="0"/>
-    <cs:fontRef idx="minor">
-      <a:schemeClr val="tx1"/>
-    </cs:fontRef>
-    <cs:spPr>
-      <a:ln w="9525" cap="flat" cmpd="sng" algn="ctr">
-        <a:solidFill>
-          <a:schemeClr val="tx1">
-            <a:lumMod val="15000"/>
-            <a:lumOff val="85000"/>
-          </a:schemeClr>
-        </a:solidFill>
-        <a:round/>
-      </a:ln>
-    </cs:spPr>
-  </cs:gridlineMajor>
-  <cs:gridlineMinor>
-    <cs:lnRef idx="0"/>
-    <cs:fillRef idx="0"/>
-    <cs:effectRef idx="0"/>
-    <cs:fontRef idx="minor">
-      <a:schemeClr val="tx1"/>
-    </cs:fontRef>
-    <cs:spPr>
-      <a:ln w="9525" cap="flat" cmpd="sng" algn="ctr">
-        <a:solidFill>
-          <a:schemeClr val="tx1">
-            <a:lumMod val="5000"/>
-            <a:lumOff val="95000"/>
-          </a:schemeClr>
-        </a:solidFill>
-        <a:round/>
-      </a:ln>
-    </cs:spPr>
-  </cs:gridlineMinor>
-  <cs:hiLoLine>
-    <cs:lnRef idx="0"/>
-    <cs:fillRef idx="0"/>
-    <cs:effectRef idx="0"/>
-    <cs:fontRef idx="minor">
-      <a:schemeClr val="tx1"/>
-    </cs:fontRef>
-    <cs:spPr>
-      <a:ln w="9525" cap="flat" cmpd="sng" algn="ctr">
-        <a:solidFill>
-          <a:schemeClr val="tx1">
-            <a:lumMod val="75000"/>
-            <a:lumOff val="25000"/>
-          </a:schemeClr>
-        </a:solidFill>
-        <a:round/>
-      </a:ln>
-    </cs:spPr>
-  </cs:hiLoLine>
-  <cs:leaderLine>
-    <cs:lnRef idx="0"/>
-    <cs:fillRef idx="0"/>
-    <cs:effectRef idx="0"/>
-    <cs:fontRef idx="minor">
-      <a:schemeClr val="tx1"/>
-    </cs:fontRef>
-    <cs:spPr>
-      <a:ln w="9525" cap="flat" cmpd="sng" algn="ctr">
-        <a:solidFill>
-          <a:schemeClr val="tx1">
-            <a:lumMod val="35000"/>
-            <a:lumOff val="65000"/>
-          </a:schemeClr>
-        </a:solidFill>
-        <a:round/>
-      </a:ln>
-    </cs:spPr>
-  </cs:leaderLine>
-  <cs:legend>
-    <cs:lnRef idx="0"/>
-    <cs:fillRef idx="0"/>
-    <cs:effectRef idx="0"/>
-    <cs:fontRef idx="minor">
-      <a:schemeClr val="tx1">
-        <a:lumMod val="65000"/>
-        <a:lumOff val="35000"/>
-      </a:schemeClr>
-    </cs:fontRef>
-    <cs:defRPr sz="900" kern="1200"/>
-  </cs:legend>
-  <cs:plotArea mods="allowNoFillOverride allowNoLineOverride">
-    <cs:lnRef idx="0"/>
-    <cs:fillRef idx="0"/>
-    <cs:effectRef idx="0"/>
-    <cs:fontRef idx="minor">
-      <a:schemeClr val="tx1"/>
-    </cs:fontRef>
-  </cs:plotArea>
-  <cs:plotArea3D mods="allowNoFillOverride allowNoLineOverride">
-    <cs:lnRef idx="0"/>
-    <cs:fillRef idx="0"/>
-    <cs:effectRef idx="0"/>
-    <cs:fontRef idx="minor">
-      <a:schemeClr val="tx1"/>
-    </cs:fontRef>
-  </cs:plotArea3D>
-  <cs:seriesAxis>
-    <cs:lnRef idx="0"/>
-    <cs:fillRef idx="0"/>
-    <cs:effectRef idx="0"/>
-    <cs:fontRef idx="minor">
-      <a:schemeClr val="tx1">
-        <a:lumMod val="65000"/>
-        <a:lumOff val="35000"/>
-      </a:schemeClr>
-    </cs:fontRef>
-    <cs:defRPr sz="900" kern="1200"/>
-  </cs:seriesAxis>
-  <cs:seriesLine>
-    <cs:lnRef idx="0"/>
-    <cs:fillRef idx="0"/>
-    <cs:effectRef idx="0"/>
-    <cs:fontRef idx="minor">
-      <a:schemeClr val="tx1"/>
-    </cs:fontRef>
-    <cs:spPr>
-      <a:ln w="9525" cap="flat" cmpd="sng" algn="ctr">
-        <a:solidFill>
-          <a:schemeClr val="tx1">
-            <a:lumMod val="35000"/>
-            <a:lumOff val="65000"/>
-          </a:schemeClr>
-        </a:solidFill>
-        <a:round/>
-      </a:ln>
-    </cs:spPr>
-  </cs:seriesLine>
-  <cs:title>
-    <cs:lnRef idx="0"/>
-    <cs:fillRef idx="0"/>
-    <cs:effectRef idx="0"/>
-    <cs:fontRef idx="minor">
-      <a:schemeClr val="tx1">
-        <a:lumMod val="65000"/>
-        <a:lumOff val="35000"/>
-      </a:schemeClr>
-    </cs:fontRef>
-    <cs:defRPr sz="1400" b="0" kern="1200" spc="0" baseline="0"/>
-  </cs:title>
-  <cs:trendline>
-    <cs:lnRef idx="0">
-      <cs:styleClr val="auto"/>
-    </cs:lnRef>
-    <cs:fillRef idx="0"/>
-    <cs:effectRef idx="0"/>
-    <cs:fontRef idx="minor">
-      <a:schemeClr val="tx1"/>
-    </cs:fontRef>
-    <cs:spPr>
-      <a:ln w="19050" cap="rnd">
-        <a:solidFill>
-          <a:schemeClr val="phClr"/>
-        </a:solidFill>
-        <a:prstDash val="sysDot"/>
-      </a:ln>
-    </cs:spPr>
-  </cs:trendline>
-  <cs:trendlineLabel>
-    <cs:lnRef idx="0"/>
-    <cs:fillRef idx="0"/>
-    <cs:effectRef idx="0"/>
-    <cs:fontRef idx="minor">
-      <a:schemeClr val="tx1">
-        <a:lumMod val="65000"/>
-        <a:lumOff val="35000"/>
-      </a:schemeClr>
-    </cs:fontRef>
-    <cs:defRPr sz="900" kern="1200"/>
-  </cs:trendlineLabel>
-  <cs:upBar>
-    <cs:lnRef idx="0"/>
-    <cs:fillRef idx="0"/>
-    <cs:effectRef idx="0"/>
-    <cs:fontRef idx="minor">
-      <a:schemeClr val="dk1"/>
-    </cs:fontRef>
-    <cs:spPr>
-      <a:solidFill>
-        <a:schemeClr val="lt1"/>
-      </a:solidFill>
-      <a:ln w="9525">
-        <a:solidFill>
-          <a:schemeClr val="tx1">
-            <a:lumMod val="15000"/>
-            <a:lumOff val="85000"/>
-          </a:schemeClr>
-        </a:solidFill>
-      </a:ln>
-    </cs:spPr>
-  </cs:upBar>
-  <cs:valueAxis>
-    <cs:lnRef idx="0"/>
-    <cs:fillRef idx="0"/>
-    <cs:effectRef idx="0"/>
-    <cs:fontRef idx="minor">
-      <a:schemeClr val="tx1">
-        <a:lumMod val="65000"/>
-        <a:lumOff val="35000"/>
-      </a:schemeClr>
-    </cs:fontRef>
-    <cs:defRPr sz="900" kern="1200"/>
-  </cs:valueAxis>
-  <cs:wall>
-    <cs:lnRef idx="0"/>
-    <cs:fillRef idx="0"/>
-    <cs:effectRef idx="0"/>
-    <cs:fontRef idx="minor">
-      <a:schemeClr val="tx1"/>
-    </cs:fontRef>
-    <cs:spPr>
-      <a:noFill/>
-      <a:ln>
-        <a:noFill/>
-      </a:ln>
-    </cs:spPr>
-  </cs:wall>
-</cs:chartStyle>
 </file>
 
 <file path=word/glossary/document.xml><?xml version="1.0" encoding="utf-8"?>
 <w:glossaryDocument xmlns:wpc="http://schemas.microsoft.com/office/word/2010/wordprocessingCanvas" xmlns:cx="http://schemas.microsoft.com/office/drawing/2014/chartex" xmlns:cx1="http://schemas.microsoft.com/office/drawing/2015/9/8/chartex" xmlns:mc="http://schemas.openxmlformats.org/markup-compatibility/2006" xmlns:o="urn:schemas-microsoft-com:office:office" xmlns:r="http://schemas.openxmlformats.org/officeDocument/2006/relationships" xmlns:m="http://schemas.openxmlformats.org/officeDocument/2006/math" xmlns:v="urn:schemas-microsoft-com:vml" xmlns:wp14="http://schemas.microsoft.com/office/word/2010/wordprocessingDrawing" xmlns:wp="http://schemas.openxmlformats.org/drawingml/2006/wordprocessingDrawing" xmlns:w10="urn:schemas-microsoft-com:office:word" xmlns:w="http://schemas.openxmlformats.org/wordprocessingml/2006/main" xmlns:w14="http://schemas.microsoft.com/office/word/2010/wordml" xmlns:w15="http://schemas.microsoft.com/office/word/2012/wordml" xmlns:w16se="http://schemas.microsoft.com/office/word/2015/wordml/symex" xmlns:wpg="http://schemas.microsoft.com/office/word/2010/wordprocessingGroup" xmlns:wpi="http://schemas.microsoft.com/office/word/2010/wordprocessingInk" xmlns:wne="http://schemas.microsoft.com/office/word/2006/wordml" xmlns:wps="http://schemas.microsoft.com/office/word/2010/wordprocessingShape" mc:Ignorable="w14 w15 w16se wp14">
   <w:docParts>
-    <w:docPart>
-      <w:docPartPr>
-        <w:name w:val="E890305EAB2A46BE9C40B851AE21A0EA"/>
-        <w:category>
-          <w:name w:val="General"/>
-          <w:gallery w:val="placeholder"/>
-        </w:category>
-        <w:types>
-          <w:type w:val="bbPlcHdr"/>
-        </w:types>
-        <w:behaviors>
-          <w:behavior w:val="content"/>
-        </w:behaviors>
-        <w:guid w:val="{7E0DEC26-3CD4-41FA-8F61-36E660B7C65B}"/>
-      </w:docPartPr>
-      <w:docPartBody>
-        <w:p>
-          <w:pPr>
-            <w:pStyle w:val="E890305EAB2A46BE9C40B851AE21A0EA"/>
-          </w:pPr>
-          <w:r>
-            <w:t>[This Table Title Uses a Style Named “Table Title”, Available on the Home Tab, in the Styles Gallery]</w:t>
-          </w:r>
-        </w:p>
-      </w:docPartBody>
-    </w:docPart>
-    <w:docPart>
-      <w:docPartPr>
-        <w:name w:val="FBC1E4A904BA4408AD062B24D56E6A49"/>
-        <w:category>
-          <w:name w:val="General"/>
-          <w:gallery w:val="placeholder"/>
-        </w:category>
-        <w:types>
-          <w:type w:val="bbPlcHdr"/>
-        </w:types>
-        <w:behaviors>
-          <w:behavior w:val="content"/>
-        </w:behaviors>
-        <w:guid w:val="{E93A1F8B-2185-4437-8FB5-5039EF0ED70D}"/>
-      </w:docPartPr>
-      <w:docPartBody>
-        <w:p>
-          <w:pPr>
-            <w:pStyle w:val="FBC1E4A904BA4408AD062B24D56E6A49"/>
-          </w:pPr>
-          <w:r>
-            <w:t>Column Heading</w:t>
-          </w:r>
-        </w:p>
-      </w:docPartBody>
-    </w:docPart>
-    <w:docPart>
-      <w:docPartPr>
-        <w:name w:val="5903A03CA07C4019A6EA6282E5E79991"/>
-        <w:category>
-          <w:name w:val="General"/>
-          <w:gallery w:val="placeholder"/>
-        </w:category>
-        <w:types>
-          <w:type w:val="bbPlcHdr"/>
-        </w:types>
-        <w:behaviors>
-          <w:behavior w:val="content"/>
-        </w:behaviors>
-        <w:guid w:val="{DC59D62C-6596-4C50-87BD-9B4DC8DB34DC}"/>
-      </w:docPartPr>
-      <w:docPartBody>
-        <w:p>
-          <w:pPr>
-            <w:pStyle w:val="5903A03CA07C4019A6EA6282E5E79991"/>
-          </w:pPr>
-          <w:r>
-            <w:t>Column Heading</w:t>
-          </w:r>
-        </w:p>
-      </w:docPartBody>
-    </w:docPart>
-    <w:docPart>
-      <w:docPartPr>
-        <w:name w:val="EE2A76F045364506A454BE9B7EECD186"/>
-        <w:category>
-          <w:name w:val="General"/>
-          <w:gallery w:val="placeholder"/>
-        </w:category>
-        <w:types>
-          <w:type w:val="bbPlcHdr"/>
-        </w:types>
-        <w:behaviors>
-          <w:behavior w:val="content"/>
-        </w:behaviors>
-        <w:guid w:val="{D20CDF1A-392B-4CA7-B6C3-6B85DA59A324}"/>
-      </w:docPartPr>
-      <w:docPartBody>
-        <w:p>
-          <w:pPr>
-            <w:pStyle w:val="EE2A76F045364506A454BE9B7EECD186"/>
-          </w:pPr>
-          <w:r>
-            <w:t>Column Heading</w:t>
-          </w:r>
-        </w:p>
-      </w:docPartBody>
-    </w:docPart>
-    <w:docPart>
-      <w:docPartPr>
-        <w:name w:val="4D73B16716DB4423B0FF9021B9C9D800"/>
-        <w:category>
-          <w:name w:val="General"/>
-          <w:gallery w:val="placeholder"/>
-        </w:category>
-        <w:types>
-          <w:type w:val="bbPlcHdr"/>
-        </w:types>
-        <w:behaviors>
-          <w:behavior w:val="content"/>
-        </w:behaviors>
-        <w:guid w:val="{F6AF869D-C248-42F4-9636-0D833F212427}"/>
-      </w:docPartPr>
-      <w:docPartBody>
-        <w:p>
-          <w:pPr>
-            <w:pStyle w:val="4D73B16716DB4423B0FF9021B9C9D800"/>
-          </w:pPr>
-          <w:r>
-            <w:t>Column Heading</w:t>
-          </w:r>
-        </w:p>
-      </w:docPartBody>
-    </w:docPart>
-    <w:docPart>
-      <w:docPartPr>
-        <w:name w:val="F9F1EDB404E94AF0A833F2EAE94341DC"/>
-        <w:category>
-          <w:name w:val="General"/>
-          <w:gallery w:val="placeholder"/>
-        </w:category>
-        <w:types>
-          <w:type w:val="bbPlcHdr"/>
-        </w:types>
-        <w:behaviors>
-          <w:behavior w:val="content"/>
-        </w:behaviors>
-        <w:guid w:val="{40A14B7F-A798-4325-93C2-D4B2777995BB}"/>
-      </w:docPartPr>
-      <w:docPartBody>
-        <w:p>
-          <w:pPr>
-            <w:pStyle w:val="F9F1EDB404E94AF0A833F2EAE94341DC"/>
-          </w:pPr>
-          <w:r>
-            <w:t>Row Heading</w:t>
-          </w:r>
-        </w:p>
-      </w:docPartBody>
-    </w:docPart>
-    <w:docPart>
-      <w:docPartPr>
-        <w:name w:val="469D9538046045838297957FC3A8A3CD"/>
-        <w:category>
-          <w:name w:val="General"/>
-          <w:gallery w:val="placeholder"/>
-        </w:category>
-        <w:types>
-          <w:type w:val="bbPlcHdr"/>
-        </w:types>
-        <w:behaviors>
-          <w:behavior w:val="content"/>
-        </w:behaviors>
-        <w:guid w:val="{C797A449-FCAE-4EEF-A7F5-A5051F8A2874}"/>
-      </w:docPartPr>
-      <w:docPartBody>
-        <w:p>
-          <w:pPr>
-            <w:pStyle w:val="469D9538046045838297957FC3A8A3CD"/>
-          </w:pPr>
-          <w:r>
-            <w:t>Table data</w:t>
-          </w:r>
-        </w:p>
-      </w:docPartBody>
-    </w:docPart>
     <w:docPart>
       <w:docPartPr>
         <w:name w:val="11E50B99BAFA46D3BBE16EE96230CAFC"/>
@@ -6320,400 +5388,6 @@
           </w:pPr>
           <w:r>
             <w:t>Table data</w:t>
-          </w:r>
-        </w:p>
-      </w:docPartBody>
-    </w:docPart>
-    <w:docPart>
-      <w:docPartPr>
-        <w:name w:val="8CF09EF474354CFF93416E15A9890FC5"/>
-        <w:category>
-          <w:name w:val="General"/>
-          <w:gallery w:val="placeholder"/>
-        </w:category>
-        <w:types>
-          <w:type w:val="bbPlcHdr"/>
-        </w:types>
-        <w:behaviors>
-          <w:behavior w:val="content"/>
-        </w:behaviors>
-        <w:guid w:val="{3B5DE65C-D0A8-4107-BC0F-6850AB8D19FD}"/>
-      </w:docPartPr>
-      <w:docPartBody>
-        <w:p>
-          <w:pPr>
-            <w:pStyle w:val="8CF09EF474354CFF93416E15A9890FC5"/>
-          </w:pPr>
-          <w:r>
-            <w:t>Row Heading</w:t>
-          </w:r>
-        </w:p>
-      </w:docPartBody>
-    </w:docPart>
-    <w:docPart>
-      <w:docPartPr>
-        <w:name w:val="1A177131239046C29800CB7202EBE720"/>
-        <w:category>
-          <w:name w:val="General"/>
-          <w:gallery w:val="placeholder"/>
-        </w:category>
-        <w:types>
-          <w:type w:val="bbPlcHdr"/>
-        </w:types>
-        <w:behaviors>
-          <w:behavior w:val="content"/>
-        </w:behaviors>
-        <w:guid w:val="{E5110120-AD2D-4AE6-A7FE-696E3218817B}"/>
-      </w:docPartPr>
-      <w:docPartBody>
-        <w:p>
-          <w:pPr>
-            <w:pStyle w:val="1A177131239046C29800CB7202EBE720"/>
-          </w:pPr>
-          <w:r>
-            <w:t>Table data</w:t>
-          </w:r>
-        </w:p>
-      </w:docPartBody>
-    </w:docPart>
-    <w:docPart>
-      <w:docPartPr>
-        <w:name w:val="70C8A38634484A0DA8FDACE521A07B21"/>
-        <w:category>
-          <w:name w:val="General"/>
-          <w:gallery w:val="placeholder"/>
-        </w:category>
-        <w:types>
-          <w:type w:val="bbPlcHdr"/>
-        </w:types>
-        <w:behaviors>
-          <w:behavior w:val="content"/>
-        </w:behaviors>
-        <w:guid w:val="{527106C1-F2D0-46E6-A1A5-B62516142DCF}"/>
-      </w:docPartPr>
-      <w:docPartBody>
-        <w:p>
-          <w:pPr>
-            <w:pStyle w:val="70C8A38634484A0DA8FDACE521A07B21"/>
-          </w:pPr>
-          <w:r>
-            <w:t>Table data</w:t>
-          </w:r>
-        </w:p>
-      </w:docPartBody>
-    </w:docPart>
-    <w:docPart>
-      <w:docPartPr>
-        <w:name w:val="834064FAD6BB4B6DBE672C9D17020455"/>
-        <w:category>
-          <w:name w:val="General"/>
-          <w:gallery w:val="placeholder"/>
-        </w:category>
-        <w:types>
-          <w:type w:val="bbPlcHdr"/>
-        </w:types>
-        <w:behaviors>
-          <w:behavior w:val="content"/>
-        </w:behaviors>
-        <w:guid w:val="{107F59B4-4538-4D4E-96CB-ABA8CFF079ED}"/>
-      </w:docPartPr>
-      <w:docPartBody>
-        <w:p>
-          <w:pPr>
-            <w:pStyle w:val="834064FAD6BB4B6DBE672C9D17020455"/>
-          </w:pPr>
-          <w:r>
-            <w:t>Table data</w:t>
-          </w:r>
-        </w:p>
-      </w:docPartBody>
-    </w:docPart>
-    <w:docPart>
-      <w:docPartPr>
-        <w:name w:val="0C9FCB1C276146B097515D610D9D54F8"/>
-        <w:category>
-          <w:name w:val="General"/>
-          <w:gallery w:val="placeholder"/>
-        </w:category>
-        <w:types>
-          <w:type w:val="bbPlcHdr"/>
-        </w:types>
-        <w:behaviors>
-          <w:behavior w:val="content"/>
-        </w:behaviors>
-        <w:guid w:val="{713F8A19-0733-44FE-BC22-3FF8CE2C1C0C}"/>
-      </w:docPartPr>
-      <w:docPartBody>
-        <w:p>
-          <w:pPr>
-            <w:pStyle w:val="0C9FCB1C276146B097515D610D9D54F8"/>
-          </w:pPr>
-          <w:r>
-            <w:t>Row Heading</w:t>
-          </w:r>
-        </w:p>
-      </w:docPartBody>
-    </w:docPart>
-    <w:docPart>
-      <w:docPartPr>
-        <w:name w:val="7663775346124E1CA937D958EC0DDD3D"/>
-        <w:category>
-          <w:name w:val="General"/>
-          <w:gallery w:val="placeholder"/>
-        </w:category>
-        <w:types>
-          <w:type w:val="bbPlcHdr"/>
-        </w:types>
-        <w:behaviors>
-          <w:behavior w:val="content"/>
-        </w:behaviors>
-        <w:guid w:val="{419EBEB9-CD05-4AB9-93FD-0FCE724D3F3E}"/>
-      </w:docPartPr>
-      <w:docPartBody>
-        <w:p>
-          <w:pPr>
-            <w:pStyle w:val="7663775346124E1CA937D958EC0DDD3D"/>
-          </w:pPr>
-          <w:r>
-            <w:t>Table data</w:t>
-          </w:r>
-        </w:p>
-      </w:docPartBody>
-    </w:docPart>
-    <w:docPart>
-      <w:docPartPr>
-        <w:name w:val="32994AF024384FAFB19C58EB05831A0C"/>
-        <w:category>
-          <w:name w:val="General"/>
-          <w:gallery w:val="placeholder"/>
-        </w:category>
-        <w:types>
-          <w:type w:val="bbPlcHdr"/>
-        </w:types>
-        <w:behaviors>
-          <w:behavior w:val="content"/>
-        </w:behaviors>
-        <w:guid w:val="{21730280-F14C-4097-B65B-F03BDEB36F8F}"/>
-      </w:docPartPr>
-      <w:docPartBody>
-        <w:p>
-          <w:pPr>
-            <w:pStyle w:val="32994AF024384FAFB19C58EB05831A0C"/>
-          </w:pPr>
-          <w:r>
-            <w:t>Table data</w:t>
-          </w:r>
-        </w:p>
-      </w:docPartBody>
-    </w:docPart>
-    <w:docPart>
-      <w:docPartPr>
-        <w:name w:val="F021EF37743942BBB28C1DCE5F18EF75"/>
-        <w:category>
-          <w:name w:val="General"/>
-          <w:gallery w:val="placeholder"/>
-        </w:category>
-        <w:types>
-          <w:type w:val="bbPlcHdr"/>
-        </w:types>
-        <w:behaviors>
-          <w:behavior w:val="content"/>
-        </w:behaviors>
-        <w:guid w:val="{743C66AD-8FCF-4EF1-AD78-F8A9AA6B6B8D}"/>
-      </w:docPartPr>
-      <w:docPartBody>
-        <w:p>
-          <w:pPr>
-            <w:pStyle w:val="F021EF37743942BBB28C1DCE5F18EF75"/>
-          </w:pPr>
-          <w:r>
-            <w:t>Table data</w:t>
-          </w:r>
-        </w:p>
-      </w:docPartBody>
-    </w:docPart>
-    <w:docPart>
-      <w:docPartPr>
-        <w:name w:val="A559557D5F634539A355B3C26A136193"/>
-        <w:category>
-          <w:name w:val="General"/>
-          <w:gallery w:val="placeholder"/>
-        </w:category>
-        <w:types>
-          <w:type w:val="bbPlcHdr"/>
-        </w:types>
-        <w:behaviors>
-          <w:behavior w:val="content"/>
-        </w:behaviors>
-        <w:guid w:val="{72EC027B-ECAF-4205-AC18-4D3DA69F31D3}"/>
-      </w:docPartPr>
-      <w:docPartBody>
-        <w:p>
-          <w:pPr>
-            <w:pStyle w:val="A559557D5F634539A355B3C26A136193"/>
-          </w:pPr>
-          <w:r>
-            <w:t>[This source text uses a style named “Table Source”, available on the Home tab, in the Styles gallery.]</w:t>
-          </w:r>
-        </w:p>
-      </w:docPartBody>
-    </w:docPart>
-    <w:docPart>
-      <w:docPartPr>
-        <w:name w:val="6380E3C1E6CE469DB4EE25B2E69FE6EE"/>
-        <w:category>
-          <w:name w:val="General"/>
-          <w:gallery w:val="placeholder"/>
-        </w:category>
-        <w:types>
-          <w:type w:val="bbPlcHdr"/>
-        </w:types>
-        <w:behaviors>
-          <w:behavior w:val="content"/>
-        </w:behaviors>
-        <w:guid w:val="{0F0215AF-8A50-43C1-9314-01F39F89BBC9}"/>
-      </w:docPartPr>
-      <w:docPartBody>
-        <w:p>
-          <w:pPr>
-            <w:pStyle w:val="6380E3C1E6CE469DB4EE25B2E69FE6EE"/>
-          </w:pPr>
-          <w:r>
-            <w:t>[This note text uses a style named “Table Note”, available on the Home tab, in the Styles gallery. Table notes use a lowercase letter instead of Arabic numerals to differentiate them from the notes to body content.]</w:t>
-          </w:r>
-        </w:p>
-      </w:docPartBody>
-    </w:docPart>
-    <w:docPart>
-      <w:docPartPr>
-        <w:name w:val="AE9F3315264C473D9C5782DBC79E97D9"/>
-        <w:category>
-          <w:name w:val="General"/>
-          <w:gallery w:val="placeholder"/>
-        </w:category>
-        <w:types>
-          <w:type w:val="bbPlcHdr"/>
-        </w:types>
-        <w:behaviors>
-          <w:behavior w:val="content"/>
-        </w:behaviors>
-        <w:guid w:val="{D56600CB-A68E-4888-ACD3-F1E1F1E24DA6}"/>
-      </w:docPartPr>
-      <w:docPartBody>
-        <w:p>
-          <w:pPr>
-            <w:pStyle w:val="AE9F3315264C473D9C5782DBC79E97D9"/>
-          </w:pPr>
-          <w:r>
-            <w:t>[This figure caption uses the No Indent style, available on the Home tab, in the Styles gallery. Label figures with the abbreviated “Fig.” and a figure number.]</w:t>
-          </w:r>
-        </w:p>
-      </w:docPartBody>
-    </w:docPart>
-    <w:docPart>
-      <w:docPartPr>
-        <w:name w:val="FA35E08ACE7C4B4C99B0F2D283B4E693"/>
-        <w:category>
-          <w:name w:val="General"/>
-          <w:gallery w:val="placeholder"/>
-        </w:category>
-        <w:types>
-          <w:type w:val="bbPlcHdr"/>
-        </w:types>
-        <w:behaviors>
-          <w:behavior w:val="content"/>
-        </w:behaviors>
-        <w:guid w:val="{CAC5011C-6E5F-4119-A3AC-0DA463D91978}"/>
-      </w:docPartPr>
-      <w:docPartBody>
-        <w:p>
-          <w:pPr>
-            <w:pStyle w:val="FA35E08ACE7C4B4C99B0F2D283B4E693"/>
-          </w:pPr>
-          <w:r>
-            <w:t xml:space="preserve">[The sample </w:t>
-          </w:r>
-          <w:r>
-            <w:rPr>
-              <w:rStyle w:val="Emphasis"/>
-            </w:rPr>
-            <w:t>Works Cited</w:t>
-          </w:r>
-          <w:r>
-            <w:t xml:space="preserve"> list that follows was created using the Bibliography feature available on the References tab. This feature offers the option to specify MLA style, so that your references are automatically formatted correctly. You can also use this feature to add in-text citations, such as the one shown at the end of this paragraph. To add page numbers to a citation after you insert it, right-click the citation and then click Edit Citation. Note also that MLA rules for citations and references are extensive. So it’s a good idea to refer to </w:t>
-          </w:r>
-          <w:r>
-            <w:rPr>
-              <w:rStyle w:val="Emphasis"/>
-            </w:rPr>
-            <w:t>MLA 7th Edition</w:t>
-          </w:r>
-          <w:r>
-            <w:t xml:space="preserve"> for further information.]</w:t>
-          </w:r>
-        </w:p>
-      </w:docPartBody>
-    </w:docPart>
-    <w:docPart>
-      <w:docPartPr>
-        <w:name w:val="993F75CEE7574FD6B62A456637785F46"/>
-        <w:category>
-          <w:name w:val="General"/>
-          <w:gallery w:val="placeholder"/>
-        </w:category>
-        <w:types>
-          <w:type w:val="bbPlcHdr"/>
-        </w:types>
-        <w:behaviors>
-          <w:behavior w:val="content"/>
-        </w:behaviors>
-        <w:guid w:val="{1DAA988A-A6CC-4522-9513-CA0E42255097}"/>
-      </w:docPartPr>
-      <w:docPartBody>
-        <w:p>
-          <w:pPr>
-            <w:pStyle w:val="993F75CEE7574FD6B62A456637785F46"/>
-          </w:pPr>
-          <w:r>
-            <w:rPr>
-              <w:noProof/>
-            </w:rPr>
-            <w:t>(AuthorLastName Pages)</w:t>
-          </w:r>
-        </w:p>
-      </w:docPartBody>
-    </w:docPart>
-    <w:docPart>
-      <w:docPartPr>
-        <w:name w:val="1F6E2A9EC73441C5AEBA3EC7D658376F"/>
-        <w:category>
-          <w:name w:val="General"/>
-          <w:gallery w:val="placeholder"/>
-        </w:category>
-        <w:types>
-          <w:type w:val="bbPlcHdr"/>
-        </w:types>
-        <w:behaviors>
-          <w:behavior w:val="content"/>
-        </w:behaviors>
-        <w:guid w:val="{543D5534-32AA-4D96-BD3A-735B1B5E821D}"/>
-      </w:docPartPr>
-      <w:docPartBody>
-        <w:p>
-          <w:pPr>
-            <w:pStyle w:val="1F6E2A9EC73441C5AEBA3EC7D658376F"/>
-          </w:pPr>
-          <w:r>
-            <w:t xml:space="preserve">[To use this template when creating the outline for your paper, on the Home tab, in the Styles gallery, click No Indent. Then, on the same tab, in the Paragraph group, click the Multilevel List icon and then click the MLA Outline style that appears under List Styles. The first six levels of this list style correspond to the outline levels defined in </w:t>
-          </w:r>
-          <w:r>
-            <w:rPr>
-              <w:rStyle w:val="Emphasis"/>
-            </w:rPr>
-            <w:t>MLA 7th Edition</w:t>
-          </w:r>
-          <w:r>
-            <w:t>.]</w:t>
           </w:r>
         </w:p>
       </w:docPartBody>
@@ -6846,8 +5520,10 @@
     <w:rsidRoot w:val="001D44BA"/>
     <w:rsid w:val="001D44BA"/>
     <w:rsid w:val="002B53DC"/>
-    <w:rsid w:val="00800FA1"/>
+    <w:rsid w:val="0038673B"/>
     <w:rsid w:val="00D46B0F"/>
+    <w:rsid w:val="00EF6737"/>
+    <w:rsid w:val="00FB57F0"/>
   </w:rsids>
   <m:mathPr>
     <m:mathFont m:val="Cambria Math"/>
@@ -7608,7 +6284,7 @@
 <file path=customXml/item1.xml><?xml version="1.0" encoding="utf-8"?>
 <CoverPageProperties xmlns="http://schemas.microsoft.com/office/2006/coverPageProps">
   <PublishDate/>
-  <Abstract/>
+  <Abstract>Page</Abstract>
   <CompanyAddress/>
   <CompanyPhone/>
   <CompanyFax/>
@@ -7629,7 +6305,7 @@
 </file>
 
 <file path=customXml/itemProps2.xml><?xml version="1.0" encoding="utf-8"?>
-<ds:datastoreItem xmlns:ds="http://schemas.openxmlformats.org/officeDocument/2006/customXml" ds:itemID="{60A832A4-52B7-4628-B59F-BB3DC6155C14}">
+<ds:datastoreItem xmlns:ds="http://schemas.openxmlformats.org/officeDocument/2006/customXml" ds:itemID="{954401DD-6048-4EBE-9F4C-191494C7E1A3}">
   <ds:schemaRefs>
     <ds:schemaRef ds:uri="http://schemas.openxmlformats.org/officeDocument/2006/bibliography"/>
   </ds:schemaRefs>

--- a/docs/FFT.docx
+++ b/docs/FFT.docx
@@ -5,9 +5,21 @@
     <w:p>
       <w:pPr>
         <w:pStyle w:val="NoSpacing"/>
+        <w:tabs>
+          <w:tab w:val="left" w:pos="8100"/>
+        </w:tabs>
       </w:pPr>
       <w:r>
         <w:t>Royal University of Phnom Penh</w:t>
+      </w:r>
+      <w:r>
+        <w:t xml:space="preserve"> </w:t>
+      </w:r>
+      <w:r>
+        <w:tab/>
+      </w:r>
+      <w:r>
+        <w:t>2026-Feb-11</w:t>
       </w:r>
     </w:p>
     <w:p>
@@ -15,13 +27,15 @@
         <w:pStyle w:val="NoSpacing"/>
       </w:pPr>
       <w:r>
-        <w:t>VENG</w:t>
-      </w:r>
+        <w:t xml:space="preserve">Doctor. VENG </w:t>
+      </w:r>
+      <w:proofErr w:type="spellStart"/>
+      <w:r>
+        <w:t>Sotheara</w:t>
+      </w:r>
+      <w:proofErr w:type="spellEnd"/>
       <w:r>
         <w:t xml:space="preserve"> </w:t>
-      </w:r>
-      <w:r>
-        <w:t xml:space="preserve">Sotheara </w:t>
       </w:r>
     </w:p>
     <w:p>
@@ -30,14 +44,6 @@
       </w:pPr>
       <w:r>
         <w:t>Math for Data Science</w:t>
-      </w:r>
-    </w:p>
-    <w:p>
-      <w:pPr>
-        <w:pStyle w:val="NoSpacing"/>
-      </w:pPr>
-      <w:r>
-        <w:t>2026-Feb-11</w:t>
       </w:r>
     </w:p>
     <w:p>
@@ -87,29 +93,24 @@
         <w:rPr>
           <w:rStyle w:val="citation-158"/>
         </w:rPr>
-        <w:t>Audio denoising is the critical process of isolating and removing unwanted background interference (noise) from a primary audio signal to improve its clarity and fidelity</w:t>
-      </w:r>
-      <w:r>
-        <w:t xml:space="preserve">. </w:t>
-      </w:r>
+        <w:t xml:space="preserve">Audio </w:t>
+      </w:r>
+      <w:proofErr w:type="spellStart"/>
       <w:r>
         <w:rPr>
-          <w:rStyle w:val="citation-157"/>
+          <w:rStyle w:val="citation-158"/>
         </w:rPr>
-        <w:t>In the context of speech processing, this is essential for high-fidelity audio consumption and for preparing clean datasets for machine learning tasks</w:t>
-      </w:r>
-      <w:r>
-        <w:t xml:space="preserve">. </w:t>
-      </w:r>
+        <w:t>denoising</w:t>
+      </w:r>
+      <w:proofErr w:type="spellEnd"/>
       <w:r>
         <w:rPr>
-          <w:rStyle w:val="citation-156"/>
+          <w:rStyle w:val="citation-158"/>
         </w:rPr>
-        <w:t>This project explores the transition of sound from a physical wave to a digital representation and the use of the Fast Fourier Transform (FFT) to filter out non-stationary background noise, such as that from a coffee machine or traffic</w:t>
-      </w:r>
-      <w:r>
-        <w:t>.</w:t>
-      </w:r>
+        <w:t xml:space="preserve"> is the critical process of isolating and removing unwanted background interference (noise) from a primary audio signal to improve its clarity and fidelity. In the context of speech processing, this is essential for high-fidelity audio consumption and for preparing clean datasets for machine learning tasks. This project explores the transition of sound from a physical wave to a digital representation and the use of the Fast Fourier Transform (FFT) to filter out non-stationary background noise, such as that from a coffee machine or traffic.</w:t>
+      </w:r>
+      <w:bookmarkStart w:id="0" w:name="_GoBack"/>
+      <w:bookmarkEnd w:id="0"/>
     </w:p>
     <w:p>
       <w:pPr>
@@ -125,110 +126,55 @@
         </w:numPr>
       </w:pPr>
       <w:r>
-        <w:t>Foundation</w:t>
-      </w:r>
-      <w:r>
-        <w:t xml:space="preserve"> </w:t>
+        <w:t xml:space="preserve">Foundation </w:t>
       </w:r>
       <w:r>
         <w:t>of Digital Signal Processing</w:t>
       </w:r>
     </w:p>
     <w:p>
-      <w:pPr>
-        <w:pStyle w:val="ListParagraph"/>
-        <w:numPr>
-          <w:ilvl w:val="1"/>
-          <w:numId w:val="18"/>
-        </w:numPr>
-      </w:pPr>
-      <w:r>
-        <w:t>The Fourier Transform</w:t>
+      <w:r>
+        <w:t>To understand how audio is cleaned, we must first define the mathematical tools and terms used in the process</w:t>
       </w:r>
     </w:p>
     <w:p>
-      <w:pPr>
-        <w:ind w:left="720"/>
-      </w:pPr>
-      <w:r>
-        <w:t xml:space="preserve">The Fourier Transform (FT) acts as a mathematical "prism," allowing us to see the individual frequency components (colors) of a signal that are otherwise tangled in the time domain. </w:t>
-      </w:r>
-      <w:r>
-        <w:t>To understand FFT, imagine trying to have a conversation at a crowded party filled with talking and music. FFT acts as a magical pair of glasses that allows you to see each distinct sound as a specific color, enabling you to identify your friend's voice and filter out the distracting background elements</w:t>
-      </w:r>
-      <w:r>
-        <w:t xml:space="preserve">, </w:t>
+      <w:r>
+        <w:t xml:space="preserve">- </w:t>
+      </w:r>
+      <w:r>
+        <w:t>The Fourier Transform (FT): The FT acts as a mathematical "prism," allowing us to see the individual frequency components (colors) of a signal that are otherwise tangled in the time domain. To understand this, imagine trying to have a conversation at a crowded party filled with talking and music. The FT acts as a magical pair of glasses that allows you to see each distinct sound as a specific color, enabling you to identify your friend's voice and filter out the distracting background elements. The Fast Fourier Transform (FFT) is the optimized algorithm used to compute this shift efficiently</w:t>
+      </w:r>
+      <w:r>
+        <w:t>.</w:t>
       </w:r>
     </w:p>
     <w:p>
-      <w:pPr>
-        <w:ind w:left="720"/>
-      </w:pPr>
-      <w:r>
-        <w:t>The Fast Fourier Transform (FFT) is the optimized algorithm used to compute this shift efficiently</w:t>
+      <w:r>
+        <w:lastRenderedPageBreak/>
+        <w:t xml:space="preserve">- </w:t>
+      </w:r>
+      <w:r>
+        <w:t>Non-Stationarity: Human speech is non-stationary, meaning its frequency content (pitch and volume) changes every few milliseconds</w:t>
       </w:r>
       <w:r>
         <w:t>.</w:t>
       </w:r>
     </w:p>
     <w:p>
-      <w:pPr>
-        <w:pStyle w:val="ListParagraph"/>
-        <w:numPr>
-          <w:ilvl w:val="1"/>
-          <w:numId w:val="18"/>
-        </w:numPr>
-      </w:pPr>
-      <w:r>
-        <w:lastRenderedPageBreak/>
-        <w:t>Non-Stationarity and STFT</w:t>
+      <w:r>
+        <w:t xml:space="preserve">- </w:t>
+      </w:r>
+      <w:r>
+        <w:t>Short-Time Fourier Transform (STFT): Performing a single FFT on a whole recording would mix the constant noise and blend it evenly with human speech. To solve this, we use the STFT, which divides the audio into small frames (20–40ms)</w:t>
+      </w:r>
+      <w:r>
+        <w:t xml:space="preserve"> and applied FFT on the divided window before moving to next frames</w:t>
+      </w:r>
+      <w:r>
+        <w:t>.</w:t>
       </w:r>
     </w:p>
-    <w:p>
-      <w:pPr>
-        <w:ind w:left="720"/>
-      </w:pPr>
-      <w:r>
-        <w:t xml:space="preserve">Human speech is non-stationary, meaning its frequency content (pitch and volume) changes every few milliseconds. Performing a single FFT on a whole recording would </w:t>
-      </w:r>
-      <w:r>
-        <w:t>mixes the constant noise and blends it evenly with human speech</w:t>
-      </w:r>
-      <w:r>
-        <w:t>. To solve this, we use the Short-Time Fourier Transform (STFT):</w:t>
-      </w:r>
-    </w:p>
-    <w:p>
-      <w:pPr>
-        <w:ind w:left="720"/>
-      </w:pPr>
-      <w:r>
-        <w:t xml:space="preserve">- </w:t>
-      </w:r>
-      <w:r>
-        <w:t>Windowing: The audio is divided into small frames (20–40ms). A Hann or Hamming window is applied to each frame to taper the edges, which prevents Spectral Leakage (energy "leaking" into nearby frequencies)</w:t>
-      </w:r>
-    </w:p>
-    <w:p>
-      <w:pPr>
-        <w:ind w:left="720"/>
-      </w:pPr>
-      <w:r>
-        <w:t xml:space="preserve">- </w:t>
-      </w:r>
-      <w:r>
-        <w:t>The Spectrogram: Stacking these indivi</w:t>
-      </w:r>
-      <w:r>
-        <w:t xml:space="preserve">dual FFTs creates a spectrogram - </w:t>
-      </w:r>
-      <w:r>
-        <w:t>a 3D map showing frequency, time, and magnitude (loudness)</w:t>
-      </w:r>
-      <w:r>
-        <w:t>.</w:t>
-      </w:r>
-    </w:p>
+    <w:p/>
     <w:p>
       <w:pPr>
         <w:pStyle w:val="ListParagraph"/>
@@ -240,166 +186,233 @@
       <w:r>
         <w:t>Methodology</w:t>
       </w:r>
-      <w:r>
-        <w:t xml:space="preserve"> and Implementation</w:t>
-      </w:r>
     </w:p>
     <w:p>
-      <w:r>
-        <w:t xml:space="preserve">a. </w:t>
-      </w:r>
-      <w:r>
-        <w:t>Basic Spectral Masking (The Threshold Approach)</w:t>
+      <w:pPr>
+        <w:pStyle w:val="ListParagraph"/>
+        <w:ind w:firstLine="0"/>
+      </w:pPr>
+      <w:r>
+        <w:t xml:space="preserve">We have tested few different strategy in </w:t>
+      </w:r>
+      <w:proofErr w:type="spellStart"/>
+      <w:r>
+        <w:rPr>
+          <w:rStyle w:val="citation-158"/>
+        </w:rPr>
+        <w:t>denoising</w:t>
+      </w:r>
+      <w:proofErr w:type="spellEnd"/>
+      <w:r>
+        <w:t xml:space="preserve"> as below:</w:t>
       </w:r>
     </w:p>
     <w:p>
       <w:pPr>
-        <w:ind w:left="720"/>
-      </w:pPr>
-      <w:r>
-        <w:t xml:space="preserve">- </w:t>
-      </w:r>
-      <w:r>
-        <w:t>Logic: We calculated the mean noise power of the first 0.1s and created a binary mask: if a frequency was louder than the noise, it stayed; otherwise, it was silenced.</w:t>
+        <w:ind w:firstLine="0"/>
+      </w:pPr>
+      <w:r>
+        <w:t>Method 1: Spectral Subtraction &amp; Masking</w:t>
+      </w:r>
+      <w:r>
+        <w:t xml:space="preserve"> </w:t>
       </w:r>
     </w:p>
     <w:p>
       <w:pPr>
-        <w:ind w:left="720"/>
-      </w:pPr>
-      <w:r>
-        <w:t xml:space="preserve">- </w:t>
-      </w:r>
-      <w:r>
-        <w:t>Result: This produced significant "Musical Noise" (robotic chirps) because the binary "on/off" nature of the mask created jagged edges in the frequency domain</w:t>
-      </w:r>
-      <w:r>
-        <w:br/>
+        <w:pStyle w:val="ListParagraph"/>
+        <w:numPr>
+          <w:ilvl w:val="0"/>
+          <w:numId w:val="33"/>
+        </w:numPr>
+      </w:pPr>
+      <w:r>
+        <w:t xml:space="preserve">Logic: Initially, we calculated the mean noise power of the first 0.1s and created a basic binary mask: if a frequency was louder than the noise, it stayed; otherwise, it was silenced. We then evolved this by introducing a subtraction factor </w:t>
+      </w:r>
+      <w:r>
+        <w:t>alpha (</w:t>
+      </w:r>
+      <w:r>
+        <w:rPr>
+          <w:rFonts w:cstheme="minorHAnsi"/>
+        </w:rPr>
+        <w:t>α</w:t>
+      </w:r>
+      <w:r>
+        <w:t xml:space="preserve">) </w:t>
+      </w:r>
+      <w:r>
+        <w:t xml:space="preserve">and a spectral floor </w:t>
+      </w:r>
+      <w:r>
+        <w:t>beta (</w:t>
+      </w:r>
+      <w:r>
+        <w:rPr>
+          <w:rFonts w:cstheme="minorHAnsi"/>
+        </w:rPr>
+        <w:t>β</w:t>
+      </w:r>
+      <w:r>
+        <w:t>)</w:t>
       </w:r>
     </w:p>
     <w:p>
-      <w:r>
-        <w:t xml:space="preserve">b. </w:t>
-      </w:r>
-      <w:r>
-        <w:t>Spectral Subtraction with Temporal Smoothing</w:t>
+      <w:pPr>
+        <w:pStyle w:val="ListParagraph"/>
+        <w:numPr>
+          <w:ilvl w:val="0"/>
+          <w:numId w:val="33"/>
+        </w:numPr>
+      </w:pPr>
+      <w:r>
+        <w:t>Result &amp; Trade-off: The initial binary approach produced significant "Musical Noise" (robotic chirps) because the binary "on/off" nature of the mask created jagged edges in the frequency domain. Adding the spectral floor ensured that background noise never dropped to zero, making the audio sound more natural and less "dead".</w:t>
+      </w:r>
+      <w:r>
+        <w:t xml:space="preserve"> However this method also assume that noise happened right in the beginning of the audio and stay more or less the same during the entire audio, so it might struggle on non-stationary noise such as engine noise etc.</w:t>
       </w:r>
     </w:p>
     <w:p>
       <w:pPr>
-        <w:ind w:left="1080" w:firstLine="360"/>
-      </w:pPr>
-      <w:r>
-        <w:t xml:space="preserve">- </w:t>
-      </w:r>
-      <w:r>
-        <w:t>Logic: We introduced a subtraction factor (α) and a spectral floor (β).</w:t>
+        <w:ind w:firstLine="0"/>
+      </w:pPr>
+      <w:r>
+        <w:t>Method 2: Wiener-Style Filtering</w:t>
       </w:r>
     </w:p>
     <w:p>
       <w:pPr>
-        <w:ind w:left="1080" w:firstLine="360"/>
-      </w:pPr>
-      <w:r>
-        <w:t xml:space="preserve">- </w:t>
-      </w:r>
-      <w:r>
-        <w:t>Trade-off: The spectral floor ensured that background noise never dropped t</w:t>
-      </w:r>
-      <w:r>
-        <w:t xml:space="preserve">o </w:t>
-      </w:r>
-      <w:r>
-        <w:t>zero, making the audio sound more natural and less "dead."</w:t>
+        <w:pStyle w:val="ListParagraph"/>
+        <w:numPr>
+          <w:ilvl w:val="0"/>
+          <w:numId w:val="35"/>
+        </w:numPr>
+      </w:pPr>
+      <w:r>
+        <w:lastRenderedPageBreak/>
+        <w:t>Logic: This method is based on the statistical SNR</w:t>
+      </w:r>
+      <w:r>
+        <w:t xml:space="preserve"> (</w:t>
+      </w:r>
+      <w:r>
+        <w:t>sound to noise ratio</w:t>
+      </w:r>
+      <w:r>
+        <w:t>)</w:t>
+      </w:r>
+      <w:r>
+        <w:t xml:space="preserve"> of the signal. It calculates a "Gain" based on the ratio of signal power to noise power</w:t>
+      </w:r>
+      <w:r>
+        <w:t>.</w:t>
       </w:r>
     </w:p>
     <w:p>
       <w:pPr>
-        <w:ind w:left="1080" w:firstLine="360"/>
-      </w:pPr>
+        <w:pStyle w:val="ListParagraph"/>
+        <w:numPr>
+          <w:ilvl w:val="0"/>
+          <w:numId w:val="35"/>
+        </w:numPr>
+      </w:pPr>
+      <w:r>
+        <w:t>Result: This provided a smoother, more "mathematically optimal" reduction but still struggled with changing background sounds</w:t>
+      </w:r>
+      <w:r>
+        <w:t xml:space="preserve">. </w:t>
+      </w:r>
     </w:p>
     <w:p>
-      <w:r>
-        <w:t xml:space="preserve">c. </w:t>
-      </w:r>
-      <w:r>
-        <w:t>Method 3: Wiener-Style Filtering</w:t>
+      <w:pPr>
+        <w:ind w:firstLine="0"/>
+      </w:pPr>
+      <w:r>
+        <w:t xml:space="preserve">Method 3: Adaptive Median-Based </w:t>
+      </w:r>
+      <w:proofErr w:type="spellStart"/>
+      <w:r>
+        <w:t>Denoising</w:t>
+      </w:r>
+      <w:proofErr w:type="spellEnd"/>
+      <w:r>
+        <w:t xml:space="preserve"> (Final Strategy)</w:t>
       </w:r>
     </w:p>
     <w:p>
       <w:pPr>
-        <w:ind w:left="720"/>
-      </w:pPr>
-      <w:r>
-        <w:lastRenderedPageBreak/>
-        <w:t xml:space="preserve">- </w:t>
-      </w:r>
-      <w:r>
-        <w:t>Logic: Based on the statistical SNR of the signal. It calculates a "Gain" based on the ratio of signal power to noise power.</w:t>
+        <w:pStyle w:val="ListParagraph"/>
+        <w:numPr>
+          <w:ilvl w:val="0"/>
+          <w:numId w:val="37"/>
+        </w:numPr>
+      </w:pPr>
+      <w:r>
+        <w:t xml:space="preserve">Logic: Instead of taking a single noise snapshot at the beginning, the algorithm </w:t>
+      </w:r>
+      <w:r>
+        <w:t xml:space="preserve">uses a Sliding Median Filter. </w:t>
+      </w:r>
+      <w:r>
+        <w:t>The Sliding Window: It analyzes a 1.5-second window around every moment of the audio</w:t>
+      </w:r>
+      <w:r>
+        <w:t xml:space="preserve"> </w:t>
       </w:r>
     </w:p>
     <w:p>
       <w:pPr>
         <w:pStyle w:val="ListParagraph"/>
-        <w:ind w:left="1440" w:firstLine="0"/>
-      </w:pPr>
-      <w:r>
-        <w:t xml:space="preserve">- </w:t>
-      </w:r>
-      <w:r>
-        <w:t>Result: This provided a smoother, more "mathematically optimal" reduction but still struggled with changing background sounds.</w:t>
+        <w:numPr>
+          <w:ilvl w:val="0"/>
+          <w:numId w:val="37"/>
+        </w:numPr>
+      </w:pPr>
+      <w:r>
+        <w:t>The Median Logic: Because speech is "</w:t>
+      </w:r>
+      <w:proofErr w:type="spellStart"/>
+      <w:r>
+        <w:t>bursty</w:t>
+      </w:r>
+      <w:proofErr w:type="spellEnd"/>
+      <w:r>
+        <w:t>" (it has gaps between words), the median energy in a 1.5-second window represents the consistent background noise, even while someone is talking</w:t>
       </w:r>
     </w:p>
     <w:p>
-      <w:r>
-        <w:t xml:space="preserve">d. </w:t>
-      </w:r>
-      <w:r>
-        <w:t>Method 4: Adaptive Median-Based Denoising (Final Strategy)</w:t>
+      <w:pPr>
+        <w:pStyle w:val="ListParagraph"/>
+        <w:numPr>
+          <w:ilvl w:val="0"/>
+          <w:numId w:val="37"/>
+        </w:numPr>
+      </w:pPr>
+      <w:r>
+        <w:t>Dynamic Tracking: As the coffee machine gets louder, the median value rises, and the filter automatically subtracts more</w:t>
+      </w:r>
+      <w:r>
+        <w:t>.</w:t>
       </w:r>
     </w:p>
     <w:p>
       <w:pPr>
-        <w:ind w:left="720" w:firstLine="0"/>
-      </w:pPr>
-      <w:r>
-        <w:t>Instead of taking a single noise snapshot at the beginning, the algorithm uses a Sliding Median Filter.</w:t>
+        <w:pStyle w:val="ListParagraph"/>
+        <w:numPr>
+          <w:ilvl w:val="0"/>
+          <w:numId w:val="37"/>
+        </w:numPr>
+      </w:pPr>
+      <w:r>
+        <w:t>Result: This</w:t>
+      </w:r>
+      <w:r>
+        <w:t xml:space="preserve"> help the algorithms adapt to non-stationary background noise.</w:t>
+      </w:r>
+      <w:r>
+        <w:t xml:space="preserve"> </w:t>
       </w:r>
     </w:p>
-    <w:p>
-      <w:pPr>
-        <w:ind w:left="720"/>
-      </w:pPr>
-      <w:r>
-        <w:t xml:space="preserve">- </w:t>
-      </w:r>
-      <w:r>
-        <w:t>The Sliding Window: It analyzes a 1.5-second window around every moment of the audio.</w:t>
-      </w:r>
-    </w:p>
-    <w:p>
-      <w:pPr>
-        <w:ind w:left="720"/>
-      </w:pPr>
-      <w:r>
-        <w:t xml:space="preserve">- </w:t>
-      </w:r>
-      <w:r>
-        <w:t>The Median Logic: Because speech is "bursty" (it has gaps between words), the median energy in a 1.5-second window represents the consistent background noise, even while someone is talking.</w:t>
-      </w:r>
-    </w:p>
-    <w:p>
-      <w:pPr>
-        <w:ind w:left="720"/>
-      </w:pPr>
-      <w:r>
-        <w:t xml:space="preserve">- </w:t>
-      </w:r>
-      <w:r>
-        <w:t>Dynamic Tracking: As the coffee machine gets louder, the median value rises, and the filter automatically subtracts more.</w:t>
-      </w:r>
-    </w:p>
-    <w:p/>
     <w:p>
       <w:pPr>
         <w:pStyle w:val="ListParagraph"/>
@@ -409,60 +422,165 @@
         </w:numPr>
       </w:pPr>
       <w:r>
-        <w:t>Engineering Trade-offs and Limitations</w:t>
+        <w:t>Pipeline Implementation</w:t>
       </w:r>
     </w:p>
     <w:p>
       <w:r>
-        <w:t xml:space="preserve">a. </w:t>
-      </w:r>
-      <w:r>
-        <w:t xml:space="preserve">Musical Noise vs. Naturalness: If we subtract 100% of the noise, the resulting audio has "holes" that sound like robotic chirping (Musical Noise). To fix this, we implement a Spectral Floor </w:t>
-      </w:r>
-      <w:r>
-        <w:t xml:space="preserve">(beta) </w:t>
-      </w:r>
-      <w:r>
-        <w:t>of 0.15, which leaves 15% of the noise floor intact to keep the audio sounding natural</w:t>
-      </w:r>
-      <w:r>
-        <w:t>.</w:t>
+        <w:t>Whether using basic subtraction or advanced statistical filters, our implementation follows a standard 6-step pipeline</w:t>
+      </w:r>
+      <w:r>
+        <w:t>:</w:t>
       </w:r>
     </w:p>
     <w:p>
-      <w:r>
-        <w:t xml:space="preserve">b. </w:t>
-      </w:r>
-      <w:r>
-        <w:t xml:space="preserve">Latency vs. Frequency Resolution: Using a larger FFT window (e.g., 2048) provides better frequency resolution, making it easier to target specific noises. However, it increases </w:t>
-      </w:r>
-      <w:r>
-        <w:lastRenderedPageBreak/>
-        <w:t>processing time (latency), which is a trade-off if this were used for real-time applications like a live phone call</w:t>
-      </w:r>
-      <w:r>
-        <w:t>.</w:t>
+      <w:pPr>
+        <w:pStyle w:val="ListParagraph"/>
+        <w:numPr>
+          <w:ilvl w:val="0"/>
+          <w:numId w:val="38"/>
+        </w:numPr>
+      </w:pPr>
+      <w:r>
+        <w:t>Load: The physical sound wave is digitized and loaded into an array of numbers.</w:t>
       </w:r>
     </w:p>
     <w:p>
-      <w:r>
-        <w:t xml:space="preserve">c. </w:t>
-      </w:r>
-      <w:r>
-        <w:t>Speech Integrity: Aggressive denoising often removes high-frequency consonants (like "s" or "t"), which can make the speaker sound like they are "underwater" or unintelligible.</w:t>
+      <w:pPr>
+        <w:pStyle w:val="ListParagraph"/>
+        <w:numPr>
+          <w:ilvl w:val="0"/>
+          <w:numId w:val="38"/>
+        </w:numPr>
+      </w:pPr>
+      <w:r>
+        <w:t>STFT: The Short-Time Fourier Transform breaks the audio into a Spectrogram, revealing a map of frequencies over time.</w:t>
       </w:r>
     </w:p>
-    <w:p/>
     <w:p>
       <w:pPr>
-        <w:ind w:firstLine="0"/>
-      </w:pPr>
-      <w:r>
-        <w:t>[Visualization 2: Before &amp; After Spectrograms]</w:t>
-      </w:r>
-      <w:r>
-        <w:br/>
-      </w:r>
+        <w:pStyle w:val="ListParagraph"/>
+        <w:numPr>
+          <w:ilvl w:val="0"/>
+          <w:numId w:val="38"/>
+        </w:numPr>
+      </w:pPr>
+      <w:r>
+        <w:t>Noise Estimation: The algorithm analyzes a specific portion of the audio (e.g., the first 0.5 seconds) where no speech is present to calculate the "average noise" baseline</w:t>
+      </w:r>
+      <w:r>
+        <w:t xml:space="preserve"> or </w:t>
+      </w:r>
+      <w:r>
+        <w:t>Median</w:t>
+      </w:r>
+      <w:r>
+        <w:t xml:space="preserve"> windowing</w:t>
+      </w:r>
+      <w:r>
+        <w:t xml:space="preserve"> to estimation the background noise throughout the audio</w:t>
+      </w:r>
+      <w:r>
+        <w:t>.</w:t>
+      </w:r>
+    </w:p>
+    <w:p>
+      <w:pPr>
+        <w:pStyle w:val="ListParagraph"/>
+        <w:numPr>
+          <w:ilvl w:val="0"/>
+          <w:numId w:val="38"/>
+        </w:numPr>
+      </w:pPr>
+      <w:r>
+        <w:lastRenderedPageBreak/>
+        <w:t>The Mask (The Filter): A set of mathematical instructions is generated. If a frequency is louder than the noise estimate, it is kept; if it is quieter, it is deemed noise and reduced.</w:t>
+      </w:r>
+    </w:p>
+    <w:p>
+      <w:pPr>
+        <w:pStyle w:val="ListParagraph"/>
+        <w:numPr>
+          <w:ilvl w:val="1"/>
+          <w:numId w:val="38"/>
+        </w:numPr>
+      </w:pPr>
+      <w:r>
+        <w:t>Alpha (</w:t>
+      </w:r>
+      <w:r>
+        <w:rPr>
+          <w:rFonts w:cstheme="minorHAnsi"/>
+        </w:rPr>
+        <w:t>α</w:t>
+      </w:r>
+      <w:r>
+        <w:t xml:space="preserve">): Determines how aggressively to remove noise. A high </w:t>
+      </w:r>
+      <w:r>
+        <w:rPr>
+          <w:rFonts w:cstheme="minorHAnsi"/>
+        </w:rPr>
+        <w:t>α</w:t>
+      </w:r>
+      <w:r>
+        <w:t xml:space="preserve"> kills more noise but can make the voice sound thin.</w:t>
+      </w:r>
+    </w:p>
+    <w:p>
+      <w:pPr>
+        <w:pStyle w:val="ListParagraph"/>
+        <w:numPr>
+          <w:ilvl w:val="1"/>
+          <w:numId w:val="38"/>
+        </w:numPr>
+      </w:pPr>
+      <w:r>
+        <w:t>Beta (</w:t>
+      </w:r>
+      <w:r>
+        <w:rPr>
+          <w:rFonts w:cstheme="minorHAnsi"/>
+        </w:rPr>
+        <w:t>β</w:t>
+      </w:r>
+      <w:r>
+        <w:t>): Known as the "Spectral Floor." Instead of reducing noise to absolute zero, it sets a minimum threshold (e.g., 15%) to maintain a natural sound.</w:t>
+      </w:r>
+    </w:p>
+    <w:p>
+      <w:pPr>
+        <w:pStyle w:val="ListParagraph"/>
+        <w:numPr>
+          <w:ilvl w:val="0"/>
+          <w:numId w:val="38"/>
+        </w:numPr>
+      </w:pPr>
+      <w:r>
+        <w:t>Smoothing: The mask is blurred over time so volume adjustments are gradual, preventing sudden, unnatural audio glitches.</w:t>
+      </w:r>
+    </w:p>
+    <w:p>
+      <w:pPr>
+        <w:pStyle w:val="ListParagraph"/>
+        <w:numPr>
+          <w:ilvl w:val="0"/>
+          <w:numId w:val="38"/>
+        </w:numPr>
+      </w:pPr>
+      <w:proofErr w:type="spellStart"/>
+      <w:r>
+        <w:t>iSTFT</w:t>
+      </w:r>
+      <w:proofErr w:type="spellEnd"/>
+      <w:r>
+        <w:t xml:space="preserve"> (Reconstruction): The Inverse FFT is applied to transform the manipulated frequencies back into a listenable time-domain sound wave</w:t>
+      </w:r>
+    </w:p>
+    <w:p>
+      <w:pPr>
+        <w:ind w:left="720" w:firstLine="0"/>
+      </w:pPr>
     </w:p>
     <w:p>
       <w:pPr>
@@ -473,12 +591,101 @@
         </w:numPr>
       </w:pPr>
       <w:r>
-        <w:t>Conclusion</w:t>
+        <w:t>Engineering Trade-offs and Limitations</w:t>
       </w:r>
     </w:p>
     <w:p>
-      <w:r>
-        <w:t>By applying the FFT via the STFT pipeline, we successfully increased the Signal-to-Noise Ratio (SNR) of a speech recording. While FFT-based denoising is highly effective for stationary sounds, adaptive tracking is necessary for real-world environments with changing background noise. The project demonstrates that mathematical transformations like the FFT are not just theoretical, but essential tools for solving modern data science problems in audio processing.</w:t>
+      <w:pPr>
+        <w:pStyle w:val="ListParagraph"/>
+        <w:numPr>
+          <w:ilvl w:val="0"/>
+          <w:numId w:val="39"/>
+        </w:numPr>
+      </w:pPr>
+      <w:r>
+        <w:t xml:space="preserve">Musical Noise vs. Naturalness: If we subtract 100% of the noise, the resulting audio has "holes" that sound like robotic chirping (Musical Noise). To fix this, we implement a Spectral Floor </w:t>
+      </w:r>
+      <w:r>
+        <w:t xml:space="preserve">(beta) </w:t>
+      </w:r>
+      <w:r>
+        <w:t>of 0.15, which leaves 15% of the noise floor intact to keep the audio sounding natural</w:t>
+      </w:r>
+      <w:r>
+        <w:t>.</w:t>
+      </w:r>
+    </w:p>
+    <w:p>
+      <w:pPr>
+        <w:pStyle w:val="ListParagraph"/>
+        <w:numPr>
+          <w:ilvl w:val="0"/>
+          <w:numId w:val="39"/>
+        </w:numPr>
+      </w:pPr>
+      <w:r>
+        <w:t>Latency vs. Frequency Resolution: Using a larger FFT window (e.g., 2048) provides better frequency resolution, making it easier to target specific noises. However, it increases processing time (latency), which is a trade-off if this were used for real-time applications like a live phone call</w:t>
+      </w:r>
+      <w:r>
+        <w:t>.</w:t>
+      </w:r>
+    </w:p>
+    <w:p>
+      <w:pPr>
+        <w:pStyle w:val="ListParagraph"/>
+        <w:numPr>
+          <w:ilvl w:val="0"/>
+          <w:numId w:val="39"/>
+        </w:numPr>
+      </w:pPr>
+      <w:r>
+        <w:lastRenderedPageBreak/>
+        <w:t xml:space="preserve">Speech Integrity: Aggressive </w:t>
+      </w:r>
+      <w:proofErr w:type="spellStart"/>
+      <w:r>
+        <w:t>denoising</w:t>
+      </w:r>
+      <w:proofErr w:type="spellEnd"/>
+      <w:r>
+        <w:t xml:space="preserve"> often removes high-frequency consonants (like "s" or "t"), which can make the speaker sound like they are "underwater" or unintelligible.</w:t>
+      </w:r>
+    </w:p>
+    <w:p/>
+    <w:p>
+      <w:pPr>
+        <w:ind w:firstLine="0"/>
+      </w:pPr>
+      <w:r>
+        <w:t>[Visualization 2: Before &amp; After Spectrograms]</w:t>
+      </w:r>
+      <w:r>
+        <w:br/>
+      </w:r>
+    </w:p>
+    <w:p>
+      <w:pPr>
+        <w:pStyle w:val="ListParagraph"/>
+        <w:numPr>
+          <w:ilvl w:val="0"/>
+          <w:numId w:val="18"/>
+        </w:numPr>
+      </w:pPr>
+      <w:r>
+        <w:t>Conclusion</w:t>
+      </w:r>
+    </w:p>
+    <w:p>
+      <w:r>
+        <w:t xml:space="preserve">By applying the FFT via the STFT pipeline, we successfully increased the Signal-to-Noise Ratio (SNR) of a speech recording. While FFT-based </w:t>
+      </w:r>
+      <w:proofErr w:type="spellStart"/>
+      <w:r>
+        <w:t>denoising</w:t>
+      </w:r>
+      <w:proofErr w:type="spellEnd"/>
+      <w:r>
+        <w:t xml:space="preserve"> is highly effective for stationary sounds, adaptive tracking is necessary for real-world environments with changing background noise. The project demonstrates that mathematical transformations like the FFT are not just theoretical, but essential tools for solving modern data science problems in audio processing.</w:t>
       </w:r>
     </w:p>
     <w:sectPr>
@@ -629,7 +836,7 @@
       <w:rPr>
         <w:noProof/>
       </w:rPr>
-      <w:t>4</w:t>
+      <w:t>5</w:t>
     </w:r>
     <w:r>
       <w:rPr>
@@ -892,6 +1099,95 @@
     </w:lvl>
   </w:abstractNum>
   <w:abstractNum w:abstractNumId="10" w15:restartNumberingAfterBreak="0">
+    <w:nsid w:val="0DCE3873"/>
+    <w:multiLevelType w:val="hybridMultilevel"/>
+    <w:tmpl w:val="AD44B502"/>
+    <w:lvl w:ilvl="0" w:tplc="04090019">
+      <w:start w:val="1"/>
+      <w:numFmt w:val="lowerLetter"/>
+      <w:lvlText w:val="%1."/>
+      <w:lvlJc w:val="left"/>
+      <w:pPr>
+        <w:ind w:left="1080" w:hanging="360"/>
+      </w:pPr>
+    </w:lvl>
+    <w:lvl w:ilvl="1" w:tplc="683E9792">
+      <w:start w:val="2"/>
+      <w:numFmt w:val="bullet"/>
+      <w:lvlText w:val="-"/>
+      <w:lvlJc w:val="left"/>
+      <w:pPr>
+        <w:ind w:left="1800" w:hanging="360"/>
+      </w:pPr>
+      <w:rPr>
+        <w:rFonts w:ascii="Times New Roman" w:eastAsiaTheme="minorEastAsia" w:hAnsi="Times New Roman" w:cs="Times New Roman" w:hint="default"/>
+      </w:rPr>
+    </w:lvl>
+    <w:lvl w:ilvl="2" w:tplc="0409001B" w:tentative="1">
+      <w:start w:val="1"/>
+      <w:numFmt w:val="lowerRoman"/>
+      <w:lvlText w:val="%3."/>
+      <w:lvlJc w:val="right"/>
+      <w:pPr>
+        <w:ind w:left="2520" w:hanging="180"/>
+      </w:pPr>
+    </w:lvl>
+    <w:lvl w:ilvl="3" w:tplc="0409000F" w:tentative="1">
+      <w:start w:val="1"/>
+      <w:numFmt w:val="decimal"/>
+      <w:lvlText w:val="%4."/>
+      <w:lvlJc w:val="left"/>
+      <w:pPr>
+        <w:ind w:left="3240" w:hanging="360"/>
+      </w:pPr>
+    </w:lvl>
+    <w:lvl w:ilvl="4" w:tplc="04090019" w:tentative="1">
+      <w:start w:val="1"/>
+      <w:numFmt w:val="lowerLetter"/>
+      <w:lvlText w:val="%5."/>
+      <w:lvlJc w:val="left"/>
+      <w:pPr>
+        <w:ind w:left="3960" w:hanging="360"/>
+      </w:pPr>
+    </w:lvl>
+    <w:lvl w:ilvl="5" w:tplc="0409001B" w:tentative="1">
+      <w:start w:val="1"/>
+      <w:numFmt w:val="lowerRoman"/>
+      <w:lvlText w:val="%6."/>
+      <w:lvlJc w:val="right"/>
+      <w:pPr>
+        <w:ind w:left="4680" w:hanging="180"/>
+      </w:pPr>
+    </w:lvl>
+    <w:lvl w:ilvl="6" w:tplc="0409000F" w:tentative="1">
+      <w:start w:val="1"/>
+      <w:numFmt w:val="decimal"/>
+      <w:lvlText w:val="%7."/>
+      <w:lvlJc w:val="left"/>
+      <w:pPr>
+        <w:ind w:left="5400" w:hanging="360"/>
+      </w:pPr>
+    </w:lvl>
+    <w:lvl w:ilvl="7" w:tplc="04090019" w:tentative="1">
+      <w:start w:val="1"/>
+      <w:numFmt w:val="lowerLetter"/>
+      <w:lvlText w:val="%8."/>
+      <w:lvlJc w:val="left"/>
+      <w:pPr>
+        <w:ind w:left="6120" w:hanging="360"/>
+      </w:pPr>
+    </w:lvl>
+    <w:lvl w:ilvl="8" w:tplc="0409001B" w:tentative="1">
+      <w:start w:val="1"/>
+      <w:numFmt w:val="lowerRoman"/>
+      <w:lvlText w:val="%9."/>
+      <w:lvlJc w:val="right"/>
+      <w:pPr>
+        <w:ind w:left="6840" w:hanging="180"/>
+      </w:pPr>
+    </w:lvl>
+  </w:abstractNum>
+  <w:abstractNum w:abstractNumId="11" w15:restartNumberingAfterBreak="0">
     <w:nsid w:val="11580769"/>
     <w:multiLevelType w:val="hybridMultilevel"/>
     <w:tmpl w:val="6C961AE0"/>
@@ -1004,7 +1300,7 @@
       </w:rPr>
     </w:lvl>
   </w:abstractNum>
-  <w:abstractNum w:abstractNumId="11" w15:restartNumberingAfterBreak="0">
+  <w:abstractNum w:abstractNumId="12" w15:restartNumberingAfterBreak="0">
     <w:nsid w:val="187A3A29"/>
     <w:multiLevelType w:val="multilevel"/>
     <w:tmpl w:val="0409001D"/>
@@ -1090,7 +1386,7 @@
       </w:pPr>
     </w:lvl>
   </w:abstractNum>
-  <w:abstractNum w:abstractNumId="12" w15:restartNumberingAfterBreak="0">
+  <w:abstractNum w:abstractNumId="13" w15:restartNumberingAfterBreak="0">
     <w:nsid w:val="20EF3872"/>
     <w:multiLevelType w:val="hybridMultilevel"/>
     <w:tmpl w:val="7D4EAF2A"/>
@@ -1202,7 +1498,7 @@
       </w:rPr>
     </w:lvl>
   </w:abstractNum>
-  <w:abstractNum w:abstractNumId="13" w15:restartNumberingAfterBreak="0">
+  <w:abstractNum w:abstractNumId="14" w15:restartNumberingAfterBreak="0">
     <w:nsid w:val="21C54CD4"/>
     <w:multiLevelType w:val="hybridMultilevel"/>
     <w:tmpl w:val="9D1EF890"/>
@@ -1291,7 +1587,7 @@
       </w:pPr>
     </w:lvl>
   </w:abstractNum>
-  <w:abstractNum w:abstractNumId="14" w15:restartNumberingAfterBreak="0">
+  <w:abstractNum w:abstractNumId="15" w15:restartNumberingAfterBreak="0">
     <w:nsid w:val="229E3C4C"/>
     <w:multiLevelType w:val="hybridMultilevel"/>
     <w:tmpl w:val="6256DC96"/>
@@ -1382,7 +1678,120 @@
       </w:pPr>
     </w:lvl>
   </w:abstractNum>
-  <w:abstractNum w:abstractNumId="15" w15:restartNumberingAfterBreak="0">
+  <w:abstractNum w:abstractNumId="16" w15:restartNumberingAfterBreak="0">
+    <w:nsid w:val="277D18E1"/>
+    <w:multiLevelType w:val="hybridMultilevel"/>
+    <w:tmpl w:val="38FA4618"/>
+    <w:lvl w:ilvl="0" w:tplc="683E9792">
+      <w:start w:val="2"/>
+      <w:numFmt w:val="bullet"/>
+      <w:lvlText w:val="-"/>
+      <w:lvlJc w:val="left"/>
+      <w:pPr>
+        <w:ind w:left="720" w:hanging="360"/>
+      </w:pPr>
+      <w:rPr>
+        <w:rFonts w:ascii="Times New Roman" w:eastAsiaTheme="minorEastAsia" w:hAnsi="Times New Roman" w:cs="Times New Roman" w:hint="default"/>
+      </w:rPr>
+    </w:lvl>
+    <w:lvl w:ilvl="1" w:tplc="04090003" w:tentative="1">
+      <w:start w:val="1"/>
+      <w:numFmt w:val="bullet"/>
+      <w:lvlText w:val="o"/>
+      <w:lvlJc w:val="left"/>
+      <w:pPr>
+        <w:ind w:left="1440" w:hanging="360"/>
+      </w:pPr>
+      <w:rPr>
+        <w:rFonts w:ascii="Courier New" w:hAnsi="Courier New" w:cs="Courier New" w:hint="default"/>
+      </w:rPr>
+    </w:lvl>
+    <w:lvl w:ilvl="2" w:tplc="04090005" w:tentative="1">
+      <w:start w:val="1"/>
+      <w:numFmt w:val="bullet"/>
+      <w:lvlText w:val=""/>
+      <w:lvlJc w:val="left"/>
+      <w:pPr>
+        <w:ind w:left="2160" w:hanging="360"/>
+      </w:pPr>
+      <w:rPr>
+        <w:rFonts w:ascii="Wingdings" w:hAnsi="Wingdings" w:hint="default"/>
+      </w:rPr>
+    </w:lvl>
+    <w:lvl w:ilvl="3" w:tplc="04090001" w:tentative="1">
+      <w:start w:val="1"/>
+      <w:numFmt w:val="bullet"/>
+      <w:lvlText w:val=""/>
+      <w:lvlJc w:val="left"/>
+      <w:pPr>
+        <w:ind w:left="2880" w:hanging="360"/>
+      </w:pPr>
+      <w:rPr>
+        <w:rFonts w:ascii="Symbol" w:hAnsi="Symbol" w:hint="default"/>
+      </w:rPr>
+    </w:lvl>
+    <w:lvl w:ilvl="4" w:tplc="04090003" w:tentative="1">
+      <w:start w:val="1"/>
+      <w:numFmt w:val="bullet"/>
+      <w:lvlText w:val="o"/>
+      <w:lvlJc w:val="left"/>
+      <w:pPr>
+        <w:ind w:left="3600" w:hanging="360"/>
+      </w:pPr>
+      <w:rPr>
+        <w:rFonts w:ascii="Courier New" w:hAnsi="Courier New" w:cs="Courier New" w:hint="default"/>
+      </w:rPr>
+    </w:lvl>
+    <w:lvl w:ilvl="5" w:tplc="04090005" w:tentative="1">
+      <w:start w:val="1"/>
+      <w:numFmt w:val="bullet"/>
+      <w:lvlText w:val=""/>
+      <w:lvlJc w:val="left"/>
+      <w:pPr>
+        <w:ind w:left="4320" w:hanging="360"/>
+      </w:pPr>
+      <w:rPr>
+        <w:rFonts w:ascii="Wingdings" w:hAnsi="Wingdings" w:hint="default"/>
+      </w:rPr>
+    </w:lvl>
+    <w:lvl w:ilvl="6" w:tplc="04090001" w:tentative="1">
+      <w:start w:val="1"/>
+      <w:numFmt w:val="bullet"/>
+      <w:lvlText w:val=""/>
+      <w:lvlJc w:val="left"/>
+      <w:pPr>
+        <w:ind w:left="5040" w:hanging="360"/>
+      </w:pPr>
+      <w:rPr>
+        <w:rFonts w:ascii="Symbol" w:hAnsi="Symbol" w:hint="default"/>
+      </w:rPr>
+    </w:lvl>
+    <w:lvl w:ilvl="7" w:tplc="04090003" w:tentative="1">
+      <w:start w:val="1"/>
+      <w:numFmt w:val="bullet"/>
+      <w:lvlText w:val="o"/>
+      <w:lvlJc w:val="left"/>
+      <w:pPr>
+        <w:ind w:left="5760" w:hanging="360"/>
+      </w:pPr>
+      <w:rPr>
+        <w:rFonts w:ascii="Courier New" w:hAnsi="Courier New" w:cs="Courier New" w:hint="default"/>
+      </w:rPr>
+    </w:lvl>
+    <w:lvl w:ilvl="8" w:tplc="04090005" w:tentative="1">
+      <w:start w:val="1"/>
+      <w:numFmt w:val="bullet"/>
+      <w:lvlText w:val=""/>
+      <w:lvlJc w:val="left"/>
+      <w:pPr>
+        <w:ind w:left="6480" w:hanging="360"/>
+      </w:pPr>
+      <w:rPr>
+        <w:rFonts w:ascii="Wingdings" w:hAnsi="Wingdings" w:hint="default"/>
+      </w:rPr>
+    </w:lvl>
+  </w:abstractNum>
+  <w:abstractNum w:abstractNumId="17" w15:restartNumberingAfterBreak="0">
     <w:nsid w:val="2D500B64"/>
     <w:multiLevelType w:val="multilevel"/>
     <w:tmpl w:val="EA0C65F4"/>
@@ -1469,7 +1878,7 @@
       </w:pPr>
     </w:lvl>
   </w:abstractNum>
-  <w:abstractNum w:abstractNumId="16" w15:restartNumberingAfterBreak="0">
+  <w:abstractNum w:abstractNumId="18" w15:restartNumberingAfterBreak="0">
     <w:nsid w:val="32E068BC"/>
     <w:multiLevelType w:val="hybridMultilevel"/>
     <w:tmpl w:val="5BDA379E"/>
@@ -1555,7 +1964,345 @@
       </w:pPr>
     </w:lvl>
   </w:abstractNum>
-  <w:abstractNum w:abstractNumId="17" w15:restartNumberingAfterBreak="0">
+  <w:abstractNum w:abstractNumId="19" w15:restartNumberingAfterBreak="0">
+    <w:nsid w:val="350D7C4C"/>
+    <w:multiLevelType w:val="hybridMultilevel"/>
+    <w:tmpl w:val="833E78B8"/>
+    <w:lvl w:ilvl="0" w:tplc="683E9792">
+      <w:start w:val="2"/>
+      <w:numFmt w:val="bullet"/>
+      <w:lvlText w:val="-"/>
+      <w:lvlJc w:val="left"/>
+      <w:pPr>
+        <w:ind w:left="720" w:hanging="360"/>
+      </w:pPr>
+      <w:rPr>
+        <w:rFonts w:ascii="Times New Roman" w:eastAsiaTheme="minorEastAsia" w:hAnsi="Times New Roman" w:cs="Times New Roman" w:hint="default"/>
+      </w:rPr>
+    </w:lvl>
+    <w:lvl w:ilvl="1" w:tplc="04090003" w:tentative="1">
+      <w:start w:val="1"/>
+      <w:numFmt w:val="bullet"/>
+      <w:lvlText w:val="o"/>
+      <w:lvlJc w:val="left"/>
+      <w:pPr>
+        <w:ind w:left="1440" w:hanging="360"/>
+      </w:pPr>
+      <w:rPr>
+        <w:rFonts w:ascii="Courier New" w:hAnsi="Courier New" w:cs="Courier New" w:hint="default"/>
+      </w:rPr>
+    </w:lvl>
+    <w:lvl w:ilvl="2" w:tplc="04090005" w:tentative="1">
+      <w:start w:val="1"/>
+      <w:numFmt w:val="bullet"/>
+      <w:lvlText w:val=""/>
+      <w:lvlJc w:val="left"/>
+      <w:pPr>
+        <w:ind w:left="2160" w:hanging="360"/>
+      </w:pPr>
+      <w:rPr>
+        <w:rFonts w:ascii="Wingdings" w:hAnsi="Wingdings" w:hint="default"/>
+      </w:rPr>
+    </w:lvl>
+    <w:lvl w:ilvl="3" w:tplc="04090001" w:tentative="1">
+      <w:start w:val="1"/>
+      <w:numFmt w:val="bullet"/>
+      <w:lvlText w:val=""/>
+      <w:lvlJc w:val="left"/>
+      <w:pPr>
+        <w:ind w:left="2880" w:hanging="360"/>
+      </w:pPr>
+      <w:rPr>
+        <w:rFonts w:ascii="Symbol" w:hAnsi="Symbol" w:hint="default"/>
+      </w:rPr>
+    </w:lvl>
+    <w:lvl w:ilvl="4" w:tplc="04090003" w:tentative="1">
+      <w:start w:val="1"/>
+      <w:numFmt w:val="bullet"/>
+      <w:lvlText w:val="o"/>
+      <w:lvlJc w:val="left"/>
+      <w:pPr>
+        <w:ind w:left="3600" w:hanging="360"/>
+      </w:pPr>
+      <w:rPr>
+        <w:rFonts w:ascii="Courier New" w:hAnsi="Courier New" w:cs="Courier New" w:hint="default"/>
+      </w:rPr>
+    </w:lvl>
+    <w:lvl w:ilvl="5" w:tplc="04090005" w:tentative="1">
+      <w:start w:val="1"/>
+      <w:numFmt w:val="bullet"/>
+      <w:lvlText w:val=""/>
+      <w:lvlJc w:val="left"/>
+      <w:pPr>
+        <w:ind w:left="4320" w:hanging="360"/>
+      </w:pPr>
+      <w:rPr>
+        <w:rFonts w:ascii="Wingdings" w:hAnsi="Wingdings" w:hint="default"/>
+      </w:rPr>
+    </w:lvl>
+    <w:lvl w:ilvl="6" w:tplc="04090001" w:tentative="1">
+      <w:start w:val="1"/>
+      <w:numFmt w:val="bullet"/>
+      <w:lvlText w:val=""/>
+      <w:lvlJc w:val="left"/>
+      <w:pPr>
+        <w:ind w:left="5040" w:hanging="360"/>
+      </w:pPr>
+      <w:rPr>
+        <w:rFonts w:ascii="Symbol" w:hAnsi="Symbol" w:hint="default"/>
+      </w:rPr>
+    </w:lvl>
+    <w:lvl w:ilvl="7" w:tplc="04090003" w:tentative="1">
+      <w:start w:val="1"/>
+      <w:numFmt w:val="bullet"/>
+      <w:lvlText w:val="o"/>
+      <w:lvlJc w:val="left"/>
+      <w:pPr>
+        <w:ind w:left="5760" w:hanging="360"/>
+      </w:pPr>
+      <w:rPr>
+        <w:rFonts w:ascii="Courier New" w:hAnsi="Courier New" w:cs="Courier New" w:hint="default"/>
+      </w:rPr>
+    </w:lvl>
+    <w:lvl w:ilvl="8" w:tplc="04090005" w:tentative="1">
+      <w:start w:val="1"/>
+      <w:numFmt w:val="bullet"/>
+      <w:lvlText w:val=""/>
+      <w:lvlJc w:val="left"/>
+      <w:pPr>
+        <w:ind w:left="6480" w:hanging="360"/>
+      </w:pPr>
+      <w:rPr>
+        <w:rFonts w:ascii="Wingdings" w:hAnsi="Wingdings" w:hint="default"/>
+      </w:rPr>
+    </w:lvl>
+  </w:abstractNum>
+  <w:abstractNum w:abstractNumId="20" w15:restartNumberingAfterBreak="0">
+    <w:nsid w:val="37980208"/>
+    <w:multiLevelType w:val="hybridMultilevel"/>
+    <w:tmpl w:val="EB3881B4"/>
+    <w:lvl w:ilvl="0" w:tplc="07B4F46E">
+      <w:numFmt w:val="bullet"/>
+      <w:lvlText w:val="-"/>
+      <w:lvlJc w:val="left"/>
+      <w:pPr>
+        <w:ind w:left="720" w:hanging="360"/>
+      </w:pPr>
+      <w:rPr>
+        <w:rFonts w:ascii="Times New Roman" w:eastAsiaTheme="minorEastAsia" w:hAnsi="Times New Roman" w:cs="Times New Roman" w:hint="default"/>
+      </w:rPr>
+    </w:lvl>
+    <w:lvl w:ilvl="1" w:tplc="04090003" w:tentative="1">
+      <w:start w:val="1"/>
+      <w:numFmt w:val="bullet"/>
+      <w:lvlText w:val="o"/>
+      <w:lvlJc w:val="left"/>
+      <w:pPr>
+        <w:ind w:left="1440" w:hanging="360"/>
+      </w:pPr>
+      <w:rPr>
+        <w:rFonts w:ascii="Courier New" w:hAnsi="Courier New" w:cs="Courier New" w:hint="default"/>
+      </w:rPr>
+    </w:lvl>
+    <w:lvl w:ilvl="2" w:tplc="04090005" w:tentative="1">
+      <w:start w:val="1"/>
+      <w:numFmt w:val="bullet"/>
+      <w:lvlText w:val=""/>
+      <w:lvlJc w:val="left"/>
+      <w:pPr>
+        <w:ind w:left="2160" w:hanging="360"/>
+      </w:pPr>
+      <w:rPr>
+        <w:rFonts w:ascii="Wingdings" w:hAnsi="Wingdings" w:hint="default"/>
+      </w:rPr>
+    </w:lvl>
+    <w:lvl w:ilvl="3" w:tplc="04090001" w:tentative="1">
+      <w:start w:val="1"/>
+      <w:numFmt w:val="bullet"/>
+      <w:lvlText w:val=""/>
+      <w:lvlJc w:val="left"/>
+      <w:pPr>
+        <w:ind w:left="2880" w:hanging="360"/>
+      </w:pPr>
+      <w:rPr>
+        <w:rFonts w:ascii="Symbol" w:hAnsi="Symbol" w:hint="default"/>
+      </w:rPr>
+    </w:lvl>
+    <w:lvl w:ilvl="4" w:tplc="04090003" w:tentative="1">
+      <w:start w:val="1"/>
+      <w:numFmt w:val="bullet"/>
+      <w:lvlText w:val="o"/>
+      <w:lvlJc w:val="left"/>
+      <w:pPr>
+        <w:ind w:left="3600" w:hanging="360"/>
+      </w:pPr>
+      <w:rPr>
+        <w:rFonts w:ascii="Courier New" w:hAnsi="Courier New" w:cs="Courier New" w:hint="default"/>
+      </w:rPr>
+    </w:lvl>
+    <w:lvl w:ilvl="5" w:tplc="04090005" w:tentative="1">
+      <w:start w:val="1"/>
+      <w:numFmt w:val="bullet"/>
+      <w:lvlText w:val=""/>
+      <w:lvlJc w:val="left"/>
+      <w:pPr>
+        <w:ind w:left="4320" w:hanging="360"/>
+      </w:pPr>
+      <w:rPr>
+        <w:rFonts w:ascii="Wingdings" w:hAnsi="Wingdings" w:hint="default"/>
+      </w:rPr>
+    </w:lvl>
+    <w:lvl w:ilvl="6" w:tplc="04090001" w:tentative="1">
+      <w:start w:val="1"/>
+      <w:numFmt w:val="bullet"/>
+      <w:lvlText w:val=""/>
+      <w:lvlJc w:val="left"/>
+      <w:pPr>
+        <w:ind w:left="5040" w:hanging="360"/>
+      </w:pPr>
+      <w:rPr>
+        <w:rFonts w:ascii="Symbol" w:hAnsi="Symbol" w:hint="default"/>
+      </w:rPr>
+    </w:lvl>
+    <w:lvl w:ilvl="7" w:tplc="04090003" w:tentative="1">
+      <w:start w:val="1"/>
+      <w:numFmt w:val="bullet"/>
+      <w:lvlText w:val="o"/>
+      <w:lvlJc w:val="left"/>
+      <w:pPr>
+        <w:ind w:left="5760" w:hanging="360"/>
+      </w:pPr>
+      <w:rPr>
+        <w:rFonts w:ascii="Courier New" w:hAnsi="Courier New" w:cs="Courier New" w:hint="default"/>
+      </w:rPr>
+    </w:lvl>
+    <w:lvl w:ilvl="8" w:tplc="04090005" w:tentative="1">
+      <w:start w:val="1"/>
+      <w:numFmt w:val="bullet"/>
+      <w:lvlText w:val=""/>
+      <w:lvlJc w:val="left"/>
+      <w:pPr>
+        <w:ind w:left="6480" w:hanging="360"/>
+      </w:pPr>
+      <w:rPr>
+        <w:rFonts w:ascii="Wingdings" w:hAnsi="Wingdings" w:hint="default"/>
+      </w:rPr>
+    </w:lvl>
+  </w:abstractNum>
+  <w:abstractNum w:abstractNumId="21" w15:restartNumberingAfterBreak="0">
+    <w:nsid w:val="3809733D"/>
+    <w:multiLevelType w:val="hybridMultilevel"/>
+    <w:tmpl w:val="9D623C3A"/>
+    <w:lvl w:ilvl="0" w:tplc="04090001">
+      <w:start w:val="1"/>
+      <w:numFmt w:val="bullet"/>
+      <w:lvlText w:val=""/>
+      <w:lvlJc w:val="left"/>
+      <w:pPr>
+        <w:ind w:left="720" w:hanging="360"/>
+      </w:pPr>
+      <w:rPr>
+        <w:rFonts w:ascii="Symbol" w:hAnsi="Symbol" w:hint="default"/>
+      </w:rPr>
+    </w:lvl>
+    <w:lvl w:ilvl="1" w:tplc="04090003">
+      <w:start w:val="1"/>
+      <w:numFmt w:val="bullet"/>
+      <w:lvlText w:val="o"/>
+      <w:lvlJc w:val="left"/>
+      <w:pPr>
+        <w:ind w:left="1440" w:hanging="360"/>
+      </w:pPr>
+      <w:rPr>
+        <w:rFonts w:ascii="Courier New" w:hAnsi="Courier New" w:cs="Courier New" w:hint="default"/>
+      </w:rPr>
+    </w:lvl>
+    <w:lvl w:ilvl="2" w:tplc="04090005" w:tentative="1">
+      <w:start w:val="1"/>
+      <w:numFmt w:val="bullet"/>
+      <w:lvlText w:val=""/>
+      <w:lvlJc w:val="left"/>
+      <w:pPr>
+        <w:ind w:left="2160" w:hanging="360"/>
+      </w:pPr>
+      <w:rPr>
+        <w:rFonts w:ascii="Wingdings" w:hAnsi="Wingdings" w:hint="default"/>
+      </w:rPr>
+    </w:lvl>
+    <w:lvl w:ilvl="3" w:tplc="04090001" w:tentative="1">
+      <w:start w:val="1"/>
+      <w:numFmt w:val="bullet"/>
+      <w:lvlText w:val=""/>
+      <w:lvlJc w:val="left"/>
+      <w:pPr>
+        <w:ind w:left="2880" w:hanging="360"/>
+      </w:pPr>
+      <w:rPr>
+        <w:rFonts w:ascii="Symbol" w:hAnsi="Symbol" w:hint="default"/>
+      </w:rPr>
+    </w:lvl>
+    <w:lvl w:ilvl="4" w:tplc="04090003" w:tentative="1">
+      <w:start w:val="1"/>
+      <w:numFmt w:val="bullet"/>
+      <w:lvlText w:val="o"/>
+      <w:lvlJc w:val="left"/>
+      <w:pPr>
+        <w:ind w:left="3600" w:hanging="360"/>
+      </w:pPr>
+      <w:rPr>
+        <w:rFonts w:ascii="Courier New" w:hAnsi="Courier New" w:cs="Courier New" w:hint="default"/>
+      </w:rPr>
+    </w:lvl>
+    <w:lvl w:ilvl="5" w:tplc="04090005" w:tentative="1">
+      <w:start w:val="1"/>
+      <w:numFmt w:val="bullet"/>
+      <w:lvlText w:val=""/>
+      <w:lvlJc w:val="left"/>
+      <w:pPr>
+        <w:ind w:left="4320" w:hanging="360"/>
+      </w:pPr>
+      <w:rPr>
+        <w:rFonts w:ascii="Wingdings" w:hAnsi="Wingdings" w:hint="default"/>
+      </w:rPr>
+    </w:lvl>
+    <w:lvl w:ilvl="6" w:tplc="04090001" w:tentative="1">
+      <w:start w:val="1"/>
+      <w:numFmt w:val="bullet"/>
+      <w:lvlText w:val=""/>
+      <w:lvlJc w:val="left"/>
+      <w:pPr>
+        <w:ind w:left="5040" w:hanging="360"/>
+      </w:pPr>
+      <w:rPr>
+        <w:rFonts w:ascii="Symbol" w:hAnsi="Symbol" w:hint="default"/>
+      </w:rPr>
+    </w:lvl>
+    <w:lvl w:ilvl="7" w:tplc="04090003" w:tentative="1">
+      <w:start w:val="1"/>
+      <w:numFmt w:val="bullet"/>
+      <w:lvlText w:val="o"/>
+      <w:lvlJc w:val="left"/>
+      <w:pPr>
+        <w:ind w:left="5760" w:hanging="360"/>
+      </w:pPr>
+      <w:rPr>
+        <w:rFonts w:ascii="Courier New" w:hAnsi="Courier New" w:cs="Courier New" w:hint="default"/>
+      </w:rPr>
+    </w:lvl>
+    <w:lvl w:ilvl="8" w:tplc="04090005" w:tentative="1">
+      <w:start w:val="1"/>
+      <w:numFmt w:val="bullet"/>
+      <w:lvlText w:val=""/>
+      <w:lvlJc w:val="left"/>
+      <w:pPr>
+        <w:ind w:left="6480" w:hanging="360"/>
+      </w:pPr>
+      <w:rPr>
+        <w:rFonts w:ascii="Wingdings" w:hAnsi="Wingdings" w:hint="default"/>
+      </w:rPr>
+    </w:lvl>
+  </w:abstractNum>
+  <w:abstractNum w:abstractNumId="22" w15:restartNumberingAfterBreak="0">
     <w:nsid w:val="387D52E1"/>
     <w:multiLevelType w:val="hybridMultilevel"/>
     <w:tmpl w:val="6F9898B0"/>
@@ -1668,7 +2415,120 @@
       </w:rPr>
     </w:lvl>
   </w:abstractNum>
-  <w:abstractNum w:abstractNumId="18" w15:restartNumberingAfterBreak="0">
+  <w:abstractNum w:abstractNumId="23" w15:restartNumberingAfterBreak="0">
+    <w:nsid w:val="3C787E21"/>
+    <w:multiLevelType w:val="hybridMultilevel"/>
+    <w:tmpl w:val="208CEE18"/>
+    <w:lvl w:ilvl="0" w:tplc="683E9792">
+      <w:start w:val="2"/>
+      <w:numFmt w:val="bullet"/>
+      <w:lvlText w:val="-"/>
+      <w:lvlJc w:val="left"/>
+      <w:pPr>
+        <w:ind w:left="720" w:hanging="360"/>
+      </w:pPr>
+      <w:rPr>
+        <w:rFonts w:ascii="Times New Roman" w:eastAsiaTheme="minorEastAsia" w:hAnsi="Times New Roman" w:cs="Times New Roman" w:hint="default"/>
+      </w:rPr>
+    </w:lvl>
+    <w:lvl w:ilvl="1" w:tplc="04090003" w:tentative="1">
+      <w:start w:val="1"/>
+      <w:numFmt w:val="bullet"/>
+      <w:lvlText w:val="o"/>
+      <w:lvlJc w:val="left"/>
+      <w:pPr>
+        <w:ind w:left="1440" w:hanging="360"/>
+      </w:pPr>
+      <w:rPr>
+        <w:rFonts w:ascii="Courier New" w:hAnsi="Courier New" w:cs="Courier New" w:hint="default"/>
+      </w:rPr>
+    </w:lvl>
+    <w:lvl w:ilvl="2" w:tplc="04090005" w:tentative="1">
+      <w:start w:val="1"/>
+      <w:numFmt w:val="bullet"/>
+      <w:lvlText w:val=""/>
+      <w:lvlJc w:val="left"/>
+      <w:pPr>
+        <w:ind w:left="2160" w:hanging="360"/>
+      </w:pPr>
+      <w:rPr>
+        <w:rFonts w:ascii="Wingdings" w:hAnsi="Wingdings" w:hint="default"/>
+      </w:rPr>
+    </w:lvl>
+    <w:lvl w:ilvl="3" w:tplc="04090001" w:tentative="1">
+      <w:start w:val="1"/>
+      <w:numFmt w:val="bullet"/>
+      <w:lvlText w:val=""/>
+      <w:lvlJc w:val="left"/>
+      <w:pPr>
+        <w:ind w:left="2880" w:hanging="360"/>
+      </w:pPr>
+      <w:rPr>
+        <w:rFonts w:ascii="Symbol" w:hAnsi="Symbol" w:hint="default"/>
+      </w:rPr>
+    </w:lvl>
+    <w:lvl w:ilvl="4" w:tplc="04090003" w:tentative="1">
+      <w:start w:val="1"/>
+      <w:numFmt w:val="bullet"/>
+      <w:lvlText w:val="o"/>
+      <w:lvlJc w:val="left"/>
+      <w:pPr>
+        <w:ind w:left="3600" w:hanging="360"/>
+      </w:pPr>
+      <w:rPr>
+        <w:rFonts w:ascii="Courier New" w:hAnsi="Courier New" w:cs="Courier New" w:hint="default"/>
+      </w:rPr>
+    </w:lvl>
+    <w:lvl w:ilvl="5" w:tplc="04090005" w:tentative="1">
+      <w:start w:val="1"/>
+      <w:numFmt w:val="bullet"/>
+      <w:lvlText w:val=""/>
+      <w:lvlJc w:val="left"/>
+      <w:pPr>
+        <w:ind w:left="4320" w:hanging="360"/>
+      </w:pPr>
+      <w:rPr>
+        <w:rFonts w:ascii="Wingdings" w:hAnsi="Wingdings" w:hint="default"/>
+      </w:rPr>
+    </w:lvl>
+    <w:lvl w:ilvl="6" w:tplc="04090001" w:tentative="1">
+      <w:start w:val="1"/>
+      <w:numFmt w:val="bullet"/>
+      <w:lvlText w:val=""/>
+      <w:lvlJc w:val="left"/>
+      <w:pPr>
+        <w:ind w:left="5040" w:hanging="360"/>
+      </w:pPr>
+      <w:rPr>
+        <w:rFonts w:ascii="Symbol" w:hAnsi="Symbol" w:hint="default"/>
+      </w:rPr>
+    </w:lvl>
+    <w:lvl w:ilvl="7" w:tplc="04090003" w:tentative="1">
+      <w:start w:val="1"/>
+      <w:numFmt w:val="bullet"/>
+      <w:lvlText w:val="o"/>
+      <w:lvlJc w:val="left"/>
+      <w:pPr>
+        <w:ind w:left="5760" w:hanging="360"/>
+      </w:pPr>
+      <w:rPr>
+        <w:rFonts w:ascii="Courier New" w:hAnsi="Courier New" w:cs="Courier New" w:hint="default"/>
+      </w:rPr>
+    </w:lvl>
+    <w:lvl w:ilvl="8" w:tplc="04090005" w:tentative="1">
+      <w:start w:val="1"/>
+      <w:numFmt w:val="bullet"/>
+      <w:lvlText w:val=""/>
+      <w:lvlJc w:val="left"/>
+      <w:pPr>
+        <w:ind w:left="6480" w:hanging="360"/>
+      </w:pPr>
+      <w:rPr>
+        <w:rFonts w:ascii="Wingdings" w:hAnsi="Wingdings" w:hint="default"/>
+      </w:rPr>
+    </w:lvl>
+  </w:abstractNum>
+  <w:abstractNum w:abstractNumId="24" w15:restartNumberingAfterBreak="0">
     <w:nsid w:val="3F1543E0"/>
     <w:multiLevelType w:val="hybridMultilevel"/>
     <w:tmpl w:val="75549EFC"/>
@@ -1781,7 +2641,7 @@
       </w:rPr>
     </w:lvl>
   </w:abstractNum>
-  <w:abstractNum w:abstractNumId="19" w15:restartNumberingAfterBreak="0">
+  <w:abstractNum w:abstractNumId="25" w15:restartNumberingAfterBreak="0">
     <w:nsid w:val="4328125C"/>
     <w:multiLevelType w:val="hybridMultilevel"/>
     <w:tmpl w:val="B972CBE2"/>
@@ -1894,7 +2754,7 @@
       </w:rPr>
     </w:lvl>
   </w:abstractNum>
-  <w:abstractNum w:abstractNumId="20" w15:restartNumberingAfterBreak="0">
+  <w:abstractNum w:abstractNumId="26" w15:restartNumberingAfterBreak="0">
     <w:nsid w:val="473D42DF"/>
     <w:multiLevelType w:val="hybridMultilevel"/>
     <w:tmpl w:val="9C923746"/>
@@ -1983,7 +2843,7 @@
       </w:pPr>
     </w:lvl>
   </w:abstractNum>
-  <w:abstractNum w:abstractNumId="21" w15:restartNumberingAfterBreak="0">
+  <w:abstractNum w:abstractNumId="27" w15:restartNumberingAfterBreak="0">
     <w:nsid w:val="485B053A"/>
     <w:multiLevelType w:val="hybridMultilevel"/>
     <w:tmpl w:val="460242DE"/>
@@ -2069,7 +2929,120 @@
       </w:pPr>
     </w:lvl>
   </w:abstractNum>
-  <w:abstractNum w:abstractNumId="22" w15:restartNumberingAfterBreak="0">
+  <w:abstractNum w:abstractNumId="28" w15:restartNumberingAfterBreak="0">
+    <w:nsid w:val="49131C39"/>
+    <w:multiLevelType w:val="hybridMultilevel"/>
+    <w:tmpl w:val="DD943690"/>
+    <w:lvl w:ilvl="0" w:tplc="683E9792">
+      <w:start w:val="2"/>
+      <w:numFmt w:val="bullet"/>
+      <w:lvlText w:val="-"/>
+      <w:lvlJc w:val="left"/>
+      <w:pPr>
+        <w:ind w:left="720" w:hanging="360"/>
+      </w:pPr>
+      <w:rPr>
+        <w:rFonts w:ascii="Times New Roman" w:eastAsiaTheme="minorEastAsia" w:hAnsi="Times New Roman" w:cs="Times New Roman" w:hint="default"/>
+      </w:rPr>
+    </w:lvl>
+    <w:lvl w:ilvl="1" w:tplc="04090003" w:tentative="1">
+      <w:start w:val="1"/>
+      <w:numFmt w:val="bullet"/>
+      <w:lvlText w:val="o"/>
+      <w:lvlJc w:val="left"/>
+      <w:pPr>
+        <w:ind w:left="1440" w:hanging="360"/>
+      </w:pPr>
+      <w:rPr>
+        <w:rFonts w:ascii="Courier New" w:hAnsi="Courier New" w:cs="Courier New" w:hint="default"/>
+      </w:rPr>
+    </w:lvl>
+    <w:lvl w:ilvl="2" w:tplc="04090005" w:tentative="1">
+      <w:start w:val="1"/>
+      <w:numFmt w:val="bullet"/>
+      <w:lvlText w:val=""/>
+      <w:lvlJc w:val="left"/>
+      <w:pPr>
+        <w:ind w:left="2160" w:hanging="360"/>
+      </w:pPr>
+      <w:rPr>
+        <w:rFonts w:ascii="Wingdings" w:hAnsi="Wingdings" w:hint="default"/>
+      </w:rPr>
+    </w:lvl>
+    <w:lvl w:ilvl="3" w:tplc="04090001" w:tentative="1">
+      <w:start w:val="1"/>
+      <w:numFmt w:val="bullet"/>
+      <w:lvlText w:val=""/>
+      <w:lvlJc w:val="left"/>
+      <w:pPr>
+        <w:ind w:left="2880" w:hanging="360"/>
+      </w:pPr>
+      <w:rPr>
+        <w:rFonts w:ascii="Symbol" w:hAnsi="Symbol" w:hint="default"/>
+      </w:rPr>
+    </w:lvl>
+    <w:lvl w:ilvl="4" w:tplc="04090003" w:tentative="1">
+      <w:start w:val="1"/>
+      <w:numFmt w:val="bullet"/>
+      <w:lvlText w:val="o"/>
+      <w:lvlJc w:val="left"/>
+      <w:pPr>
+        <w:ind w:left="3600" w:hanging="360"/>
+      </w:pPr>
+      <w:rPr>
+        <w:rFonts w:ascii="Courier New" w:hAnsi="Courier New" w:cs="Courier New" w:hint="default"/>
+      </w:rPr>
+    </w:lvl>
+    <w:lvl w:ilvl="5" w:tplc="04090005" w:tentative="1">
+      <w:start w:val="1"/>
+      <w:numFmt w:val="bullet"/>
+      <w:lvlText w:val=""/>
+      <w:lvlJc w:val="left"/>
+      <w:pPr>
+        <w:ind w:left="4320" w:hanging="360"/>
+      </w:pPr>
+      <w:rPr>
+        <w:rFonts w:ascii="Wingdings" w:hAnsi="Wingdings" w:hint="default"/>
+      </w:rPr>
+    </w:lvl>
+    <w:lvl w:ilvl="6" w:tplc="04090001" w:tentative="1">
+      <w:start w:val="1"/>
+      <w:numFmt w:val="bullet"/>
+      <w:lvlText w:val=""/>
+      <w:lvlJc w:val="left"/>
+      <w:pPr>
+        <w:ind w:left="5040" w:hanging="360"/>
+      </w:pPr>
+      <w:rPr>
+        <w:rFonts w:ascii="Symbol" w:hAnsi="Symbol" w:hint="default"/>
+      </w:rPr>
+    </w:lvl>
+    <w:lvl w:ilvl="7" w:tplc="04090003" w:tentative="1">
+      <w:start w:val="1"/>
+      <w:numFmt w:val="bullet"/>
+      <w:lvlText w:val="o"/>
+      <w:lvlJc w:val="left"/>
+      <w:pPr>
+        <w:ind w:left="5760" w:hanging="360"/>
+      </w:pPr>
+      <w:rPr>
+        <w:rFonts w:ascii="Courier New" w:hAnsi="Courier New" w:cs="Courier New" w:hint="default"/>
+      </w:rPr>
+    </w:lvl>
+    <w:lvl w:ilvl="8" w:tplc="04090005" w:tentative="1">
+      <w:start w:val="1"/>
+      <w:numFmt w:val="bullet"/>
+      <w:lvlText w:val=""/>
+      <w:lvlJc w:val="left"/>
+      <w:pPr>
+        <w:ind w:left="6480" w:hanging="360"/>
+      </w:pPr>
+      <w:rPr>
+        <w:rFonts w:ascii="Wingdings" w:hAnsi="Wingdings" w:hint="default"/>
+      </w:rPr>
+    </w:lvl>
+  </w:abstractNum>
+  <w:abstractNum w:abstractNumId="29" w15:restartNumberingAfterBreak="0">
     <w:nsid w:val="497838B6"/>
     <w:multiLevelType w:val="hybridMultilevel"/>
     <w:tmpl w:val="DBFA871E"/>
@@ -2182,7 +3155,7 @@
       </w:rPr>
     </w:lvl>
   </w:abstractNum>
-  <w:abstractNum w:abstractNumId="23" w15:restartNumberingAfterBreak="0">
+  <w:abstractNum w:abstractNumId="30" w15:restartNumberingAfterBreak="0">
     <w:nsid w:val="539E1BA8"/>
     <w:multiLevelType w:val="multilevel"/>
     <w:tmpl w:val="0409001F"/>
@@ -2268,7 +3241,7 @@
       </w:pPr>
     </w:lvl>
   </w:abstractNum>
-  <w:abstractNum w:abstractNumId="24" w15:restartNumberingAfterBreak="0">
+  <w:abstractNum w:abstractNumId="31" w15:restartNumberingAfterBreak="0">
     <w:nsid w:val="59BC4956"/>
     <w:multiLevelType w:val="multilevel"/>
     <w:tmpl w:val="4572ABF8"/>
@@ -2382,13 +3355,126 @@
       </w:rPr>
     </w:lvl>
   </w:abstractNum>
-  <w:abstractNum w:abstractNumId="25" w15:restartNumberingAfterBreak="0">
+  <w:abstractNum w:abstractNumId="32" w15:restartNumberingAfterBreak="0">
     <w:nsid w:val="5B1B5787"/>
     <w:multiLevelType w:val="multilevel"/>
     <w:tmpl w:val="4572ABF8"/>
     <w:numStyleLink w:val="MLAOutline"/>
   </w:abstractNum>
-  <w:abstractNum w:abstractNumId="26" w15:restartNumberingAfterBreak="0">
+  <w:abstractNum w:abstractNumId="33" w15:restartNumberingAfterBreak="0">
+    <w:nsid w:val="5C4042DE"/>
+    <w:multiLevelType w:val="hybridMultilevel"/>
+    <w:tmpl w:val="1F461E58"/>
+    <w:lvl w:ilvl="0" w:tplc="683E9792">
+      <w:start w:val="2"/>
+      <w:numFmt w:val="bullet"/>
+      <w:lvlText w:val="-"/>
+      <w:lvlJc w:val="left"/>
+      <w:pPr>
+        <w:ind w:left="360" w:hanging="360"/>
+      </w:pPr>
+      <w:rPr>
+        <w:rFonts w:ascii="Times New Roman" w:eastAsiaTheme="minorEastAsia" w:hAnsi="Times New Roman" w:cs="Times New Roman" w:hint="default"/>
+      </w:rPr>
+    </w:lvl>
+    <w:lvl w:ilvl="1" w:tplc="04090003" w:tentative="1">
+      <w:start w:val="1"/>
+      <w:numFmt w:val="bullet"/>
+      <w:lvlText w:val="o"/>
+      <w:lvlJc w:val="left"/>
+      <w:pPr>
+        <w:ind w:left="1080" w:hanging="360"/>
+      </w:pPr>
+      <w:rPr>
+        <w:rFonts w:ascii="Courier New" w:hAnsi="Courier New" w:cs="Courier New" w:hint="default"/>
+      </w:rPr>
+    </w:lvl>
+    <w:lvl w:ilvl="2" w:tplc="04090005" w:tentative="1">
+      <w:start w:val="1"/>
+      <w:numFmt w:val="bullet"/>
+      <w:lvlText w:val=""/>
+      <w:lvlJc w:val="left"/>
+      <w:pPr>
+        <w:ind w:left="1800" w:hanging="360"/>
+      </w:pPr>
+      <w:rPr>
+        <w:rFonts w:ascii="Wingdings" w:hAnsi="Wingdings" w:hint="default"/>
+      </w:rPr>
+    </w:lvl>
+    <w:lvl w:ilvl="3" w:tplc="04090001" w:tentative="1">
+      <w:start w:val="1"/>
+      <w:numFmt w:val="bullet"/>
+      <w:lvlText w:val=""/>
+      <w:lvlJc w:val="left"/>
+      <w:pPr>
+        <w:ind w:left="2520" w:hanging="360"/>
+      </w:pPr>
+      <w:rPr>
+        <w:rFonts w:ascii="Symbol" w:hAnsi="Symbol" w:hint="default"/>
+      </w:rPr>
+    </w:lvl>
+    <w:lvl w:ilvl="4" w:tplc="04090003" w:tentative="1">
+      <w:start w:val="1"/>
+      <w:numFmt w:val="bullet"/>
+      <w:lvlText w:val="o"/>
+      <w:lvlJc w:val="left"/>
+      <w:pPr>
+        <w:ind w:left="3240" w:hanging="360"/>
+      </w:pPr>
+      <w:rPr>
+        <w:rFonts w:ascii="Courier New" w:hAnsi="Courier New" w:cs="Courier New" w:hint="default"/>
+      </w:rPr>
+    </w:lvl>
+    <w:lvl w:ilvl="5" w:tplc="04090005" w:tentative="1">
+      <w:start w:val="1"/>
+      <w:numFmt w:val="bullet"/>
+      <w:lvlText w:val=""/>
+      <w:lvlJc w:val="left"/>
+      <w:pPr>
+        <w:ind w:left="3960" w:hanging="360"/>
+      </w:pPr>
+      <w:rPr>
+        <w:rFonts w:ascii="Wingdings" w:hAnsi="Wingdings" w:hint="default"/>
+      </w:rPr>
+    </w:lvl>
+    <w:lvl w:ilvl="6" w:tplc="04090001" w:tentative="1">
+      <w:start w:val="1"/>
+      <w:numFmt w:val="bullet"/>
+      <w:lvlText w:val=""/>
+      <w:lvlJc w:val="left"/>
+      <w:pPr>
+        <w:ind w:left="4680" w:hanging="360"/>
+      </w:pPr>
+      <w:rPr>
+        <w:rFonts w:ascii="Symbol" w:hAnsi="Symbol" w:hint="default"/>
+      </w:rPr>
+    </w:lvl>
+    <w:lvl w:ilvl="7" w:tplc="04090003" w:tentative="1">
+      <w:start w:val="1"/>
+      <w:numFmt w:val="bullet"/>
+      <w:lvlText w:val="o"/>
+      <w:lvlJc w:val="left"/>
+      <w:pPr>
+        <w:ind w:left="5400" w:hanging="360"/>
+      </w:pPr>
+      <w:rPr>
+        <w:rFonts w:ascii="Courier New" w:hAnsi="Courier New" w:cs="Courier New" w:hint="default"/>
+      </w:rPr>
+    </w:lvl>
+    <w:lvl w:ilvl="8" w:tplc="04090005" w:tentative="1">
+      <w:start w:val="1"/>
+      <w:numFmt w:val="bullet"/>
+      <w:lvlText w:val=""/>
+      <w:lvlJc w:val="left"/>
+      <w:pPr>
+        <w:ind w:left="6120" w:hanging="360"/>
+      </w:pPr>
+      <w:rPr>
+        <w:rFonts w:ascii="Wingdings" w:hAnsi="Wingdings" w:hint="default"/>
+      </w:rPr>
+    </w:lvl>
+  </w:abstractNum>
+  <w:abstractNum w:abstractNumId="34" w15:restartNumberingAfterBreak="0">
     <w:nsid w:val="5CE34C09"/>
     <w:multiLevelType w:val="multilevel"/>
     <w:tmpl w:val="04090023"/>
@@ -2475,7 +3561,7 @@
       </w:pPr>
     </w:lvl>
   </w:abstractNum>
-  <w:abstractNum w:abstractNumId="27" w15:restartNumberingAfterBreak="0">
+  <w:abstractNum w:abstractNumId="35" w15:restartNumberingAfterBreak="0">
     <w:nsid w:val="5FA04D07"/>
     <w:multiLevelType w:val="hybridMultilevel"/>
     <w:tmpl w:val="3ABCACAC"/>
@@ -2588,7 +3674,7 @@
       </w:rPr>
     </w:lvl>
   </w:abstractNum>
-  <w:abstractNum w:abstractNumId="28" w15:restartNumberingAfterBreak="0">
+  <w:abstractNum w:abstractNumId="36" w15:restartNumberingAfterBreak="0">
     <w:nsid w:val="61C03E6D"/>
     <w:multiLevelType w:val="hybridMultilevel"/>
     <w:tmpl w:val="A62C63EA"/>
@@ -2701,7 +3787,7 @@
       </w:rPr>
     </w:lvl>
   </w:abstractNum>
-  <w:abstractNum w:abstractNumId="29" w15:restartNumberingAfterBreak="0">
+  <w:abstractNum w:abstractNumId="37" w15:restartNumberingAfterBreak="0">
     <w:nsid w:val="61F54743"/>
     <w:multiLevelType w:val="hybridMultilevel"/>
     <w:tmpl w:val="40FC8E30"/>
@@ -2814,10 +3900,10 @@
       </w:rPr>
     </w:lvl>
   </w:abstractNum>
-  <w:abstractNum w:abstractNumId="30" w15:restartNumberingAfterBreak="0">
+  <w:abstractNum w:abstractNumId="38" w15:restartNumberingAfterBreak="0">
     <w:nsid w:val="71E40D33"/>
     <w:multiLevelType w:val="hybridMultilevel"/>
-    <w:tmpl w:val="8DBE12DA"/>
+    <w:tmpl w:val="1B14276A"/>
     <w:lvl w:ilvl="0" w:tplc="04090013">
       <w:start w:val="1"/>
       <w:numFmt w:val="upperRoman"/>
@@ -2937,67 +4023,91 @@
     <w:abstractNumId w:val="0"/>
   </w:num>
   <w:num w:numId="11">
+    <w:abstractNumId w:val="15"/>
+  </w:num>
+  <w:num w:numId="12">
+    <w:abstractNumId w:val="31"/>
+  </w:num>
+  <w:num w:numId="13">
+    <w:abstractNumId w:val="32"/>
+  </w:num>
+  <w:num w:numId="14">
+    <w:abstractNumId w:val="30"/>
+  </w:num>
+  <w:num w:numId="15">
+    <w:abstractNumId w:val="12"/>
+  </w:num>
+  <w:num w:numId="16">
+    <w:abstractNumId w:val="17"/>
+  </w:num>
+  <w:num w:numId="17">
+    <w:abstractNumId w:val="34"/>
+  </w:num>
+  <w:num w:numId="18">
+    <w:abstractNumId w:val="38"/>
+  </w:num>
+  <w:num w:numId="19">
+    <w:abstractNumId w:val="24"/>
+  </w:num>
+  <w:num w:numId="20">
     <w:abstractNumId w:val="14"/>
   </w:num>
-  <w:num w:numId="12">
-    <w:abstractNumId w:val="24"/>
-  </w:num>
-  <w:num w:numId="13">
+  <w:num w:numId="21">
     <w:abstractNumId w:val="25"/>
   </w:num>
-  <w:num w:numId="14">
-    <w:abstractNumId w:val="23"/>
+  <w:num w:numId="22">
+    <w:abstractNumId w:val="36"/>
   </w:num>
-  <w:num w:numId="15">
+  <w:num w:numId="23">
     <w:abstractNumId w:val="11"/>
   </w:num>
-  <w:num w:numId="16">
-    <w:abstractNumId w:val="15"/>
+  <w:num w:numId="24">
+    <w:abstractNumId w:val="22"/>
   </w:num>
-  <w:num w:numId="17">
+  <w:num w:numId="25">
+    <w:abstractNumId w:val="29"/>
+  </w:num>
+  <w:num w:numId="26">
+    <w:abstractNumId w:val="13"/>
+  </w:num>
+  <w:num w:numId="27">
+    <w:abstractNumId w:val="35"/>
+  </w:num>
+  <w:num w:numId="28">
+    <w:abstractNumId w:val="37"/>
+  </w:num>
+  <w:num w:numId="29">
+    <w:abstractNumId w:val="18"/>
+  </w:num>
+  <w:num w:numId="30">
+    <w:abstractNumId w:val="27"/>
+  </w:num>
+  <w:num w:numId="31">
     <w:abstractNumId w:val="26"/>
   </w:num>
-  <w:num w:numId="18">
-    <w:abstractNumId w:val="30"/>
+  <w:num w:numId="32">
+    <w:abstractNumId w:val="21"/>
   </w:num>
-  <w:num w:numId="19">
-    <w:abstractNumId w:val="18"/>
+  <w:num w:numId="33">
+    <w:abstractNumId w:val="20"/>
   </w:num>
-  <w:num w:numId="20">
-    <w:abstractNumId w:val="13"/>
-  </w:num>
-  <w:num w:numId="21">
+  <w:num w:numId="34">
     <w:abstractNumId w:val="19"/>
   </w:num>
-  <w:num w:numId="22">
+  <w:num w:numId="35">
     <w:abstractNumId w:val="28"/>
   </w:num>
-  <w:num w:numId="23">
+  <w:num w:numId="36">
+    <w:abstractNumId w:val="33"/>
+  </w:num>
+  <w:num w:numId="37">
+    <w:abstractNumId w:val="16"/>
+  </w:num>
+  <w:num w:numId="38">
     <w:abstractNumId w:val="10"/>
   </w:num>
-  <w:num w:numId="24">
-    <w:abstractNumId w:val="17"/>
-  </w:num>
-  <w:num w:numId="25">
-    <w:abstractNumId w:val="22"/>
-  </w:num>
-  <w:num w:numId="26">
-    <w:abstractNumId w:val="12"/>
-  </w:num>
-  <w:num w:numId="27">
-    <w:abstractNumId w:val="27"/>
-  </w:num>
-  <w:num w:numId="28">
-    <w:abstractNumId w:val="29"/>
-  </w:num>
-  <w:num w:numId="29">
-    <w:abstractNumId w:val="16"/>
-  </w:num>
-  <w:num w:numId="30">
-    <w:abstractNumId w:val="21"/>
-  </w:num>
-  <w:num w:numId="31">
-    <w:abstractNumId w:val="20"/>
+  <w:num w:numId="39">
+    <w:abstractNumId w:val="23"/>
   </w:num>
 </w:numbering>
 </file>
@@ -5418,7 +6528,7 @@
     <w:charset w:val="86"/>
     <w:family w:val="auto"/>
     <w:pitch w:val="variable"/>
-    <w:sig w:usb0="00000203" w:usb1="288F0000" w:usb2="00000016" w:usb3="00000000" w:csb0="00040001" w:csb1="00000000"/>
+    <w:sig w:usb0="00000003" w:usb1="288F0000" w:usb2="00000016" w:usb3="00000000" w:csb0="00040001" w:csb1="00000000"/>
   </w:font>
   <w:font w:name="Courier New">
     <w:panose1 w:val="02070309020205020404"/>
@@ -5468,7 +6578,7 @@
     <w:charset w:val="00"/>
     <w:family w:val="swiss"/>
     <w:pitch w:val="variable"/>
-    <w:sig w:usb0="E4002EFF" w:usb1="C200247B" w:usb2="00000009" w:usb3="00000000" w:csb0="000001FF" w:csb1="00000000"/>
+    <w:sig w:usb0="E10002FF" w:usb1="4000ACFF" w:usb2="00000009" w:usb3="00000000" w:csb0="0000019F" w:csb1="00000000"/>
   </w:font>
   <w:font w:name="DengXian">
     <w:altName w:val="等线"/>
@@ -5521,8 +6631,10 @@
     <w:rsid w:val="001D44BA"/>
     <w:rsid w:val="002B53DC"/>
     <w:rsid w:val="0038673B"/>
+    <w:rsid w:val="00936E4F"/>
     <w:rsid w:val="00D46B0F"/>
     <w:rsid w:val="00EF6737"/>
+    <w:rsid w:val="00F46240"/>
     <w:rsid w:val="00FB57F0"/>
   </w:rsids>
   <m:mathPr>
@@ -6070,6 +7182,16 @@
   <w:style w:type="paragraph" w:customStyle="1" w:styleId="1F6E2A9EC73441C5AEBA3EC7D658376F">
     <w:name w:val="1F6E2A9EC73441C5AEBA3EC7D658376F"/>
   </w:style>
+  <w:style w:type="character" w:styleId="PlaceholderText">
+    <w:name w:val="Placeholder Text"/>
+    <w:basedOn w:val="DefaultParagraphFont"/>
+    <w:uiPriority w:val="99"/>
+    <w:semiHidden/>
+    <w:rsid w:val="00936E4F"/>
+    <w:rPr>
+      <w:color w:val="404040" w:themeColor="text1" w:themeTint="BF"/>
+    </w:rPr>
+  </w:style>
 </w:styles>
 </file>
 
@@ -6305,7 +7427,7 @@
 </file>
 
 <file path=customXml/itemProps2.xml><?xml version="1.0" encoding="utf-8"?>
-<ds:datastoreItem xmlns:ds="http://schemas.openxmlformats.org/officeDocument/2006/customXml" ds:itemID="{954401DD-6048-4EBE-9F4C-191494C7E1A3}">
+<ds:datastoreItem xmlns:ds="http://schemas.openxmlformats.org/officeDocument/2006/customXml" ds:itemID="{50557B6F-353B-4C9F-86FB-6B065E7569E3}">
   <ds:schemaRefs>
     <ds:schemaRef ds:uri="http://schemas.openxmlformats.org/officeDocument/2006/bibliography"/>
   </ds:schemaRefs>

--- a/docs/FFT.docx
+++ b/docs/FFT.docx
@@ -17,8 +17,6 @@
       </w:r>
       <w:r>
         <w:tab/>
-      </w:r>
-      <w:r>
         <w:t>2026-Feb-11</w:t>
       </w:r>
     </w:p>
@@ -109,8 +107,6 @@
         </w:rPr>
         <w:t xml:space="preserve"> is the critical process of isolating and removing unwanted background interference (noise) from a primary audio signal to improve its clarity and fidelity. In the context of speech processing, this is essential for high-fidelity audio consumption and for preparing clean datasets for machine learning tasks. This project explores the transition of sound from a physical wave to a digital representation and the use of the Fast Fourier Transform (FFT) to filter out non-stationary background noise, such as that from a coffee machine or traffic.</w:t>
       </w:r>
-      <w:bookmarkStart w:id="0" w:name="_GoBack"/>
-      <w:bookmarkEnd w:id="0"/>
     </w:p>
     <w:p>
       <w:pPr>
@@ -165,7 +161,13 @@
         <w:t xml:space="preserve">- </w:t>
       </w:r>
       <w:r>
-        <w:t>Short-Time Fourier Transform (STFT): Performing a single FFT on a whole recording would mix the constant noise and blend it evenly with human speech. To solve this, we use the STFT, which divides the audio into small frames (20–40ms)</w:t>
+        <w:t xml:space="preserve">Short-Time Fourier Transform (STFT): Performing a single FFT on a whole recording would mix the constant noise and blend it evenly with human speech. To solve this, we use the STFT, which divides </w:t>
+      </w:r>
+      <w:r>
+        <w:t xml:space="preserve">the audio into small frames (20 - </w:t>
+      </w:r>
+      <w:r>
+        <w:t>40ms)</w:t>
       </w:r>
       <w:r>
         <w:t xml:space="preserve"> and applied FFT on the divided window before moving to next frames</w:t>
@@ -173,8 +175,262 @@
       <w:r>
         <w:t>.</w:t>
       </w:r>
+      <w:r>
+        <w:t xml:space="preserve"> Here the overview of STFT:</w:t>
+      </w:r>
     </w:p>
-    <w:p/>
+    <w:p>
+      <w:pPr>
+        <w:ind w:left="720"/>
+      </w:pPr>
+      <w:r>
+        <w:t xml:space="preserve">- </w:t>
+      </w:r>
+      <w:r>
+        <w:t>The Windowing (The Frames): The STFT breaks the long audio signal into tiny, overlapping</w:t>
+      </w:r>
+      <w:r>
+        <w:t xml:space="preserve"> chunks or "frames" (usually 20 - </w:t>
+      </w:r>
+      <w:r>
+        <w:t xml:space="preserve">40ms). </w:t>
+      </w:r>
+    </w:p>
+    <w:p>
+      <w:pPr>
+        <w:ind w:left="720"/>
+      </w:pPr>
+      <w:r>
+        <w:t xml:space="preserve">- The Individual FFTs: A "Normal FFT" is performed on each individual frame. This tells us which frequencies are present during that specific 20ms of time. </w:t>
+      </w:r>
+    </w:p>
+    <w:p>
+      <w:pPr>
+        <w:ind w:left="720"/>
+      </w:pPr>
+      <w:r>
+        <w:t>- The Stacking: These vertical slices of frequency data are lined up side-by-side chronologically.</w:t>
+      </w:r>
+      <w:r>
+        <w:br/>
+      </w:r>
+      <w:r>
+        <w:br/>
+        <w:t xml:space="preserve">FFT on whole </w:t>
+      </w:r>
+      <w:r>
+        <w:t xml:space="preserve">noisy </w:t>
+      </w:r>
+      <w:r>
+        <w:t>audio</w:t>
+      </w:r>
+    </w:p>
+    <w:p>
+      <w:pPr>
+        <w:ind w:firstLine="0"/>
+      </w:pPr>
+      <w:r>
+        <w:drawing>
+          <wp:inline distT="0" distB="0" distL="0" distR="0" wp14:anchorId="46D66C52" wp14:editId="13E2D13C">
+            <wp:extent cx="5943600" cy="2205355"/>
+            <wp:effectExtent l="0" t="0" r="0" b="4445"/>
+            <wp:docPr id="1" name="Picture 1"/>
+            <wp:cNvGraphicFramePr>
+              <a:graphicFrameLocks xmlns:a="http://schemas.openxmlformats.org/drawingml/2006/main" noChangeAspect="1"/>
+            </wp:cNvGraphicFramePr>
+            <a:graphic xmlns:a="http://schemas.openxmlformats.org/drawingml/2006/main">
+              <a:graphicData uri="http://schemas.openxmlformats.org/drawingml/2006/picture">
+                <pic:pic xmlns:pic="http://schemas.openxmlformats.org/drawingml/2006/picture">
+                  <pic:nvPicPr>
+                    <pic:cNvPr id="1" name=""/>
+                    <pic:cNvPicPr/>
+                  </pic:nvPicPr>
+                  <pic:blipFill>
+                    <a:blip r:embed="rId9"/>
+                    <a:stretch>
+                      <a:fillRect/>
+                    </a:stretch>
+                  </pic:blipFill>
+                  <pic:spPr>
+                    <a:xfrm>
+                      <a:off x="0" y="0"/>
+                      <a:ext cx="5943600" cy="2205355"/>
+                    </a:xfrm>
+                    <a:prstGeom prst="rect">
+                      <a:avLst/>
+                    </a:prstGeom>
+                  </pic:spPr>
+                </pic:pic>
+              </a:graphicData>
+            </a:graphic>
+          </wp:inline>
+        </w:drawing>
+      </w:r>
+    </w:p>
+    <w:p>
+      <w:pPr>
+        <w:ind w:firstLine="0"/>
+      </w:pPr>
+      <w:r>
+        <w:tab/>
+        <w:t xml:space="preserve">All the peak (frequency) extract by FFT is smear together, because of human speech is non-stationary and change every seconds. So with FFT alone, we don’t know </w:t>
+      </w:r>
+      <w:r>
+        <w:t>when</w:t>
+      </w:r>
+      <w:r>
+        <w:t xml:space="preserve"> each sound happened.</w:t>
+      </w:r>
+    </w:p>
+    <w:p>
+      <w:pPr>
+        <w:ind w:firstLine="0"/>
+      </w:pPr>
+      <w:r>
+        <w:lastRenderedPageBreak/>
+        <w:t>STFT on noisy audio</w:t>
+      </w:r>
+    </w:p>
+    <w:p>
+      <w:pPr>
+        <w:ind w:firstLine="0"/>
+      </w:pPr>
+      <w:r>
+        <w:drawing>
+          <wp:inline distT="0" distB="0" distL="0" distR="0" wp14:anchorId="306BEC22" wp14:editId="54E91D52">
+            <wp:extent cx="5943600" cy="3176270"/>
+            <wp:effectExtent l="0" t="0" r="8255" b="8890"/>
+            <wp:docPr id="5" name="Picture 5"/>
+            <wp:cNvGraphicFramePr>
+              <a:graphicFrameLocks xmlns:a="http://schemas.openxmlformats.org/drawingml/2006/main" noChangeAspect="1"/>
+            </wp:cNvGraphicFramePr>
+            <a:graphic xmlns:a="http://schemas.openxmlformats.org/drawingml/2006/main">
+              <a:graphicData uri="http://schemas.openxmlformats.org/drawingml/2006/picture">
+                <pic:pic xmlns:pic="http://schemas.openxmlformats.org/drawingml/2006/picture">
+                  <pic:nvPicPr>
+                    <pic:cNvPr id="1" name=""/>
+                    <pic:cNvPicPr/>
+                  </pic:nvPicPr>
+                  <pic:blipFill>
+                    <a:blip r:embed="rId10"/>
+                    <a:stretch>
+                      <a:fillRect/>
+                    </a:stretch>
+                  </pic:blipFill>
+                  <pic:spPr>
+                    <a:xfrm>
+                      <a:off x="0" y="0"/>
+                      <a:ext cx="5943600" cy="3176270"/>
+                    </a:xfrm>
+                    <a:prstGeom prst="rect">
+                      <a:avLst/>
+                    </a:prstGeom>
+                  </pic:spPr>
+                </pic:pic>
+              </a:graphicData>
+            </a:graphic>
+          </wp:inline>
+        </w:drawing>
+      </w:r>
+    </w:p>
+    <w:p>
+      <w:pPr>
+        <w:ind w:firstLine="0"/>
+      </w:pPr>
+      <w:r>
+        <w:tab/>
+      </w:r>
+      <w:r>
+        <w:t xml:space="preserve">The Short-Time Fourier Transform (STFT) </w:t>
+      </w:r>
+      <w:r>
+        <w:t>create</w:t>
+      </w:r>
+      <w:r>
+        <w:t xml:space="preserve"> a spectrogram "</w:t>
+      </w:r>
+      <w:r>
+        <w:t xml:space="preserve">3D </w:t>
+      </w:r>
+      <w:r>
+        <w:t>heat map" that plots frequency against time, with color intensity representing magnitude (loudness). This visualization reveals two distinct properties of the signal</w:t>
+      </w:r>
+      <w:r>
+        <w:t>:</w:t>
+      </w:r>
+    </w:p>
+    <w:p>
+      <w:pPr>
+        <w:pStyle w:val="ListParagraph"/>
+        <w:numPr>
+          <w:ilvl w:val="1"/>
+          <w:numId w:val="18"/>
+        </w:numPr>
+      </w:pPr>
+      <w:r>
+        <w:t>Spe</w:t>
+      </w:r>
+      <w:r>
+        <w:t>ech Characteristics: Between 0 -</w:t>
+      </w:r>
+      <w:r>
+        <w:t xml:space="preserve"> 1500 Hz, </w:t>
+      </w:r>
+      <w:r>
+        <w:t xml:space="preserve">There is </w:t>
+      </w:r>
+      <w:r>
+        <w:t>high-intensity (bright)</w:t>
+      </w:r>
+      <w:r>
+        <w:t xml:space="preserve"> signal. These represent human speech, t</w:t>
+      </w:r>
+      <w:r>
+        <w:t>heir abrupt starting and stopping points confirm the non-stationary nature of the voice. By comparing this to the time-domain waveform, we can see these "islands" of energy correspond exactly to t</w:t>
+      </w:r>
+      <w:r>
+        <w:t xml:space="preserve">he amplitude bursts between 0.5 - 1.0s and 1.5 - </w:t>
+      </w:r>
+      <w:r>
+        <w:t>2.0s</w:t>
+      </w:r>
+      <w:r>
+        <w:t>.</w:t>
+      </w:r>
+    </w:p>
+    <w:p>
+      <w:pPr>
+        <w:pStyle w:val="ListParagraph"/>
+        <w:numPr>
+          <w:ilvl w:val="1"/>
+          <w:numId w:val="18"/>
+        </w:numPr>
+      </w:pPr>
+      <w:r>
+        <w:t xml:space="preserve">Noise Floor: Throughout the entire recording, a lower-intensity </w:t>
+      </w:r>
+      <w:r>
+        <w:t xml:space="preserve">haze </w:t>
+      </w:r>
+      <w:r>
+        <w:t>"</w:t>
+      </w:r>
+      <w:r>
+        <w:t>lower</w:t>
+      </w:r>
+      <w:r>
+        <w:t>" (purple color) is vi</w:t>
+      </w:r>
+      <w:r>
+        <w:t>sible across higher frequencies and</w:t>
+      </w:r>
+      <w:r>
+        <w:t xml:space="preserve"> persists even during the gaps in conversation</w:t>
+      </w:r>
+      <w:r>
+        <w:t>.</w:t>
+      </w:r>
+    </w:p>
     <w:p>
       <w:pPr>
         <w:pStyle w:val="ListParagraph"/>
@@ -212,6 +468,7 @@
         <w:ind w:firstLine="0"/>
       </w:pPr>
       <w:r>
+        <w:lastRenderedPageBreak/>
         <w:t>Method 1: Spectral Subtraction &amp; Masking</w:t>
       </w:r>
       <w:r>
@@ -274,6 +531,65 @@
     </w:p>
     <w:p>
       <w:pPr>
+        <w:ind w:left="360" w:firstLine="0"/>
+      </w:pPr>
+      <w:r>
+        <w:t>FFT on initial 0.1s of audio to identified noise signal</w:t>
+      </w:r>
+    </w:p>
+    <w:p>
+      <w:pPr>
+        <w:ind w:firstLine="0"/>
+      </w:pPr>
+      <w:r>
+        <w:drawing>
+          <wp:inline distT="0" distB="0" distL="0" distR="0" wp14:anchorId="0C4A85A7" wp14:editId="5B003EF4">
+            <wp:extent cx="5943600" cy="3207385"/>
+            <wp:effectExtent l="0" t="0" r="0" b="0"/>
+            <wp:docPr id="7" name="Picture 7"/>
+            <wp:cNvGraphicFramePr>
+              <a:graphicFrameLocks xmlns:a="http://schemas.openxmlformats.org/drawingml/2006/main" noChangeAspect="1"/>
+            </wp:cNvGraphicFramePr>
+            <a:graphic xmlns:a="http://schemas.openxmlformats.org/drawingml/2006/main">
+              <a:graphicData uri="http://schemas.openxmlformats.org/drawingml/2006/picture">
+                <pic:pic xmlns:pic="http://schemas.openxmlformats.org/drawingml/2006/picture">
+                  <pic:nvPicPr>
+                    <pic:cNvPr id="1" name=""/>
+                    <pic:cNvPicPr/>
+                  </pic:nvPicPr>
+                  <pic:blipFill>
+                    <a:blip r:embed="rId11"/>
+                    <a:stretch>
+                      <a:fillRect/>
+                    </a:stretch>
+                  </pic:blipFill>
+                  <pic:spPr>
+                    <a:xfrm>
+                      <a:off x="0" y="0"/>
+                      <a:ext cx="5943600" cy="3207385"/>
+                    </a:xfrm>
+                    <a:prstGeom prst="rect">
+                      <a:avLst/>
+                    </a:prstGeom>
+                  </pic:spPr>
+                </pic:pic>
+              </a:graphicData>
+            </a:graphic>
+          </wp:inline>
+        </w:drawing>
+      </w:r>
+    </w:p>
+    <w:p>
+      <w:pPr>
+        <w:ind w:firstLine="0"/>
+      </w:pPr>
+      <w:r>
+        <w:lastRenderedPageBreak/>
+        <w:t>We capture the first 0.1s of audio (assuming it is period before human start talking) as baseline for noise floor. During filtering, if the frequency of speech is not louder than noise, we will deem it a noise and reduced it.</w:t>
+      </w:r>
+    </w:p>
+    <w:p>
+      <w:pPr>
         <w:ind w:firstLine="0"/>
       </w:pPr>
       <w:r>
@@ -289,7 +605,6 @@
         </w:numPr>
       </w:pPr>
       <w:r>
-        <w:lastRenderedPageBreak/>
         <w:t>Logic: This method is based on the statistical SNR</w:t>
       </w:r>
       <w:r>
@@ -454,6 +769,7 @@
         </w:numPr>
       </w:pPr>
       <w:r>
+        <w:lastRenderedPageBreak/>
         <w:t>STFT: The Short-Time Fourier Transform breaks the audio into a Spectrogram, revealing a map of frequencies over time.</w:t>
       </w:r>
     </w:p>
@@ -475,10 +791,7 @@
         <w:t>Median</w:t>
       </w:r>
       <w:r>
-        <w:t xml:space="preserve"> windowing</w:t>
-      </w:r>
-      <w:r>
-        <w:t xml:space="preserve"> to estimation the background noise throughout the audio</w:t>
+        <w:t xml:space="preserve"> windowing to estimation the background noise throughout the audio</w:t>
       </w:r>
       <w:r>
         <w:t>.</w:t>
@@ -493,7 +806,6 @@
         </w:numPr>
       </w:pPr>
       <w:r>
-        <w:lastRenderedPageBreak/>
         <w:t>The Mask (The Filter): A set of mathematical instructions is generated. If a frequency is louder than the noise estimate, it is kept; if it is quieter, it is deemed noise and reduced.</w:t>
       </w:r>
     </w:p>
@@ -579,8 +891,169 @@
     </w:p>
     <w:p>
       <w:pPr>
-        <w:ind w:left="720" w:firstLine="0"/>
-      </w:pPr>
+        <w:ind w:firstLine="0"/>
+      </w:pPr>
+      <w:r>
+        <w:t>Result</w:t>
+      </w:r>
+    </w:p>
+    <w:p>
+      <w:pPr>
+        <w:ind w:firstLine="0"/>
+      </w:pPr>
+      <w:r>
+        <w:t xml:space="preserve">Comparison </w:t>
+      </w:r>
+      <w:r>
+        <w:t>Time-Domain</w:t>
+      </w:r>
+      <w:r>
+        <w:t xml:space="preserve"> of Noisy and Cleaned Audio</w:t>
+      </w:r>
+    </w:p>
+    <w:p>
+      <w:pPr>
+        <w:ind w:firstLine="0"/>
+      </w:pPr>
+      <w:r>
+        <w:drawing>
+          <wp:inline distT="0" distB="0" distL="0" distR="0" wp14:anchorId="41D61771" wp14:editId="519ED15F">
+            <wp:extent cx="6074585" cy="1908313"/>
+            <wp:effectExtent l="0" t="0" r="2540" b="0"/>
+            <wp:docPr id="9" name="Picture 9"/>
+            <wp:cNvGraphicFramePr>
+              <a:graphicFrameLocks xmlns:a="http://schemas.openxmlformats.org/drawingml/2006/main" noChangeAspect="1"/>
+            </wp:cNvGraphicFramePr>
+            <a:graphic xmlns:a="http://schemas.openxmlformats.org/drawingml/2006/main">
+              <a:graphicData uri="http://schemas.openxmlformats.org/drawingml/2006/picture">
+                <pic:pic xmlns:pic="http://schemas.openxmlformats.org/drawingml/2006/picture">
+                  <pic:nvPicPr>
+                    <pic:cNvPr id="1" name=""/>
+                    <pic:cNvPicPr/>
+                  </pic:nvPicPr>
+                  <pic:blipFill>
+                    <a:blip r:embed="rId12"/>
+                    <a:stretch>
+                      <a:fillRect/>
+                    </a:stretch>
+                  </pic:blipFill>
+                  <pic:spPr>
+                    <a:xfrm>
+                      <a:off x="0" y="0"/>
+                      <a:ext cx="6259636" cy="1966446"/>
+                    </a:xfrm>
+                    <a:prstGeom prst="rect">
+                      <a:avLst/>
+                    </a:prstGeom>
+                  </pic:spPr>
+                </pic:pic>
+              </a:graphicData>
+            </a:graphic>
+          </wp:inline>
+        </w:drawing>
+      </w:r>
+    </w:p>
+    <w:p>
+      <w:r>
+        <w:lastRenderedPageBreak/>
+        <w:t>Note there is</w:t>
+      </w:r>
+      <w:r>
+        <w:t xml:space="preserve"> significant reduction in amplitude during non-speech </w:t>
+      </w:r>
+      <w:r>
+        <w:t xml:space="preserve">burst </w:t>
+      </w:r>
+      <w:r>
+        <w:t>intervals</w:t>
+      </w:r>
+      <w:r>
+        <w:t>. This indicates that the background amplitude has been suppressed.</w:t>
+      </w:r>
+      <w:r>
+        <w:br/>
+      </w:r>
+    </w:p>
+    <w:p>
+      <w:pPr>
+        <w:ind w:firstLine="0"/>
+      </w:pPr>
+      <w:r>
+        <w:t>Comparison Spectrograms of Noisy and Cleaned Audio</w:t>
+      </w:r>
+    </w:p>
+    <w:p>
+      <w:pPr>
+        <w:ind w:firstLine="0"/>
+      </w:pPr>
+      <w:r>
+        <w:drawing>
+          <wp:inline distT="0" distB="0" distL="0" distR="0" wp14:anchorId="41B09C90" wp14:editId="060F6572">
+            <wp:extent cx="5943600" cy="2244725"/>
+            <wp:effectExtent l="0" t="0" r="0" b="3175"/>
+            <wp:docPr id="11" name="Picture 11"/>
+            <wp:cNvGraphicFramePr>
+              <a:graphicFrameLocks xmlns:a="http://schemas.openxmlformats.org/drawingml/2006/main" noChangeAspect="1"/>
+            </wp:cNvGraphicFramePr>
+            <a:graphic xmlns:a="http://schemas.openxmlformats.org/drawingml/2006/main">
+              <a:graphicData uri="http://schemas.openxmlformats.org/drawingml/2006/picture">
+                <pic:pic xmlns:pic="http://schemas.openxmlformats.org/drawingml/2006/picture">
+                  <pic:nvPicPr>
+                    <pic:cNvPr id="1" name=""/>
+                    <pic:cNvPicPr/>
+                  </pic:nvPicPr>
+                  <pic:blipFill>
+                    <a:blip r:embed="rId13"/>
+                    <a:stretch>
+                      <a:fillRect/>
+                    </a:stretch>
+                  </pic:blipFill>
+                  <pic:spPr>
+                    <a:xfrm>
+                      <a:off x="0" y="0"/>
+                      <a:ext cx="5943600" cy="2244725"/>
+                    </a:xfrm>
+                    <a:prstGeom prst="rect">
+                      <a:avLst/>
+                    </a:prstGeom>
+                  </pic:spPr>
+                </pic:pic>
+              </a:graphicData>
+            </a:graphic>
+          </wp:inline>
+        </w:drawing>
+      </w:r>
+    </w:p>
+    <w:p>
+      <w:pPr>
+        <w:ind w:firstLine="0"/>
+      </w:pPr>
+      <w:r>
+        <w:tab/>
+        <w:t xml:space="preserve">We see that the background haze from the original audio is noticeably darker (lower intensity) on the cleaned audio. While the speech signal (brighter color from 0 – 1500 </w:t>
+      </w:r>
+      <w:proofErr w:type="spellStart"/>
+      <w:proofErr w:type="gramStart"/>
+      <w:r>
+        <w:t>hz</w:t>
+      </w:r>
+      <w:proofErr w:type="spellEnd"/>
+      <w:proofErr w:type="gramEnd"/>
+      <w:r>
+        <w:t>) remain bright</w:t>
+      </w:r>
+      <w:r>
+        <w:t xml:space="preserve"> and sharp. We can conclude that the algorithms have successfully reduce the background </w:t>
+      </w:r>
+      <w:r>
+        <w:t>while preserving</w:t>
+      </w:r>
+      <w:r>
+        <w:t xml:space="preserve"> the integrity of human speech.</w:t>
+      </w:r>
+      <w:r>
+        <w:t xml:space="preserve"> </w:t>
+      </w:r>
     </w:p>
     <w:p>
       <w:pPr>
@@ -640,28 +1113,23 @@
       </w:pPr>
       <w:r>
         <w:lastRenderedPageBreak/>
-        <w:t xml:space="preserve">Speech Integrity: Aggressive </w:t>
-      </w:r>
-      <w:proofErr w:type="spellStart"/>
-      <w:r>
-        <w:t>denoising</w:t>
-      </w:r>
-      <w:proofErr w:type="spellEnd"/>
-      <w:r>
-        <w:t xml:space="preserve"> often removes high-frequency consonants (like "s" or "t"), which can make the speaker sound like they are "underwater" or unintelligible.</w:t>
+        <w:t xml:space="preserve">Limitation: While Short-Time </w:t>
+      </w:r>
+      <w:r>
+        <w:t>Fourier Transform</w:t>
+      </w:r>
+      <w:r>
+        <w:t xml:space="preserve"> has reduce background noise and improve audio quality; it does n</w:t>
+      </w:r>
+      <w:r>
+        <w:t>ot completely remove the noise.</w:t>
       </w:r>
     </w:p>
-    <w:p/>
     <w:p>
       <w:pPr>
+        <w:pStyle w:val="ListParagraph"/>
         <w:ind w:firstLine="0"/>
       </w:pPr>
-      <w:r>
-        <w:t>[Visualization 2: Before &amp; After Spectrograms]</w:t>
-      </w:r>
-      <w:r>
-        <w:br/>
-      </w:r>
     </w:p>
     <w:p>
       <w:pPr>
@@ -674,6 +1142,8 @@
       <w:r>
         <w:t>Conclusion</w:t>
       </w:r>
+      <w:bookmarkStart w:id="0" w:name="_GoBack"/>
+      <w:bookmarkEnd w:id="0"/>
     </w:p>
     <w:p>
       <w:r>
@@ -689,12 +1159,12 @@
       </w:r>
     </w:p>
     <w:sectPr>
-      <w:headerReference w:type="even" r:id="rId9"/>
-      <w:headerReference w:type="default" r:id="rId10"/>
-      <w:footerReference w:type="even" r:id="rId11"/>
-      <w:footerReference w:type="default" r:id="rId12"/>
-      <w:headerReference w:type="first" r:id="rId13"/>
-      <w:footerReference w:type="first" r:id="rId14"/>
+      <w:headerReference w:type="even" r:id="rId14"/>
+      <w:headerReference w:type="default" r:id="rId15"/>
+      <w:footerReference w:type="even" r:id="rId16"/>
+      <w:footerReference w:type="default" r:id="rId17"/>
+      <w:headerReference w:type="first" r:id="rId18"/>
+      <w:footerReference w:type="first" r:id="rId19"/>
       <w:pgSz w:w="12240" w:h="15840"/>
       <w:pgMar w:top="1440" w:right="1440" w:bottom="1440" w:left="1440" w:header="720" w:footer="720" w:gutter="0"/>
       <w:cols w:space="720"/>
@@ -813,7 +1283,6 @@
         <w15:appearance w15:val="hidden"/>
         <w:text/>
       </w:sdtPr>
-      <w:sdtEndPr/>
       <w:sdtContent>
         <w:r>
           <w:t>Page</w:t>
@@ -836,7 +1305,7 @@
       <w:rPr>
         <w:noProof/>
       </w:rPr>
-      <w:t>5</w:t>
+      <w:t>8</w:t>
     </w:r>
     <w:r>
       <w:rPr>
@@ -866,7 +1335,6 @@
         <w15:appearance w15:val="hidden"/>
         <w:text/>
       </w:sdtPr>
-      <w:sdtEndPr/>
       <w:sdtContent>
         <w:r>
           <w:t>Page</w:t>
@@ -3903,7 +4371,7 @@
   <w:abstractNum w:abstractNumId="38" w15:restartNumberingAfterBreak="0">
     <w:nsid w:val="71E40D33"/>
     <w:multiLevelType w:val="hybridMultilevel"/>
-    <w:tmpl w:val="1B14276A"/>
+    <w:tmpl w:val="B5E0E242"/>
     <w:lvl w:ilvl="0" w:tplc="04090013">
       <w:start w:val="1"/>
       <w:numFmt w:val="upperRoman"/>
@@ -3913,14 +4381,17 @@
         <w:ind w:left="720" w:hanging="360"/>
       </w:pPr>
     </w:lvl>
-    <w:lvl w:ilvl="1" w:tplc="04090019">
-      <w:start w:val="1"/>
-      <w:numFmt w:val="lowerLetter"/>
-      <w:lvlText w:val="%2."/>
+    <w:lvl w:ilvl="1" w:tplc="683E9792">
+      <w:start w:val="2"/>
+      <w:numFmt w:val="bullet"/>
+      <w:lvlText w:val="-"/>
       <w:lvlJc w:val="left"/>
       <w:pPr>
         <w:ind w:left="1440" w:hanging="360"/>
       </w:pPr>
+      <w:rPr>
+        <w:rFonts w:ascii="Times New Roman" w:eastAsiaTheme="minorEastAsia" w:hAnsi="Times New Roman" w:cs="Times New Roman" w:hint="default"/>
+      </w:rPr>
     </w:lvl>
     <w:lvl w:ilvl="2" w:tplc="0409001B">
       <w:start w:val="1"/>
@@ -6528,7 +6999,7 @@
     <w:charset w:val="86"/>
     <w:family w:val="auto"/>
     <w:pitch w:val="variable"/>
-    <w:sig w:usb0="00000003" w:usb1="288F0000" w:usb2="00000016" w:usb3="00000000" w:csb0="00040001" w:csb1="00000000"/>
+    <w:sig w:usb0="00000203" w:usb1="288F0000" w:usb2="00000016" w:usb3="00000000" w:csb0="00040001" w:csb1="00000000"/>
   </w:font>
   <w:font w:name="Courier New">
     <w:panose1 w:val="02070309020205020404"/>
@@ -6578,7 +7049,7 @@
     <w:charset w:val="00"/>
     <w:family w:val="swiss"/>
     <w:pitch w:val="variable"/>
-    <w:sig w:usb0="E10002FF" w:usb1="4000ACFF" w:usb2="00000009" w:usb3="00000000" w:csb0="0000019F" w:csb1="00000000"/>
+    <w:sig w:usb0="E4002EFF" w:usb1="C200247B" w:usb2="00000009" w:usb3="00000000" w:csb0="000001FF" w:csb1="00000000"/>
   </w:font>
   <w:font w:name="DengXian">
     <w:altName w:val="等线"/>
@@ -6630,6 +7101,7 @@
     <w:rsidRoot w:val="001D44BA"/>
     <w:rsid w:val="001D44BA"/>
     <w:rsid w:val="002B53DC"/>
+    <w:rsid w:val="002E1A2F"/>
     <w:rsid w:val="0038673B"/>
     <w:rsid w:val="00936E4F"/>
     <w:rsid w:val="00D46B0F"/>
@@ -7427,7 +7899,7 @@
 </file>
 
 <file path=customXml/itemProps2.xml><?xml version="1.0" encoding="utf-8"?>
-<ds:datastoreItem xmlns:ds="http://schemas.openxmlformats.org/officeDocument/2006/customXml" ds:itemID="{50557B6F-353B-4C9F-86FB-6B065E7569E3}">
+<ds:datastoreItem xmlns:ds="http://schemas.openxmlformats.org/officeDocument/2006/customXml" ds:itemID="{E0B214FC-6729-4FCF-9C6A-BCA0CBBFDA28}">
   <ds:schemaRefs>
     <ds:schemaRef ds:uri="http://schemas.openxmlformats.org/officeDocument/2006/bibliography"/>
   </ds:schemaRefs>

--- a/docs/FFT.docx
+++ b/docs/FFT.docx
@@ -212,17 +212,10 @@
         <w:t>- The Stacking: These vertical slices of frequency data are lined up side-by-side chronologically.</w:t>
       </w:r>
       <w:r>
+        <w:rPr>
+          <w:cs/>
+        </w:rPr>
         <w:br/>
-      </w:r>
-      <w:r>
-        <w:br/>
-        <w:t xml:space="preserve">FFT on whole </w:t>
-      </w:r>
-      <w:r>
-        <w:t xml:space="preserve">noisy </w:t>
-      </w:r>
-      <w:r>
-        <w:t>audio</w:t>
       </w:r>
     </w:p>
     <w:p>
@@ -230,6 +223,24 @@
         <w:ind w:firstLine="0"/>
       </w:pPr>
       <w:r>
+        <w:t xml:space="preserve">FFT on whole </w:t>
+      </w:r>
+      <w:r>
+        <w:t xml:space="preserve">noisy </w:t>
+      </w:r>
+      <w:r>
+        <w:t>audio</w:t>
+      </w:r>
+    </w:p>
+    <w:p>
+      <w:pPr>
+        <w:ind w:firstLine="0"/>
+      </w:pPr>
+      <w:r>
+        <w:rPr>
+          <w:noProof/>
+          <w:lang w:eastAsia="zh-CN" w:bidi="km-KH"/>
+        </w:rPr>
         <w:drawing>
           <wp:inline distT="0" distB="0" distL="0" distR="0" wp14:anchorId="46D66C52" wp14:editId="13E2D13C">
             <wp:extent cx="5943600" cy="2205355"/>
@@ -296,6 +307,10 @@
         <w:ind w:firstLine="0"/>
       </w:pPr>
       <w:r>
+        <w:rPr>
+          <w:noProof/>
+          <w:lang w:eastAsia="zh-CN" w:bidi="km-KH"/>
+        </w:rPr>
         <w:drawing>
           <wp:inline distT="0" distB="0" distL="0" distR="0" wp14:anchorId="306BEC22" wp14:editId="54E91D52">
             <wp:extent cx="5943600" cy="3176270"/>
@@ -542,6 +557,10 @@
         <w:ind w:firstLine="0"/>
       </w:pPr>
       <w:r>
+        <w:rPr>
+          <w:noProof/>
+          <w:lang w:eastAsia="zh-CN" w:bidi="km-KH"/>
+        </w:rPr>
         <w:drawing>
           <wp:inline distT="0" distB="0" distL="0" distR="0" wp14:anchorId="0C4A85A7" wp14:editId="5B003EF4">
             <wp:extent cx="5943600" cy="3207385"/>
@@ -709,6 +728,8 @@
       <w:r>
         <w:t>.</w:t>
       </w:r>
+      <w:bookmarkStart w:id="0" w:name="_GoBack"/>
+      <w:bookmarkEnd w:id="0"/>
     </w:p>
     <w:p>
       <w:pPr>
@@ -916,6 +937,10 @@
         <w:ind w:firstLine="0"/>
       </w:pPr>
       <w:r>
+        <w:rPr>
+          <w:noProof/>
+          <w:lang w:eastAsia="zh-CN" w:bidi="km-KH"/>
+        </w:rPr>
         <w:drawing>
           <wp:inline distT="0" distB="0" distL="0" distR="0" wp14:anchorId="41D61771" wp14:editId="519ED15F">
             <wp:extent cx="6074585" cy="1908313"/>
@@ -987,6 +1012,10 @@
         <w:ind w:firstLine="0"/>
       </w:pPr>
       <w:r>
+        <w:rPr>
+          <w:noProof/>
+          <w:lang w:eastAsia="zh-CN" w:bidi="km-KH"/>
+        </w:rPr>
         <w:drawing>
           <wp:inline distT="0" distB="0" distL="0" distR="0" wp14:anchorId="41B09C90" wp14:editId="060F6572">
             <wp:extent cx="5943600" cy="2244725"/>
@@ -1043,13 +1072,7 @@
         <w:t>) remain bright</w:t>
       </w:r>
       <w:r>
-        <w:t xml:space="preserve"> and sharp. We can conclude that the algorithms have successfully reduce the background </w:t>
-      </w:r>
-      <w:r>
-        <w:t>while preserving</w:t>
-      </w:r>
-      <w:r>
-        <w:t xml:space="preserve"> the integrity of human speech.</w:t>
+        <w:t xml:space="preserve"> and sharp. We can conclude that the algorithms have successfully reduce the background while preserving the integrity of human speech.</w:t>
       </w:r>
       <w:r>
         <w:t xml:space="preserve"> </w:t>
@@ -1142,8 +1165,6 @@
       <w:r>
         <w:t>Conclusion</w:t>
       </w:r>
-      <w:bookmarkStart w:id="0" w:name="_GoBack"/>
-      <w:bookmarkEnd w:id="0"/>
     </w:p>
     <w:p>
       <w:r>
@@ -1283,6 +1304,7 @@
         <w15:appearance w15:val="hidden"/>
         <w:text/>
       </w:sdtPr>
+      <w:sdtEndPr/>
       <w:sdtContent>
         <w:r>
           <w:t>Page</w:t>
@@ -1305,7 +1327,7 @@
       <w:rPr>
         <w:noProof/>
       </w:rPr>
-      <w:t>8</w:t>
+      <w:t>5</w:t>
     </w:r>
     <w:r>
       <w:rPr>
@@ -1335,6 +1357,7 @@
         <w15:appearance w15:val="hidden"/>
         <w:text/>
       </w:sdtPr>
+      <w:sdtEndPr/>
       <w:sdtContent>
         <w:r>
           <w:t>Page</w:t>
@@ -7103,6 +7126,7 @@
     <w:rsid w:val="002B53DC"/>
     <w:rsid w:val="002E1A2F"/>
     <w:rsid w:val="0038673B"/>
+    <w:rsid w:val="004E0451"/>
     <w:rsid w:val="00936E4F"/>
     <w:rsid w:val="00D46B0F"/>
     <w:rsid w:val="00EF6737"/>
@@ -7899,7 +7923,7 @@
 </file>
 
 <file path=customXml/itemProps2.xml><?xml version="1.0" encoding="utf-8"?>
-<ds:datastoreItem xmlns:ds="http://schemas.openxmlformats.org/officeDocument/2006/customXml" ds:itemID="{E0B214FC-6729-4FCF-9C6A-BCA0CBBFDA28}">
+<ds:datastoreItem xmlns:ds="http://schemas.openxmlformats.org/officeDocument/2006/customXml" ds:itemID="{136D0B1B-FC87-49C9-8B89-195498510A44}">
   <ds:schemaRefs>
     <ds:schemaRef ds:uri="http://schemas.openxmlformats.org/officeDocument/2006/bibliography"/>
   </ds:schemaRefs>
